--- a/BasicC/Memorylayout/Memorylayout.docx
+++ b/BasicC/Memorylayout/Memorylayout.docx
@@ -475,13 +475,7 @@
         <w:rPr>
           <w:highlight w:val="red"/>
         </w:rPr>
-        <w:t xml:space="preserve"> mapping</w:t>
-      </w:r>
-      <w:r>
-        <w:rPr>
-          <w:highlight w:val="red"/>
-        </w:rPr>
-        <w:t xml:space="preserve">: </w:t>
+        <w:t xml:space="preserve"> mapping: </w:t>
       </w:r>
       <w:proofErr w:type="spellStart"/>
       <w:r>
@@ -1278,13 +1272,7 @@
         <w:rPr>
           <w:highlight w:val="red"/>
         </w:rPr>
-        <w:t xml:space="preserve"> mapping</w:t>
-      </w:r>
-      <w:r>
-        <w:rPr>
-          <w:highlight w:val="red"/>
-        </w:rPr>
-        <w:t xml:space="preserve">: </w:t>
+        <w:t xml:space="preserve"> mapping: </w:t>
       </w:r>
       <w:proofErr w:type="spellStart"/>
       <w:r>
@@ -1568,7 +1556,6 @@
       </w:r>
     </w:p>
     <w:p>
-      <w:bookmarkStart w:id="0" w:name="_GoBack"/>
       <w:r>
         <w:t xml:space="preserve">File mapping: </w:t>
       </w:r>
@@ -2041,30 +2028,1280 @@
     </w:p>
     <w:p>
       <w:r>
-        <w:t>Anonymous Mapping</w:t>
-      </w:r>
-      <w:r>
+        <w:t xml:space="preserve">Anonymous Mapping: </w:t>
+      </w:r>
+      <w:proofErr w:type="spellStart"/>
+      <w:r>
+        <w:t>tạo</w:t>
+      </w:r>
+      <w:proofErr w:type="spellEnd"/>
+      <w:r>
+        <w:t xml:space="preserve"> </w:t>
+      </w:r>
+      <w:proofErr w:type="spellStart"/>
+      <w:r>
+        <w:t>phân</w:t>
+      </w:r>
+      <w:proofErr w:type="spellEnd"/>
+      <w:r>
+        <w:t xml:space="preserve"> </w:t>
+      </w:r>
+      <w:proofErr w:type="spellStart"/>
+      <w:r>
+        <w:t>vùng</w:t>
+      </w:r>
+      <w:proofErr w:type="spellEnd"/>
+      <w:r>
+        <w:t xml:space="preserve"> </w:t>
+      </w:r>
+      <w:proofErr w:type="spellStart"/>
+      <w:r>
+        <w:t>bộ</w:t>
+      </w:r>
+      <w:proofErr w:type="spellEnd"/>
+      <w:r>
+        <w:t xml:space="preserve"> </w:t>
+      </w:r>
+      <w:proofErr w:type="spellStart"/>
+      <w:r>
+        <w:t>nhớ</w:t>
+      </w:r>
+      <w:proofErr w:type="spellEnd"/>
+      <w:r>
+        <w:t xml:space="preserve"> </w:t>
+      </w:r>
+      <w:proofErr w:type="spellStart"/>
+      <w:r>
+        <w:t>ảo</w:t>
+      </w:r>
+      <w:proofErr w:type="spellEnd"/>
+      <w:r>
+        <w:t xml:space="preserve"> </w:t>
+      </w:r>
+      <w:proofErr w:type="spellStart"/>
+      <w:r>
+        <w:t>trực</w:t>
+      </w:r>
+      <w:proofErr w:type="spellEnd"/>
+      <w:r>
+        <w:t xml:space="preserve"> </w:t>
+      </w:r>
+      <w:proofErr w:type="spellStart"/>
+      <w:r>
+        <w:t>tiếp</w:t>
+      </w:r>
+      <w:proofErr w:type="spellEnd"/>
+      <w:r>
+        <w:t xml:space="preserve"> </w:t>
+      </w:r>
+      <w:proofErr w:type="spellStart"/>
+      <w:r>
+        <w:t>mình</w:t>
+      </w:r>
+      <w:proofErr w:type="spellEnd"/>
+      <w:r>
+        <w:t xml:space="preserve"> </w:t>
+      </w:r>
+      <w:proofErr w:type="spellStart"/>
+      <w:r>
+        <w:t>cần</w:t>
+      </w:r>
+      <w:proofErr w:type="spellEnd"/>
+      <w:r>
+        <w:t xml:space="preserve"> </w:t>
+      </w:r>
+      <w:proofErr w:type="spellStart"/>
+      <w:r>
+        <w:t>và</w:t>
+      </w:r>
+      <w:proofErr w:type="spellEnd"/>
+      <w:r>
+        <w:t xml:space="preserve"> </w:t>
+      </w:r>
+      <w:proofErr w:type="spellStart"/>
+      <w:r>
+        <w:t>tự</w:t>
+      </w:r>
+      <w:proofErr w:type="spellEnd"/>
+      <w:r>
+        <w:t xml:space="preserve"> </w:t>
+      </w:r>
+      <w:proofErr w:type="spellStart"/>
+      <w:r>
+        <w:t>quản</w:t>
+      </w:r>
+      <w:proofErr w:type="spellEnd"/>
+      <w:r>
+        <w:t xml:space="preserve"> </w:t>
+      </w:r>
+      <w:proofErr w:type="spellStart"/>
+      <w:r>
+        <w:t>lí</w:t>
+      </w:r>
+      <w:proofErr w:type="spellEnd"/>
+      <w:r>
+        <w:t xml:space="preserve"> </w:t>
+      </w:r>
+      <w:proofErr w:type="spellStart"/>
+      <w:r>
+        <w:t>nhứ</w:t>
+      </w:r>
+      <w:proofErr w:type="spellEnd"/>
+      <w:r>
+        <w:t xml:space="preserve"> </w:t>
+      </w:r>
+      <w:proofErr w:type="spellStart"/>
+      <w:r>
+        <w:t>các</w:t>
+      </w:r>
+      <w:proofErr w:type="spellEnd"/>
+      <w:r>
+        <w:t xml:space="preserve"> </w:t>
+      </w:r>
+      <w:proofErr w:type="spellStart"/>
+      <w:r>
+        <w:t>quản</w:t>
+      </w:r>
+      <w:proofErr w:type="spellEnd"/>
+      <w:r>
+        <w:t xml:space="preserve"> </w:t>
+      </w:r>
+      <w:proofErr w:type="spellStart"/>
+      <w:r>
+        <w:t>lí</w:t>
+      </w:r>
+      <w:proofErr w:type="spellEnd"/>
+      <w:r>
+        <w:t xml:space="preserve"> </w:t>
+      </w:r>
+      <w:proofErr w:type="spellStart"/>
+      <w:r>
+        <w:t>bộ</w:t>
+      </w:r>
+      <w:proofErr w:type="spellEnd"/>
+      <w:r>
+        <w:t xml:space="preserve"> </w:t>
+      </w:r>
+      <w:proofErr w:type="spellStart"/>
+      <w:r>
+        <w:t>nhớ</w:t>
+      </w:r>
+      <w:proofErr w:type="spellEnd"/>
+      <w:r>
+        <w:t xml:space="preserve"> MCU </w:t>
+      </w:r>
+      <w:proofErr w:type="spellStart"/>
+      <w:r>
+        <w:t>thông</w:t>
+      </w:r>
+      <w:proofErr w:type="spellEnd"/>
+      <w:r>
+        <w:t xml:space="preserve"> </w:t>
+      </w:r>
+      <w:proofErr w:type="spellStart"/>
+      <w:r>
+        <w:t>thường</w:t>
+      </w:r>
+      <w:proofErr w:type="spellEnd"/>
+      <w:r>
+        <w:t xml:space="preserve"> </w:t>
+      </w:r>
+      <w:proofErr w:type="spellStart"/>
+      <w:proofErr w:type="gramStart"/>
+      <w:r>
+        <w:t>lun</w:t>
+      </w:r>
+      <w:proofErr w:type="spellEnd"/>
+      <w:r>
+        <w:t>(</w:t>
+      </w:r>
+      <w:proofErr w:type="gramEnd"/>
+      <w:r>
+        <w:t xml:space="preserve"> ở </w:t>
+      </w:r>
+      <w:proofErr w:type="spellStart"/>
+      <w:r>
+        <w:t>bên</w:t>
+      </w:r>
+      <w:proofErr w:type="spellEnd"/>
+      <w:r>
+        <w:t xml:space="preserve"> </w:t>
+      </w:r>
+      <w:proofErr w:type="spellStart"/>
+      <w:r>
+        <w:t>Dưới</w:t>
+      </w:r>
+      <w:proofErr w:type="spellEnd"/>
+      <w:r>
+        <w:t xml:space="preserve"> MMU </w:t>
+      </w:r>
+      <w:proofErr w:type="spellStart"/>
+      <w:r>
+        <w:t>lấy</w:t>
+      </w:r>
+      <w:proofErr w:type="spellEnd"/>
+      <w:r>
+        <w:t xml:space="preserve"> Ram </w:t>
+      </w:r>
+      <w:proofErr w:type="spellStart"/>
+      <w:r>
+        <w:t>chứ</w:t>
+      </w:r>
+      <w:proofErr w:type="spellEnd"/>
+      <w:r>
+        <w:t xml:space="preserve"> </w:t>
+      </w:r>
+      <w:proofErr w:type="spellStart"/>
+      <w:r>
+        <w:t>nào</w:t>
+      </w:r>
+      <w:proofErr w:type="spellEnd"/>
+      <w:r>
+        <w:t xml:space="preserve"> </w:t>
+      </w:r>
+      <w:proofErr w:type="spellStart"/>
+      <w:r>
+        <w:t>không</w:t>
+      </w:r>
+      <w:proofErr w:type="spellEnd"/>
+      <w:r>
+        <w:t xml:space="preserve"> </w:t>
+      </w:r>
+      <w:proofErr w:type="spellStart"/>
+      <w:r>
+        <w:t>cần</w:t>
+      </w:r>
+      <w:proofErr w:type="spellEnd"/>
+      <w:r>
+        <w:t xml:space="preserve"> </w:t>
+      </w:r>
+      <w:proofErr w:type="spellStart"/>
+      <w:r>
+        <w:t>quan</w:t>
+      </w:r>
+      <w:proofErr w:type="spellEnd"/>
+      <w:r>
+        <w:t xml:space="preserve"> </w:t>
+      </w:r>
+      <w:proofErr w:type="spellStart"/>
+      <w:r>
+        <w:t>tâm</w:t>
+      </w:r>
+      <w:proofErr w:type="spellEnd"/>
+      <w:r>
+        <w:t xml:space="preserve">) </w:t>
+      </w:r>
+    </w:p>
+    <w:p>
+      <w:proofErr w:type="spellStart"/>
+      <w:r>
+        <w:t>Bài</w:t>
+      </w:r>
+      <w:proofErr w:type="spellEnd"/>
+      <w:r>
+        <w:t xml:space="preserve"> </w:t>
+      </w:r>
+      <w:proofErr w:type="spellStart"/>
+      <w:r>
+        <w:t>ví</w:t>
+      </w:r>
+      <w:proofErr w:type="spellEnd"/>
+      <w:r>
+        <w:t xml:space="preserve"> </w:t>
+      </w:r>
+      <w:proofErr w:type="spellStart"/>
+      <w:r>
+        <w:t>dụ</w:t>
+      </w:r>
+      <w:proofErr w:type="spellEnd"/>
+      <w:r>
+        <w:t xml:space="preserve"> </w:t>
+      </w:r>
+      <w:proofErr w:type="spellStart"/>
+      <w:r>
+        <w:t>về</w:t>
+      </w:r>
+      <w:proofErr w:type="spellEnd"/>
+      <w:r>
+        <w:t xml:space="preserve"> </w:t>
+      </w:r>
+      <w:proofErr w:type="spellStart"/>
+      <w:r>
+        <w:t>vị</w:t>
+      </w:r>
+      <w:proofErr w:type="spellEnd"/>
+      <w:r>
+        <w:t xml:space="preserve"> </w:t>
+      </w:r>
+      <w:proofErr w:type="spellStart"/>
+      <w:r>
+        <w:t>trí</w:t>
+      </w:r>
+      <w:proofErr w:type="spellEnd"/>
+      <w:r>
+        <w:t xml:space="preserve"> </w:t>
+      </w:r>
+      <w:proofErr w:type="spellStart"/>
+      <w:r>
+        <w:t>của</w:t>
+      </w:r>
+      <w:proofErr w:type="spellEnd"/>
+      <w:r>
+        <w:t xml:space="preserve"> </w:t>
+      </w:r>
+      <w:proofErr w:type="spellStart"/>
+      <w:r>
+        <w:t>từng</w:t>
+      </w:r>
+      <w:proofErr w:type="spellEnd"/>
+      <w:r>
+        <w:t xml:space="preserve"> </w:t>
+      </w:r>
+      <w:proofErr w:type="spellStart"/>
+      <w:r>
+        <w:t>cái</w:t>
+      </w:r>
+      <w:proofErr w:type="spellEnd"/>
+      <w:r>
+        <w:t xml:space="preserve"> </w:t>
+      </w:r>
+      <w:proofErr w:type="spellStart"/>
+      <w:r>
+        <w:t>trong</w:t>
+      </w:r>
+      <w:proofErr w:type="spellEnd"/>
+      <w:r>
+        <w:t xml:space="preserve"> segment:</w:t>
+      </w:r>
+    </w:p>
+    <w:p>
+      <w:r>
+        <w:drawing>
+          <wp:inline distT="0" distB="0" distL="0" distR="0" wp14:anchorId="6F903FE3" wp14:editId="5F253BB8">
+            <wp:extent cx="3043451" cy="3538011"/>
+            <wp:effectExtent l="0" t="0" r="5080" b="5715"/>
+            <wp:docPr id="1" name="Picture 1"/>
+            <wp:cNvGraphicFramePr>
+              <a:graphicFrameLocks xmlns:a="http://schemas.openxmlformats.org/drawingml/2006/main" noChangeAspect="1"/>
+            </wp:cNvGraphicFramePr>
+            <a:graphic xmlns:a="http://schemas.openxmlformats.org/drawingml/2006/main">
+              <a:graphicData uri="http://schemas.openxmlformats.org/drawingml/2006/picture">
+                <pic:pic xmlns:pic="http://schemas.openxmlformats.org/drawingml/2006/picture">
+                  <pic:nvPicPr>
+                    <pic:cNvPr id="1" name=""/>
+                    <pic:cNvPicPr/>
+                  </pic:nvPicPr>
+                  <pic:blipFill>
+                    <a:blip r:embed="rId5"/>
+                    <a:stretch>
+                      <a:fillRect/>
+                    </a:stretch>
+                  </pic:blipFill>
+                  <pic:spPr>
+                    <a:xfrm>
+                      <a:off x="0" y="0"/>
+                      <a:ext cx="3064362" cy="3562320"/>
+                    </a:xfrm>
+                    <a:prstGeom prst="rect">
+                      <a:avLst/>
+                    </a:prstGeom>
+                  </pic:spPr>
+                </pic:pic>
+              </a:graphicData>
+            </a:graphic>
+          </wp:inline>
+        </w:drawing>
+      </w:r>
+    </w:p>
+    <w:p/>
+    <w:p>
+      <w:pPr>
+        <w:rPr>
+          <w:rFonts w:ascii="Futura-Bold" w:hAnsi="Futura-Bold"/>
+          <w:b/>
+          <w:bCs/>
+          <w:color w:val="000000"/>
+          <w:sz w:val="24"/>
+          <w:szCs w:val="24"/>
+        </w:rPr>
+      </w:pPr>
+      <w:r>
+        <w:rPr>
+          <w:rFonts w:ascii="Futura-Bold" w:hAnsi="Futura-Bold"/>
+          <w:b/>
+          <w:bCs/>
+          <w:color w:val="000000"/>
+          <w:sz w:val="24"/>
+          <w:szCs w:val="24"/>
+        </w:rPr>
+        <w:lastRenderedPageBreak/>
+        <w:t xml:space="preserve">2. </w:t>
+      </w:r>
+      <w:r>
+        <w:rPr>
+          <w:rFonts w:ascii="Futura-Bold" w:hAnsi="Futura-Bold"/>
+          <w:b/>
+          <w:bCs/>
+          <w:color w:val="000000"/>
+          <w:sz w:val="24"/>
+          <w:szCs w:val="24"/>
+        </w:rPr>
+        <w:t>Virtual Memory Management</w:t>
+      </w:r>
+      <w:r>
+        <w:rPr>
+          <w:rFonts w:ascii="Futura-Bold" w:hAnsi="Futura-Bold"/>
+          <w:b/>
+          <w:bCs/>
+          <w:color w:val="000000"/>
+          <w:sz w:val="24"/>
+          <w:szCs w:val="24"/>
+        </w:rPr>
+        <w:t>:</w:t>
+      </w:r>
+    </w:p>
+    <w:p>
+      <w:pPr>
+        <w:pStyle w:val="NormalWeb"/>
+      </w:pPr>
+      <w:r>
+        <w:t xml:space="preserve">Linux </w:t>
+      </w:r>
+      <w:proofErr w:type="spellStart"/>
+      <w:r>
+        <w:t>sử</w:t>
+      </w:r>
+      <w:proofErr w:type="spellEnd"/>
+      <w:r>
+        <w:t xml:space="preserve"> </w:t>
+      </w:r>
+      <w:proofErr w:type="spellStart"/>
+      <w:r>
+        <w:t>dụng</w:t>
+      </w:r>
+      <w:proofErr w:type="spellEnd"/>
+      <w:r>
+        <w:t xml:space="preserve"> </w:t>
+      </w:r>
+      <w:proofErr w:type="spellStart"/>
+      <w:r>
+        <w:t>kỹ</w:t>
+      </w:r>
+      <w:proofErr w:type="spellEnd"/>
+      <w:r>
+        <w:t xml:space="preserve"> </w:t>
+      </w:r>
+      <w:proofErr w:type="spellStart"/>
+      <w:r>
+        <w:t>thuật</w:t>
+      </w:r>
+      <w:proofErr w:type="spellEnd"/>
+      <w:r>
+        <w:t xml:space="preserve"> </w:t>
+      </w:r>
+      <w:proofErr w:type="spellStart"/>
+      <w:r>
+        <w:t>quản</w:t>
+      </w:r>
+      <w:proofErr w:type="spellEnd"/>
+      <w:r>
+        <w:t xml:space="preserve"> </w:t>
+      </w:r>
+      <w:proofErr w:type="spellStart"/>
+      <w:r>
+        <w:t>lí</w:t>
+      </w:r>
+      <w:proofErr w:type="spellEnd"/>
+      <w:r>
+        <w:t xml:space="preserve"> </w:t>
+      </w:r>
+      <w:proofErr w:type="spellStart"/>
+      <w:r>
+        <w:t>bộ</w:t>
+      </w:r>
+      <w:proofErr w:type="spellEnd"/>
+      <w:r>
+        <w:t xml:space="preserve"> </w:t>
+      </w:r>
+      <w:proofErr w:type="spellStart"/>
+      <w:r>
+        <w:t>nhớ</w:t>
+      </w:r>
+      <w:proofErr w:type="spellEnd"/>
+      <w:r>
+        <w:t xml:space="preserve"> </w:t>
+      </w:r>
+      <w:proofErr w:type="spellStart"/>
+      <w:r>
+        <w:t>ảo</w:t>
+      </w:r>
+      <w:proofErr w:type="spellEnd"/>
+      <w:r>
+        <w:t xml:space="preserve">. </w:t>
+      </w:r>
+      <w:proofErr w:type="spellStart"/>
+      <w:r>
+        <w:t>Mục</w:t>
+      </w:r>
+      <w:proofErr w:type="spellEnd"/>
+      <w:r>
+        <w:t xml:space="preserve"> </w:t>
+      </w:r>
+      <w:proofErr w:type="spellStart"/>
+      <w:r>
+        <w:t>tiêu</w:t>
+      </w:r>
+      <w:proofErr w:type="spellEnd"/>
+      <w:r>
+        <w:t>:</w:t>
+      </w:r>
+    </w:p>
+    <w:p>
+      <w:pPr>
+        <w:numPr>
+          <w:ilvl w:val="0"/>
+          <w:numId w:val="2"/>
+        </w:numPr>
+        <w:spacing w:before="100" w:beforeAutospacing="1" w:after="100" w:afterAutospacing="1" w:line="240" w:lineRule="auto"/>
+        <w:rPr>
+          <w:rFonts w:ascii="Times New Roman" w:eastAsia="Times New Roman" w:hAnsi="Times New Roman" w:cs="Times New Roman"/>
+          <w:sz w:val="24"/>
+          <w:szCs w:val="24"/>
+        </w:rPr>
+      </w:pPr>
+      <w:proofErr w:type="spellStart"/>
+      <w:r>
+        <w:rPr>
+          <w:rFonts w:ascii="Times New Roman" w:eastAsia="Times New Roman" w:hAnsi="Times New Roman" w:cs="Times New Roman"/>
+          <w:sz w:val="24"/>
+          <w:szCs w:val="24"/>
+        </w:rPr>
+        <w:t>Sử</w:t>
+      </w:r>
+      <w:proofErr w:type="spellEnd"/>
+      <w:r>
+        <w:rPr>
+          <w:rFonts w:ascii="Times New Roman" w:eastAsia="Times New Roman" w:hAnsi="Times New Roman" w:cs="Times New Roman"/>
+          <w:sz w:val="24"/>
+          <w:szCs w:val="24"/>
+        </w:rPr>
+        <w:t xml:space="preserve"> </w:t>
+      </w:r>
+      <w:proofErr w:type="spellStart"/>
+      <w:r>
+        <w:rPr>
+          <w:rFonts w:ascii="Times New Roman" w:eastAsia="Times New Roman" w:hAnsi="Times New Roman" w:cs="Times New Roman"/>
+          <w:sz w:val="24"/>
+          <w:szCs w:val="24"/>
+        </w:rPr>
+        <w:t>dụng</w:t>
+      </w:r>
+      <w:proofErr w:type="spellEnd"/>
+      <w:r>
+        <w:rPr>
+          <w:rFonts w:ascii="Times New Roman" w:eastAsia="Times New Roman" w:hAnsi="Times New Roman" w:cs="Times New Roman"/>
+          <w:sz w:val="24"/>
+          <w:szCs w:val="24"/>
+        </w:rPr>
+        <w:t xml:space="preserve"> RAM </w:t>
+      </w:r>
+      <w:proofErr w:type="spellStart"/>
+      <w:r>
+        <w:rPr>
+          <w:rFonts w:ascii="Times New Roman" w:eastAsia="Times New Roman" w:hAnsi="Times New Roman" w:cs="Times New Roman"/>
+          <w:sz w:val="24"/>
+          <w:szCs w:val="24"/>
+        </w:rPr>
+        <w:t>hiệu</w:t>
+      </w:r>
+      <w:proofErr w:type="spellEnd"/>
+      <w:r>
+        <w:rPr>
+          <w:rFonts w:ascii="Times New Roman" w:eastAsia="Times New Roman" w:hAnsi="Times New Roman" w:cs="Times New Roman"/>
+          <w:sz w:val="24"/>
+          <w:szCs w:val="24"/>
+        </w:rPr>
+        <w:t xml:space="preserve"> </w:t>
+      </w:r>
+      <w:proofErr w:type="spellStart"/>
+      <w:r>
+        <w:rPr>
+          <w:rFonts w:ascii="Times New Roman" w:eastAsia="Times New Roman" w:hAnsi="Times New Roman" w:cs="Times New Roman"/>
+          <w:sz w:val="24"/>
+          <w:szCs w:val="24"/>
+        </w:rPr>
+        <w:t>quả</w:t>
+      </w:r>
+      <w:proofErr w:type="spellEnd"/>
+      <w:r>
+        <w:rPr>
+          <w:rFonts w:ascii="Times New Roman" w:eastAsia="Times New Roman" w:hAnsi="Times New Roman" w:cs="Times New Roman"/>
+          <w:sz w:val="24"/>
+          <w:szCs w:val="24"/>
+        </w:rPr>
+        <w:t xml:space="preserve"> </w:t>
+      </w:r>
+      <w:proofErr w:type="spellStart"/>
+      <w:r>
+        <w:rPr>
+          <w:rFonts w:ascii="Times New Roman" w:eastAsia="Times New Roman" w:hAnsi="Times New Roman" w:cs="Times New Roman"/>
+          <w:sz w:val="24"/>
+          <w:szCs w:val="24"/>
+        </w:rPr>
+        <w:t>hơn</w:t>
+      </w:r>
+      <w:proofErr w:type="spellEnd"/>
+      <w:r>
+        <w:rPr>
+          <w:rFonts w:ascii="Times New Roman" w:eastAsia="Times New Roman" w:hAnsi="Times New Roman" w:cs="Times New Roman"/>
+          <w:sz w:val="24"/>
+          <w:szCs w:val="24"/>
+        </w:rPr>
+        <w:t xml:space="preserve">. </w:t>
+      </w:r>
+    </w:p>
+    <w:p>
+      <w:pPr>
+        <w:numPr>
+          <w:ilvl w:val="0"/>
+          <w:numId w:val="2"/>
+        </w:numPr>
+        <w:spacing w:before="100" w:beforeAutospacing="1" w:after="100" w:afterAutospacing="1" w:line="240" w:lineRule="auto"/>
+        <w:rPr>
+          <w:rFonts w:ascii="Times New Roman" w:eastAsia="Times New Roman" w:hAnsi="Times New Roman" w:cs="Times New Roman"/>
+          <w:sz w:val="24"/>
+          <w:szCs w:val="24"/>
+        </w:rPr>
+      </w:pPr>
+      <w:r>
+        <w:rPr>
+          <w:rFonts w:ascii="Times New Roman" w:eastAsia="Times New Roman" w:hAnsi="Times New Roman" w:cs="Times New Roman"/>
+          <w:sz w:val="24"/>
+          <w:szCs w:val="24"/>
+        </w:rPr>
+        <w:t xml:space="preserve">Cho </w:t>
+      </w:r>
+      <w:proofErr w:type="spellStart"/>
+      <w:r>
+        <w:rPr>
+          <w:rFonts w:ascii="Times New Roman" w:eastAsia="Times New Roman" w:hAnsi="Times New Roman" w:cs="Times New Roman"/>
+          <w:sz w:val="24"/>
+          <w:szCs w:val="24"/>
+        </w:rPr>
+        <w:t>phép</w:t>
+      </w:r>
+      <w:proofErr w:type="spellEnd"/>
+      <w:r>
+        <w:rPr>
+          <w:rFonts w:ascii="Times New Roman" w:eastAsia="Times New Roman" w:hAnsi="Times New Roman" w:cs="Times New Roman"/>
+          <w:sz w:val="24"/>
+          <w:szCs w:val="24"/>
+        </w:rPr>
+        <w:t xml:space="preserve"> </w:t>
+      </w:r>
+      <w:proofErr w:type="spellStart"/>
+      <w:r>
+        <w:rPr>
+          <w:rFonts w:ascii="Times New Roman" w:eastAsia="Times New Roman" w:hAnsi="Times New Roman" w:cs="Times New Roman"/>
+          <w:sz w:val="24"/>
+          <w:szCs w:val="24"/>
+        </w:rPr>
+        <w:t>chạy</w:t>
+      </w:r>
+      <w:proofErr w:type="spellEnd"/>
+      <w:r>
+        <w:rPr>
+          <w:rFonts w:ascii="Times New Roman" w:eastAsia="Times New Roman" w:hAnsi="Times New Roman" w:cs="Times New Roman"/>
+          <w:sz w:val="24"/>
+          <w:szCs w:val="24"/>
+        </w:rPr>
+        <w:t xml:space="preserve"> </w:t>
+      </w:r>
+      <w:proofErr w:type="spellStart"/>
+      <w:r>
+        <w:rPr>
+          <w:rFonts w:ascii="Times New Roman" w:eastAsia="Times New Roman" w:hAnsi="Times New Roman" w:cs="Times New Roman"/>
+          <w:sz w:val="24"/>
+          <w:szCs w:val="24"/>
+        </w:rPr>
+        <w:t>chương</w:t>
+      </w:r>
+      <w:proofErr w:type="spellEnd"/>
+      <w:r>
+        <w:rPr>
+          <w:rFonts w:ascii="Times New Roman" w:eastAsia="Times New Roman" w:hAnsi="Times New Roman" w:cs="Times New Roman"/>
+          <w:sz w:val="24"/>
+          <w:szCs w:val="24"/>
+        </w:rPr>
+        <w:t xml:space="preserve"> </w:t>
+      </w:r>
+      <w:proofErr w:type="spellStart"/>
+      <w:r>
+        <w:rPr>
+          <w:rFonts w:ascii="Times New Roman" w:eastAsia="Times New Roman" w:hAnsi="Times New Roman" w:cs="Times New Roman"/>
+          <w:sz w:val="24"/>
+          <w:szCs w:val="24"/>
+        </w:rPr>
+        <w:t>trình</w:t>
+      </w:r>
+      <w:proofErr w:type="spellEnd"/>
+      <w:r>
+        <w:rPr>
+          <w:rFonts w:ascii="Times New Roman" w:eastAsia="Times New Roman" w:hAnsi="Times New Roman" w:cs="Times New Roman"/>
+          <w:sz w:val="24"/>
+          <w:szCs w:val="24"/>
+        </w:rPr>
+        <w:t xml:space="preserve"> </w:t>
+      </w:r>
+      <w:proofErr w:type="spellStart"/>
+      <w:r>
+        <w:rPr>
+          <w:rFonts w:ascii="Times New Roman" w:eastAsia="Times New Roman" w:hAnsi="Times New Roman" w:cs="Times New Roman"/>
+          <w:sz w:val="24"/>
+          <w:szCs w:val="24"/>
+        </w:rPr>
+        <w:t>lớn</w:t>
+      </w:r>
+      <w:proofErr w:type="spellEnd"/>
+      <w:r>
+        <w:rPr>
+          <w:rFonts w:ascii="Times New Roman" w:eastAsia="Times New Roman" w:hAnsi="Times New Roman" w:cs="Times New Roman"/>
+          <w:sz w:val="24"/>
+          <w:szCs w:val="24"/>
+        </w:rPr>
+        <w:t xml:space="preserve"> </w:t>
+      </w:r>
+      <w:proofErr w:type="spellStart"/>
+      <w:r>
+        <w:rPr>
+          <w:rFonts w:ascii="Times New Roman" w:eastAsia="Times New Roman" w:hAnsi="Times New Roman" w:cs="Times New Roman"/>
+          <w:sz w:val="24"/>
+          <w:szCs w:val="24"/>
+        </w:rPr>
+        <w:t>hơn</w:t>
+      </w:r>
+      <w:proofErr w:type="spellEnd"/>
+      <w:r>
+        <w:rPr>
+          <w:rFonts w:ascii="Times New Roman" w:eastAsia="Times New Roman" w:hAnsi="Times New Roman" w:cs="Times New Roman"/>
+          <w:sz w:val="24"/>
+          <w:szCs w:val="24"/>
+        </w:rPr>
+        <w:t xml:space="preserve"> RAM </w:t>
+      </w:r>
+      <w:proofErr w:type="spellStart"/>
+      <w:r>
+        <w:rPr>
+          <w:rFonts w:ascii="Times New Roman" w:eastAsia="Times New Roman" w:hAnsi="Times New Roman" w:cs="Times New Roman"/>
+          <w:sz w:val="24"/>
+          <w:szCs w:val="24"/>
+        </w:rPr>
+        <w:t>vật</w:t>
+      </w:r>
+      <w:proofErr w:type="spellEnd"/>
+      <w:r>
+        <w:rPr>
+          <w:rFonts w:ascii="Times New Roman" w:eastAsia="Times New Roman" w:hAnsi="Times New Roman" w:cs="Times New Roman"/>
+          <w:sz w:val="24"/>
+          <w:szCs w:val="24"/>
+        </w:rPr>
+        <w:t xml:space="preserve"> </w:t>
+      </w:r>
+      <w:proofErr w:type="spellStart"/>
+      <w:r>
+        <w:rPr>
+          <w:rFonts w:ascii="Times New Roman" w:eastAsia="Times New Roman" w:hAnsi="Times New Roman" w:cs="Times New Roman"/>
+          <w:sz w:val="24"/>
+          <w:szCs w:val="24"/>
+        </w:rPr>
+        <w:t>lý</w:t>
+      </w:r>
+      <w:proofErr w:type="spellEnd"/>
+      <w:r>
+        <w:rPr>
+          <w:rFonts w:ascii="Times New Roman" w:eastAsia="Times New Roman" w:hAnsi="Times New Roman" w:cs="Times New Roman"/>
+          <w:sz w:val="24"/>
+          <w:szCs w:val="24"/>
+        </w:rPr>
+        <w:t xml:space="preserve">. </w:t>
+      </w:r>
+    </w:p>
+    <w:p>
+      <w:pPr>
+        <w:spacing w:before="100" w:beforeAutospacing="1" w:after="100" w:afterAutospacing="1" w:line="240" w:lineRule="auto"/>
+        <w:rPr>
+          <w:rFonts w:ascii="Times New Roman" w:eastAsia="Times New Roman" w:hAnsi="Times New Roman" w:cs="Times New Roman"/>
+          <w:sz w:val="24"/>
+          <w:szCs w:val="24"/>
+        </w:rPr>
+      </w:pPr>
+      <w:r>
+        <w:rPr>
+          <w:rFonts w:ascii="Times New Roman" w:eastAsia="Times New Roman" w:hAnsi="Times New Roman" w:cs="Times New Roman"/>
+          <w:sz w:val="24"/>
+          <w:szCs w:val="24"/>
+        </w:rPr>
+        <w:t>Vi</w:t>
+      </w:r>
+      <w:r>
+        <w:rPr>
+          <w:rFonts w:ascii="Times New Roman" w:eastAsia="Times New Roman" w:hAnsi="Times New Roman" w:cs="Times New Roman"/>
+          <w:sz w:val="24"/>
+          <w:szCs w:val="24"/>
+        </w:rPr>
+        <w:t xml:space="preserve">rtual Memory </w:t>
+      </w:r>
+      <w:proofErr w:type="spellStart"/>
+      <w:r>
+        <w:rPr>
+          <w:rFonts w:ascii="Times New Roman" w:eastAsia="Times New Roman" w:hAnsi="Times New Roman" w:cs="Times New Roman"/>
+          <w:sz w:val="24"/>
+          <w:szCs w:val="24"/>
+        </w:rPr>
+        <w:t>hoạt</w:t>
+      </w:r>
+      <w:proofErr w:type="spellEnd"/>
+      <w:r>
+        <w:rPr>
+          <w:rFonts w:ascii="Times New Roman" w:eastAsia="Times New Roman" w:hAnsi="Times New Roman" w:cs="Times New Roman"/>
+          <w:sz w:val="24"/>
+          <w:szCs w:val="24"/>
+        </w:rPr>
+        <w:t xml:space="preserve"> </w:t>
+      </w:r>
+      <w:proofErr w:type="spellStart"/>
+      <w:r>
+        <w:rPr>
+          <w:rFonts w:ascii="Times New Roman" w:eastAsia="Times New Roman" w:hAnsi="Times New Roman" w:cs="Times New Roman"/>
+          <w:sz w:val="24"/>
+          <w:szCs w:val="24"/>
+        </w:rPr>
+        <w:t>động</w:t>
+      </w:r>
+      <w:proofErr w:type="spellEnd"/>
+      <w:r>
+        <w:rPr>
+          <w:rFonts w:ascii="Times New Roman" w:eastAsia="Times New Roman" w:hAnsi="Times New Roman" w:cs="Times New Roman"/>
+          <w:sz w:val="24"/>
+          <w:szCs w:val="24"/>
+        </w:rPr>
+        <w:t xml:space="preserve"> </w:t>
+      </w:r>
+      <w:proofErr w:type="spellStart"/>
+      <w:r>
+        <w:rPr>
+          <w:rFonts w:ascii="Times New Roman" w:eastAsia="Times New Roman" w:hAnsi="Times New Roman" w:cs="Times New Roman"/>
+          <w:sz w:val="24"/>
+          <w:szCs w:val="24"/>
+        </w:rPr>
+        <w:t>thế</w:t>
+      </w:r>
+      <w:proofErr w:type="spellEnd"/>
+      <w:r>
+        <w:rPr>
+          <w:rFonts w:ascii="Times New Roman" w:eastAsia="Times New Roman" w:hAnsi="Times New Roman" w:cs="Times New Roman"/>
+          <w:sz w:val="24"/>
+          <w:szCs w:val="24"/>
+        </w:rPr>
+        <w:t xml:space="preserve"> </w:t>
+      </w:r>
+      <w:proofErr w:type="spellStart"/>
+      <w:r>
+        <w:rPr>
+          <w:rFonts w:ascii="Times New Roman" w:eastAsia="Times New Roman" w:hAnsi="Times New Roman" w:cs="Times New Roman"/>
+          <w:sz w:val="24"/>
+          <w:szCs w:val="24"/>
+        </w:rPr>
+        <w:t>nào</w:t>
+      </w:r>
+      <w:proofErr w:type="spellEnd"/>
+      <w:r>
+        <w:rPr>
+          <w:rFonts w:ascii="Times New Roman" w:eastAsia="Times New Roman" w:hAnsi="Times New Roman" w:cs="Times New Roman"/>
+          <w:sz w:val="24"/>
+          <w:szCs w:val="24"/>
+        </w:rPr>
+        <w:t>?</w:t>
+      </w:r>
+      <w:r>
+        <w:rPr>
+          <w:rFonts w:ascii="Times New Roman" w:eastAsia="Times New Roman" w:hAnsi="Times New Roman" w:cs="Times New Roman"/>
+          <w:sz w:val="24"/>
+          <w:szCs w:val="24"/>
+        </w:rPr>
+        <w:t xml:space="preserve"> </w:t>
+      </w:r>
+      <w:proofErr w:type="spellStart"/>
+      <w:r>
+        <w:rPr>
+          <w:rFonts w:ascii="Times New Roman" w:eastAsia="Times New Roman" w:hAnsi="Times New Roman" w:cs="Times New Roman"/>
+          <w:sz w:val="24"/>
+          <w:szCs w:val="24"/>
+        </w:rPr>
+        <w:t>Mỗi</w:t>
+      </w:r>
+      <w:proofErr w:type="spellEnd"/>
+      <w:r>
+        <w:rPr>
+          <w:rFonts w:ascii="Times New Roman" w:eastAsia="Times New Roman" w:hAnsi="Times New Roman" w:cs="Times New Roman"/>
+          <w:sz w:val="24"/>
+          <w:szCs w:val="24"/>
+        </w:rPr>
+        <w:t xml:space="preserve"> </w:t>
+      </w:r>
+      <w:proofErr w:type="spellStart"/>
+      <w:r>
+        <w:rPr>
+          <w:rFonts w:ascii="Times New Roman" w:eastAsia="Times New Roman" w:hAnsi="Times New Roman" w:cs="Times New Roman"/>
+          <w:sz w:val="24"/>
+          <w:szCs w:val="24"/>
+        </w:rPr>
+        <w:t>chương</w:t>
+      </w:r>
+      <w:proofErr w:type="spellEnd"/>
+      <w:r>
+        <w:rPr>
+          <w:rFonts w:ascii="Times New Roman" w:eastAsia="Times New Roman" w:hAnsi="Times New Roman" w:cs="Times New Roman"/>
+          <w:sz w:val="24"/>
+          <w:szCs w:val="24"/>
+        </w:rPr>
+        <w:t xml:space="preserve"> </w:t>
+      </w:r>
+      <w:proofErr w:type="spellStart"/>
+      <w:r>
+        <w:rPr>
+          <w:rFonts w:ascii="Times New Roman" w:eastAsia="Times New Roman" w:hAnsi="Times New Roman" w:cs="Times New Roman"/>
+          <w:sz w:val="24"/>
+          <w:szCs w:val="24"/>
+        </w:rPr>
+        <w:t>trìn</w:t>
+      </w:r>
+      <w:r>
+        <w:rPr>
+          <w:rFonts w:ascii="Times New Roman" w:eastAsia="Times New Roman" w:hAnsi="Times New Roman" w:cs="Times New Roman"/>
+          <w:sz w:val="24"/>
+          <w:szCs w:val="24"/>
+        </w:rPr>
+        <w:t>h</w:t>
+      </w:r>
+      <w:proofErr w:type="spellEnd"/>
+      <w:r>
+        <w:rPr>
+          <w:rFonts w:ascii="Times New Roman" w:eastAsia="Times New Roman" w:hAnsi="Times New Roman" w:cs="Times New Roman"/>
+          <w:sz w:val="24"/>
+          <w:szCs w:val="24"/>
+        </w:rPr>
+        <w:t xml:space="preserve"> </w:t>
+      </w:r>
+      <w:proofErr w:type="spellStart"/>
+      <w:r>
+        <w:rPr>
+          <w:rFonts w:ascii="Times New Roman" w:eastAsia="Times New Roman" w:hAnsi="Times New Roman" w:cs="Times New Roman"/>
+          <w:sz w:val="24"/>
+          <w:szCs w:val="24"/>
+        </w:rPr>
+        <w:t>được</w:t>
+      </w:r>
+      <w:proofErr w:type="spellEnd"/>
+      <w:r>
+        <w:rPr>
+          <w:rFonts w:ascii="Times New Roman" w:eastAsia="Times New Roman" w:hAnsi="Times New Roman" w:cs="Times New Roman"/>
+          <w:sz w:val="24"/>
+          <w:szCs w:val="24"/>
+        </w:rPr>
+        <w:t xml:space="preserve"> chia </w:t>
+      </w:r>
+      <w:proofErr w:type="spellStart"/>
+      <w:r>
+        <w:rPr>
+          <w:rFonts w:ascii="Times New Roman" w:eastAsia="Times New Roman" w:hAnsi="Times New Roman" w:cs="Times New Roman"/>
+          <w:sz w:val="24"/>
+          <w:szCs w:val="24"/>
+        </w:rPr>
+        <w:t>thành</w:t>
+      </w:r>
+      <w:proofErr w:type="spellEnd"/>
+      <w:r>
+        <w:rPr>
+          <w:rFonts w:ascii="Times New Roman" w:eastAsia="Times New Roman" w:hAnsi="Times New Roman" w:cs="Times New Roman"/>
+          <w:sz w:val="24"/>
+          <w:szCs w:val="24"/>
+        </w:rPr>
+        <w:t xml:space="preserve"> </w:t>
+      </w:r>
+      <w:proofErr w:type="spellStart"/>
+      <w:r>
+        <w:rPr>
+          <w:rFonts w:ascii="Times New Roman" w:eastAsia="Times New Roman" w:hAnsi="Times New Roman" w:cs="Times New Roman"/>
+          <w:sz w:val="24"/>
+          <w:szCs w:val="24"/>
+        </w:rPr>
+        <w:t>các</w:t>
+      </w:r>
+      <w:proofErr w:type="spellEnd"/>
+      <w:r>
+        <w:rPr>
+          <w:rFonts w:ascii="Times New Roman" w:eastAsia="Times New Roman" w:hAnsi="Times New Roman" w:cs="Times New Roman"/>
+          <w:sz w:val="24"/>
+          <w:szCs w:val="24"/>
+        </w:rPr>
+        <w:t xml:space="preserve"> </w:t>
+      </w:r>
+      <w:proofErr w:type="spellStart"/>
+      <w:r>
+        <w:rPr>
+          <w:rFonts w:ascii="Times New Roman" w:eastAsia="Times New Roman" w:hAnsi="Times New Roman" w:cs="Times New Roman"/>
+          <w:sz w:val="24"/>
+          <w:szCs w:val="24"/>
+        </w:rPr>
+        <w:t>khối</w:t>
+      </w:r>
+      <w:proofErr w:type="spellEnd"/>
+      <w:r>
+        <w:rPr>
+          <w:rFonts w:ascii="Times New Roman" w:eastAsia="Times New Roman" w:hAnsi="Times New Roman" w:cs="Times New Roman"/>
+          <w:sz w:val="24"/>
+          <w:szCs w:val="24"/>
+        </w:rPr>
+        <w:t xml:space="preserve"> </w:t>
+      </w:r>
+      <w:proofErr w:type="spellStart"/>
+      <w:r>
+        <w:rPr>
+          <w:rFonts w:ascii="Times New Roman" w:eastAsia="Times New Roman" w:hAnsi="Times New Roman" w:cs="Times New Roman"/>
+          <w:sz w:val="24"/>
+          <w:szCs w:val="24"/>
+        </w:rPr>
+        <w:t>nhỏ</w:t>
+      </w:r>
+      <w:proofErr w:type="spellEnd"/>
+      <w:r>
+        <w:rPr>
+          <w:rFonts w:ascii="Times New Roman" w:eastAsia="Times New Roman" w:hAnsi="Times New Roman" w:cs="Times New Roman"/>
+          <w:sz w:val="24"/>
+          <w:szCs w:val="24"/>
+        </w:rPr>
         <w:t xml:space="preserve">: </w:t>
       </w:r>
-      <w:proofErr w:type="spellStart"/>
-      <w:r>
-        <w:t>tạo</w:t>
-      </w:r>
-      <w:proofErr w:type="spellEnd"/>
-      <w:r>
-        <w:t xml:space="preserve"> </w:t>
-      </w:r>
-      <w:proofErr w:type="spellStart"/>
-      <w:r>
-        <w:t>phân</w:t>
-      </w:r>
-      <w:proofErr w:type="spellEnd"/>
-      <w:r>
-        <w:t xml:space="preserve"> </w:t>
-      </w:r>
-      <w:proofErr w:type="spellStart"/>
-      <w:r>
-        <w:t>vùng</w:t>
+      <w:r>
+        <w:rPr>
+          <w:rFonts w:ascii="Times New Roman" w:eastAsia="Times New Roman" w:hAnsi="Times New Roman" w:cs="Times New Roman"/>
+          <w:sz w:val="24"/>
+          <w:szCs w:val="24"/>
+        </w:rPr>
+        <w:t>Page</w:t>
+      </w:r>
+    </w:p>
+    <w:p>
+      <w:pPr>
+        <w:spacing w:before="100" w:beforeAutospacing="1" w:after="100" w:afterAutospacing="1" w:line="240" w:lineRule="auto"/>
+        <w:jc w:val="center"/>
+        <w:rPr>
+          <w:rFonts w:ascii="Times New Roman" w:eastAsia="Times New Roman" w:hAnsi="Times New Roman" w:cs="Times New Roman"/>
+          <w:sz w:val="24"/>
+          <w:szCs w:val="24"/>
+        </w:rPr>
+      </w:pPr>
+      <w:r>
+        <w:rPr>
+          <w:rFonts w:ascii="Times New Roman" w:eastAsia="Times New Roman" w:hAnsi="Times New Roman" w:cs="Times New Roman"/>
+          <w:sz w:val="24"/>
+          <w:szCs w:val="24"/>
+        </w:rPr>
+        <w:drawing>
+          <wp:inline distT="0" distB="0" distL="0" distR="0" wp14:anchorId="2F6CACCC" wp14:editId="446CB5E6">
+            <wp:extent cx="2756848" cy="2552452"/>
+            <wp:effectExtent l="0" t="0" r="5715" b="635"/>
+            <wp:docPr id="2" name="Picture 2"/>
+            <wp:cNvGraphicFramePr>
+              <a:graphicFrameLocks xmlns:a="http://schemas.openxmlformats.org/drawingml/2006/main" noChangeAspect="1"/>
+            </wp:cNvGraphicFramePr>
+            <a:graphic xmlns:a="http://schemas.openxmlformats.org/drawingml/2006/main">
+              <a:graphicData uri="http://schemas.openxmlformats.org/drawingml/2006/picture">
+                <pic:pic xmlns:pic="http://schemas.openxmlformats.org/drawingml/2006/picture">
+                  <pic:nvPicPr>
+                    <pic:cNvPr id="1" name=""/>
+                    <pic:cNvPicPr/>
+                  </pic:nvPicPr>
+                  <pic:blipFill>
+                    <a:blip r:embed="rId6"/>
+                    <a:stretch>
+                      <a:fillRect/>
+                    </a:stretch>
+                  </pic:blipFill>
+                  <pic:spPr>
+                    <a:xfrm>
+                      <a:off x="0" y="0"/>
+                      <a:ext cx="2768548" cy="2563285"/>
+                    </a:xfrm>
+                    <a:prstGeom prst="rect">
+                      <a:avLst/>
+                    </a:prstGeom>
+                  </pic:spPr>
+                </pic:pic>
+              </a:graphicData>
+            </a:graphic>
+          </wp:inline>
+        </w:drawing>
+      </w:r>
+    </w:p>
+    <w:p>
+      <w:pPr>
+        <w:pStyle w:val="NormalWeb"/>
+        <w:rPr>
+          <w:rFonts w:ascii="Courier New" w:hAnsi="Courier New" w:cs="Courier New"/>
+          <w:sz w:val="20"/>
+          <w:szCs w:val="20"/>
+        </w:rPr>
+      </w:pPr>
+      <w:r>
+        <w:t xml:space="preserve">RAM </w:t>
+      </w:r>
+      <w:proofErr w:type="spellStart"/>
+      <w:r>
+        <w:t>cũng</w:t>
+      </w:r>
+      <w:proofErr w:type="spellEnd"/>
+      <w:r>
+        <w:t xml:space="preserve"> </w:t>
+      </w:r>
+      <w:proofErr w:type="spellStart"/>
+      <w:r>
+        <w:t>được</w:t>
+      </w:r>
+      <w:proofErr w:type="spellEnd"/>
+      <w:r>
+        <w:t xml:space="preserve"> chia </w:t>
+      </w:r>
+      <w:proofErr w:type="spellStart"/>
+      <w:r>
+        <w:t>thành</w:t>
+      </w:r>
+      <w:proofErr w:type="spellEnd"/>
+      <w:r>
+        <w:t xml:space="preserve"> </w:t>
+      </w:r>
+      <w:proofErr w:type="spellStart"/>
+      <w:r>
+        <w:t>các</w:t>
+      </w:r>
+      <w:proofErr w:type="spellEnd"/>
+      <w:r>
+        <w:t xml:space="preserve"> </w:t>
+      </w:r>
+      <w:proofErr w:type="spellStart"/>
+      <w:r>
+        <w:t>khối</w:t>
+      </w:r>
+      <w:proofErr w:type="spellEnd"/>
+      <w:r>
+        <w:t xml:space="preserve"> </w:t>
+      </w:r>
+      <w:proofErr w:type="spellStart"/>
+      <w:r>
+        <w:t>cùng</w:t>
+      </w:r>
+      <w:proofErr w:type="spellEnd"/>
+      <w:r>
+        <w:t xml:space="preserve"> </w:t>
+      </w:r>
+      <w:proofErr w:type="spellStart"/>
+      <w:r>
+        <w:t>kích</w:t>
+      </w:r>
+      <w:proofErr w:type="spellEnd"/>
+      <w:r>
+        <w:t xml:space="preserve"> </w:t>
+      </w:r>
+      <w:proofErr w:type="spellStart"/>
+      <w:r>
+        <w:t>thước</w:t>
+      </w:r>
+      <w:proofErr w:type="spellEnd"/>
+      <w:r>
+        <w:t xml:space="preserve">: </w:t>
+      </w:r>
+      <w:r>
+        <w:t>Page Frame</w:t>
+      </w:r>
+      <w:r>
+        <w:t xml:space="preserve">. </w:t>
+      </w:r>
+      <w:proofErr w:type="spellStart"/>
+      <w:r>
+        <w:t>Thực</w:t>
+      </w:r>
+      <w:proofErr w:type="spellEnd"/>
+      <w:r>
+        <w:t xml:space="preserve"> </w:t>
+      </w:r>
+      <w:proofErr w:type="spellStart"/>
+      <w:r>
+        <w:t>tế</w:t>
+      </w:r>
+      <w:proofErr w:type="spellEnd"/>
+      <w:r>
+        <w:t xml:space="preserve"> </w:t>
+      </w:r>
+      <w:proofErr w:type="spellStart"/>
+      <w:r>
+        <w:t>là</w:t>
+      </w:r>
+      <w:proofErr w:type="spellEnd"/>
+      <w:r>
+        <w:t xml:space="preserve"> </w:t>
+      </w:r>
+      <w:proofErr w:type="spellStart"/>
+      <w:r>
+        <w:t>bộc</w:t>
+      </w:r>
+      <w:proofErr w:type="spellEnd"/>
+      <w:r>
+        <w:t xml:space="preserve"> </w:t>
+      </w:r>
+      <w:proofErr w:type="spellStart"/>
+      <w:r>
+        <w:t>các</w:t>
+      </w:r>
+      <w:proofErr w:type="spellEnd"/>
+      <w:r>
+        <w:t xml:space="preserve"> </w:t>
+      </w:r>
+      <w:proofErr w:type="spellStart"/>
+      <w:r>
+        <w:t>khối</w:t>
+      </w:r>
+      <w:proofErr w:type="spellEnd"/>
+      <w:r>
+        <w:t xml:space="preserve"> page </w:t>
+      </w:r>
+      <w:proofErr w:type="spellStart"/>
+      <w:r>
+        <w:t>của</w:t>
+      </w:r>
+      <w:proofErr w:type="spellEnd"/>
+      <w:r>
+        <w:t xml:space="preserve"> RAM </w:t>
+      </w:r>
+      <w:proofErr w:type="spellStart"/>
+      <w:r>
+        <w:t>rải</w:t>
+      </w:r>
+      <w:proofErr w:type="spellEnd"/>
+      <w:r>
+        <w:t xml:space="preserve"> </w:t>
+      </w:r>
+      <w:proofErr w:type="spellStart"/>
+      <w:r>
+        <w:t>rác</w:t>
+      </w:r>
+      <w:proofErr w:type="spellEnd"/>
+      <w:r>
+        <w:t xml:space="preserve"> </w:t>
+      </w:r>
+      <w:proofErr w:type="spellStart"/>
+      <w:r>
+        <w:t>trên</w:t>
       </w:r>
       <w:proofErr w:type="spellEnd"/>
       <w:r>
@@ -2084,6 +3321,78 @@
       </w:r>
       <w:proofErr w:type="spellEnd"/>
       <w:r>
+        <w:t xml:space="preserve"> RAM </w:t>
+      </w:r>
+      <w:proofErr w:type="spellStart"/>
+      <w:r>
+        <w:t>vật</w:t>
+      </w:r>
+      <w:proofErr w:type="spellEnd"/>
+      <w:r>
+        <w:t xml:space="preserve"> </w:t>
+      </w:r>
+      <w:proofErr w:type="spellStart"/>
+      <w:r>
+        <w:t>lí</w:t>
+      </w:r>
+      <w:proofErr w:type="spellEnd"/>
+      <w:r>
+        <w:t xml:space="preserve"> </w:t>
+      </w:r>
+      <w:proofErr w:type="spellStart"/>
+      <w:r>
+        <w:t>gom</w:t>
+      </w:r>
+      <w:proofErr w:type="spellEnd"/>
+      <w:r>
+        <w:t xml:space="preserve"> </w:t>
+      </w:r>
+      <w:proofErr w:type="spellStart"/>
+      <w:r>
+        <w:t>lại</w:t>
+      </w:r>
+      <w:proofErr w:type="spellEnd"/>
+      <w:r>
+        <w:t xml:space="preserve"> </w:t>
+      </w:r>
+      <w:proofErr w:type="spellStart"/>
+      <w:r>
+        <w:t>thành</w:t>
+      </w:r>
+      <w:proofErr w:type="spellEnd"/>
+      <w:r>
+        <w:t xml:space="preserve"> </w:t>
+      </w:r>
+      <w:proofErr w:type="spellStart"/>
+      <w:r>
+        <w:t>không</w:t>
+      </w:r>
+      <w:proofErr w:type="spellEnd"/>
+      <w:r>
+        <w:t xml:space="preserve"> </w:t>
+      </w:r>
+      <w:proofErr w:type="spellStart"/>
+      <w:r>
+        <w:t>gian</w:t>
+      </w:r>
+      <w:proofErr w:type="spellEnd"/>
+      <w:r>
+        <w:t xml:space="preserve"> </w:t>
+      </w:r>
+      <w:proofErr w:type="spellStart"/>
+      <w:r>
+        <w:t>bộ</w:t>
+      </w:r>
+      <w:proofErr w:type="spellEnd"/>
+      <w:r>
+        <w:t xml:space="preserve"> </w:t>
+      </w:r>
+      <w:proofErr w:type="spellStart"/>
+      <w:r>
+        <w:t>nhớ</w:t>
+      </w:r>
+      <w:proofErr w:type="spellEnd"/>
+      <w:r>
         <w:t xml:space="preserve"> </w:t>
       </w:r>
       <w:proofErr w:type="spellStart"/>
@@ -2092,223 +3401,764 @@
       </w:r>
       <w:proofErr w:type="spellEnd"/>
       <w:r>
-        <w:t xml:space="preserve"> </w:t>
-      </w:r>
-      <w:proofErr w:type="spellStart"/>
-      <w:r>
-        <w:t>trực</w:t>
-      </w:r>
-      <w:proofErr w:type="spellEnd"/>
-      <w:r>
-        <w:t xml:space="preserve"> </w:t>
-      </w:r>
-      <w:proofErr w:type="spellStart"/>
-      <w:r>
-        <w:t>tiếp</w:t>
-      </w:r>
-      <w:proofErr w:type="spellEnd"/>
-      <w:r>
-        <w:t xml:space="preserve"> </w:t>
-      </w:r>
-      <w:proofErr w:type="spellStart"/>
-      <w:r>
-        <w:t>mình</w:t>
-      </w:r>
-      <w:proofErr w:type="spellEnd"/>
-      <w:r>
-        <w:t xml:space="preserve"> </w:t>
-      </w:r>
-      <w:proofErr w:type="spellStart"/>
-      <w:r>
+        <w:t xml:space="preserve">. </w:t>
+      </w:r>
+      <w:proofErr w:type="spellStart"/>
+      <w:r>
+        <w:t>Tại</w:t>
+      </w:r>
+      <w:proofErr w:type="spellEnd"/>
+      <w:r>
+        <w:t xml:space="preserve"> 1 </w:t>
+      </w:r>
+      <w:proofErr w:type="spellStart"/>
+      <w:r>
+        <w:t>thời</w:t>
+      </w:r>
+      <w:proofErr w:type="spellEnd"/>
+      <w:r>
+        <w:t xml:space="preserve"> </w:t>
+      </w:r>
+      <w:proofErr w:type="spellStart"/>
+      <w:r>
+        <w:t>điểm</w:t>
+      </w:r>
+      <w:proofErr w:type="spellEnd"/>
+      <w:r>
+        <w:t xml:space="preserve"> </w:t>
+      </w:r>
+      <w:proofErr w:type="spellStart"/>
+      <w:r>
+        <w:t>chỉ</w:t>
+      </w:r>
+      <w:proofErr w:type="spellEnd"/>
+      <w:r>
+        <w:t xml:space="preserve"> </w:t>
+      </w:r>
+      <w:proofErr w:type="spellStart"/>
+      <w:r>
+        <w:t>có</w:t>
+      </w:r>
+      <w:proofErr w:type="spellEnd"/>
+      <w:r>
+        <w:t xml:space="preserve"> 1 </w:t>
+      </w:r>
+      <w:proofErr w:type="spellStart"/>
+      <w:r>
+        <w:t>số</w:t>
+      </w:r>
+      <w:proofErr w:type="spellEnd"/>
+      <w:r>
+        <w:t xml:space="preserve"> page </w:t>
+      </w:r>
+      <w:proofErr w:type="spellStart"/>
+      <w:r>
+        <w:t>là</w:t>
+      </w:r>
+      <w:proofErr w:type="spellEnd"/>
+      <w:r>
+        <w:t xml:space="preserve"> </w:t>
+      </w:r>
+      <w:proofErr w:type="spellStart"/>
+      <w:r>
+        <w:t>nằm</w:t>
+      </w:r>
+      <w:proofErr w:type="spellEnd"/>
+      <w:r>
+        <w:t xml:space="preserve"> </w:t>
+      </w:r>
+      <w:proofErr w:type="spellStart"/>
+      <w:r>
+        <w:t>trong</w:t>
+      </w:r>
+      <w:proofErr w:type="spellEnd"/>
+      <w:r>
+        <w:t xml:space="preserve"> RAM </w:t>
+      </w:r>
+      <w:proofErr w:type="spellStart"/>
+      <w:r>
+        <w:t>thực</w:t>
+      </w:r>
+      <w:proofErr w:type="spellEnd"/>
+      <w:r>
+        <w:t xml:space="preserve"> </w:t>
+      </w:r>
+      <w:proofErr w:type="spellStart"/>
+      <w:r>
+        <w:t>tế</w:t>
+      </w:r>
+      <w:proofErr w:type="spellEnd"/>
+      <w:r>
+        <w:t xml:space="preserve">, </w:t>
+      </w:r>
+      <w:proofErr w:type="spellStart"/>
+      <w:r>
+        <w:t>các</w:t>
+      </w:r>
+      <w:proofErr w:type="spellEnd"/>
+      <w:r>
+        <w:t xml:space="preserve"> page </w:t>
+      </w:r>
+      <w:proofErr w:type="spellStart"/>
+      <w:r>
+        <w:t>đó</w:t>
+      </w:r>
+      <w:proofErr w:type="spellEnd"/>
+      <w:r>
+        <w:t xml:space="preserve"> </w:t>
+      </w:r>
+      <w:proofErr w:type="spellStart"/>
+      <w:r>
+        <w:t>được</w:t>
+      </w:r>
+      <w:proofErr w:type="spellEnd"/>
+      <w:r>
+        <w:t xml:space="preserve"> </w:t>
+      </w:r>
+      <w:proofErr w:type="spellStart"/>
+      <w:r>
+        <w:t>gọi</w:t>
+      </w:r>
+      <w:proofErr w:type="spellEnd"/>
+      <w:r>
+        <w:t xml:space="preserve"> </w:t>
+      </w:r>
+      <w:proofErr w:type="spellStart"/>
+      <w:r>
+        <w:t>là</w:t>
+      </w:r>
+      <w:proofErr w:type="spellEnd"/>
+      <w:r>
+        <w:t xml:space="preserve"> </w:t>
+      </w:r>
+      <w:r>
+        <w:rPr>
+          <w:rFonts w:ascii="Courier New" w:hAnsi="Courier New" w:cs="Courier New"/>
+          <w:sz w:val="20"/>
+          <w:szCs w:val="20"/>
+        </w:rPr>
+        <w:t>Resident Set</w:t>
+      </w:r>
+      <w:r>
+        <w:rPr>
+          <w:rFonts w:ascii="Courier New" w:hAnsi="Courier New" w:cs="Courier New"/>
+          <w:sz w:val="20"/>
+          <w:szCs w:val="20"/>
+        </w:rPr>
+        <w:t>.</w:t>
+      </w:r>
+    </w:p>
+    <w:p>
+      <w:pPr>
+        <w:pStyle w:val="Heading4"/>
+      </w:pPr>
+      <w:proofErr w:type="spellStart"/>
+      <w:r>
+        <w:t>Các</w:t>
+      </w:r>
+      <w:proofErr w:type="spellEnd"/>
+      <w:r>
+        <w:t xml:space="preserve"> page </w:t>
+      </w:r>
+      <w:proofErr w:type="spellStart"/>
+      <w:r>
+        <w:t>còn</w:t>
+      </w:r>
+      <w:proofErr w:type="spellEnd"/>
+      <w:r>
+        <w:t xml:space="preserve"> </w:t>
+      </w:r>
+      <w:proofErr w:type="spellStart"/>
+      <w:r>
+        <w:t>lại</w:t>
+      </w:r>
+      <w:proofErr w:type="spellEnd"/>
+      <w:r>
+        <w:t xml:space="preserve"> </w:t>
+      </w:r>
+      <w:proofErr w:type="spellStart"/>
+      <w:r>
+        <w:t>được</w:t>
+      </w:r>
+      <w:proofErr w:type="spellEnd"/>
+      <w:r>
+        <w:t xml:space="preserve"> </w:t>
+      </w:r>
+      <w:proofErr w:type="spellStart"/>
+      <w:r>
+        <w:t>lưu</w:t>
+      </w:r>
+      <w:proofErr w:type="spellEnd"/>
+      <w:r>
+        <w:t xml:space="preserve"> </w:t>
+      </w:r>
+      <w:proofErr w:type="spellStart"/>
+      <w:r>
+        <w:t>trên</w:t>
+      </w:r>
+      <w:proofErr w:type="spellEnd"/>
+      <w:r>
+        <w:t xml:space="preserve"> </w:t>
+      </w:r>
+      <w:r>
+        <w:rPr>
+          <w:rStyle w:val="HTMLCode"/>
+        </w:rPr>
+        <w:t>Swap Area</w:t>
+      </w:r>
+      <w:r>
+        <w:rPr>
+          <w:rStyle w:val="HTMLCode"/>
+        </w:rPr>
+        <w:t xml:space="preserve">. </w:t>
+      </w:r>
+      <w:proofErr w:type="spellStart"/>
+      <w:r>
+        <w:rPr>
+          <w:rStyle w:val="HTMLCode"/>
+          <w:rFonts w:ascii="Times New Roman" w:hAnsi="Times New Roman" w:cs="Times New Roman"/>
+        </w:rPr>
+        <w:t>Khi</w:t>
+      </w:r>
+      <w:proofErr w:type="spellEnd"/>
+      <w:r>
+        <w:rPr>
+          <w:rStyle w:val="HTMLCode"/>
+          <w:rFonts w:ascii="Times New Roman" w:hAnsi="Times New Roman" w:cs="Times New Roman"/>
+        </w:rPr>
+        <w:t xml:space="preserve"> process </w:t>
+      </w:r>
+      <w:proofErr w:type="spellStart"/>
+      <w:r>
+        <w:rPr>
+          <w:rStyle w:val="HTMLCode"/>
+          <w:rFonts w:ascii="Times New Roman" w:hAnsi="Times New Roman" w:cs="Times New Roman"/>
+        </w:rPr>
         <w:t>cần</w:t>
       </w:r>
       <w:proofErr w:type="spellEnd"/>
       <w:r>
-        <w:t xml:space="preserve"> </w:t>
-      </w:r>
-      <w:proofErr w:type="spellStart"/>
-      <w:r>
-        <w:t>và</w:t>
-      </w:r>
-      <w:proofErr w:type="spellEnd"/>
-      <w:r>
-        <w:t xml:space="preserve"> </w:t>
-      </w:r>
-      <w:proofErr w:type="spellStart"/>
-      <w:r>
-        <w:t>tự</w:t>
-      </w:r>
-      <w:proofErr w:type="spellEnd"/>
-      <w:r>
-        <w:t xml:space="preserve"> </w:t>
-      </w:r>
-      <w:proofErr w:type="spellStart"/>
-      <w:r>
-        <w:t>quản</w:t>
-      </w:r>
-      <w:proofErr w:type="spellEnd"/>
-      <w:r>
-        <w:t xml:space="preserve"> </w:t>
-      </w:r>
-      <w:proofErr w:type="spellStart"/>
-      <w:r>
+        <w:rPr>
+          <w:rStyle w:val="HTMLCode"/>
+          <w:rFonts w:ascii="Times New Roman" w:hAnsi="Times New Roman" w:cs="Times New Roman"/>
+        </w:rPr>
+        <w:t xml:space="preserve"> </w:t>
+      </w:r>
+      <w:proofErr w:type="spellStart"/>
+      <w:r>
+        <w:rPr>
+          <w:rStyle w:val="HTMLCode"/>
+          <w:rFonts w:ascii="Times New Roman" w:hAnsi="Times New Roman" w:cs="Times New Roman"/>
+        </w:rPr>
+        <w:t>tham</w:t>
+      </w:r>
+      <w:proofErr w:type="spellEnd"/>
+      <w:r>
+        <w:rPr>
+          <w:rStyle w:val="HTMLCode"/>
+          <w:rFonts w:ascii="Times New Roman" w:hAnsi="Times New Roman" w:cs="Times New Roman"/>
+        </w:rPr>
+        <w:t xml:space="preserve"> </w:t>
+      </w:r>
+      <w:proofErr w:type="spellStart"/>
+      <w:r>
+        <w:rPr>
+          <w:rStyle w:val="HTMLCode"/>
+          <w:rFonts w:ascii="Times New Roman" w:hAnsi="Times New Roman" w:cs="Times New Roman"/>
+        </w:rPr>
+        <w:t>chiếu</w:t>
+      </w:r>
+      <w:proofErr w:type="spellEnd"/>
+      <w:r>
+        <w:rPr>
+          <w:rStyle w:val="HTMLCode"/>
+          <w:rFonts w:ascii="Times New Roman" w:hAnsi="Times New Roman" w:cs="Times New Roman"/>
+        </w:rPr>
+        <w:t xml:space="preserve"> </w:t>
+      </w:r>
+      <w:proofErr w:type="spellStart"/>
+      <w:r>
+        <w:rPr>
+          <w:rStyle w:val="HTMLCode"/>
+          <w:rFonts w:ascii="Times New Roman" w:hAnsi="Times New Roman" w:cs="Times New Roman"/>
+        </w:rPr>
+        <w:t>đến</w:t>
+      </w:r>
+      <w:proofErr w:type="spellEnd"/>
+      <w:r>
+        <w:rPr>
+          <w:rStyle w:val="HTMLCode"/>
+          <w:rFonts w:ascii="Times New Roman" w:hAnsi="Times New Roman" w:cs="Times New Roman"/>
+        </w:rPr>
+        <w:t xml:space="preserve"> page </w:t>
+      </w:r>
+      <w:proofErr w:type="spellStart"/>
+      <w:r>
+        <w:rPr>
+          <w:rStyle w:val="HTMLCode"/>
+          <w:rFonts w:ascii="Times New Roman" w:hAnsi="Times New Roman" w:cs="Times New Roman"/>
+        </w:rPr>
+        <w:t>hiện</w:t>
+      </w:r>
+      <w:proofErr w:type="spellEnd"/>
+      <w:r>
+        <w:rPr>
+          <w:rStyle w:val="HTMLCode"/>
+          <w:rFonts w:ascii="Times New Roman" w:hAnsi="Times New Roman" w:cs="Times New Roman"/>
+        </w:rPr>
+        <w:t xml:space="preserve"> </w:t>
+      </w:r>
+      <w:proofErr w:type="spellStart"/>
+      <w:r>
+        <w:rPr>
+          <w:rStyle w:val="HTMLCode"/>
+          <w:rFonts w:ascii="Times New Roman" w:hAnsi="Times New Roman" w:cs="Times New Roman"/>
+        </w:rPr>
+        <w:t>tại</w:t>
+      </w:r>
+      <w:proofErr w:type="spellEnd"/>
+      <w:r>
+        <w:rPr>
+          <w:rStyle w:val="HTMLCode"/>
+          <w:rFonts w:ascii="Times New Roman" w:hAnsi="Times New Roman" w:cs="Times New Roman"/>
+        </w:rPr>
+        <w:t xml:space="preserve"> </w:t>
+      </w:r>
+      <w:proofErr w:type="spellStart"/>
+      <w:r>
+        <w:rPr>
+          <w:rStyle w:val="HTMLCode"/>
+          <w:rFonts w:ascii="Times New Roman" w:hAnsi="Times New Roman" w:cs="Times New Roman"/>
+        </w:rPr>
+        <w:t>không</w:t>
+      </w:r>
+      <w:proofErr w:type="spellEnd"/>
+      <w:r>
+        <w:rPr>
+          <w:rStyle w:val="HTMLCode"/>
+          <w:rFonts w:ascii="Times New Roman" w:hAnsi="Times New Roman" w:cs="Times New Roman"/>
+        </w:rPr>
+        <w:t xml:space="preserve"> </w:t>
+      </w:r>
+      <w:proofErr w:type="spellStart"/>
+      <w:r>
+        <w:rPr>
+          <w:rStyle w:val="HTMLCode"/>
+          <w:rFonts w:ascii="Times New Roman" w:hAnsi="Times New Roman" w:cs="Times New Roman"/>
+        </w:rPr>
+        <w:t>được</w:t>
+      </w:r>
+      <w:proofErr w:type="spellEnd"/>
+      <w:r>
+        <w:rPr>
+          <w:rStyle w:val="HTMLCode"/>
+          <w:rFonts w:ascii="Times New Roman" w:hAnsi="Times New Roman" w:cs="Times New Roman"/>
+        </w:rPr>
+        <w:t xml:space="preserve"> </w:t>
+      </w:r>
+      <w:proofErr w:type="spellStart"/>
+      <w:r>
+        <w:rPr>
+          <w:rStyle w:val="HTMLCode"/>
+          <w:rFonts w:ascii="Times New Roman" w:hAnsi="Times New Roman" w:cs="Times New Roman"/>
+        </w:rPr>
+        <w:t>tồn</w:t>
+      </w:r>
+      <w:proofErr w:type="spellEnd"/>
+      <w:r>
+        <w:rPr>
+          <w:rStyle w:val="HTMLCode"/>
+          <w:rFonts w:ascii="Times New Roman" w:hAnsi="Times New Roman" w:cs="Times New Roman"/>
+        </w:rPr>
+        <w:t xml:space="preserve"> </w:t>
+      </w:r>
+      <w:proofErr w:type="spellStart"/>
+      <w:r>
+        <w:rPr>
+          <w:rStyle w:val="HTMLCode"/>
+          <w:rFonts w:ascii="Times New Roman" w:hAnsi="Times New Roman" w:cs="Times New Roman"/>
+        </w:rPr>
+        <w:t>tại</w:t>
+      </w:r>
+      <w:proofErr w:type="spellEnd"/>
+      <w:r>
+        <w:rPr>
+          <w:rStyle w:val="HTMLCode"/>
+          <w:rFonts w:ascii="Times New Roman" w:hAnsi="Times New Roman" w:cs="Times New Roman"/>
+        </w:rPr>
+        <w:t xml:space="preserve"> </w:t>
+      </w:r>
+      <w:proofErr w:type="spellStart"/>
+      <w:r>
+        <w:rPr>
+          <w:rStyle w:val="HTMLCode"/>
+          <w:rFonts w:ascii="Times New Roman" w:hAnsi="Times New Roman" w:cs="Times New Roman"/>
+        </w:rPr>
+        <w:t>trên</w:t>
+      </w:r>
+      <w:proofErr w:type="spellEnd"/>
+      <w:r>
+        <w:rPr>
+          <w:rStyle w:val="HTMLCode"/>
+          <w:rFonts w:ascii="Times New Roman" w:hAnsi="Times New Roman" w:cs="Times New Roman"/>
+        </w:rPr>
+        <w:t xml:space="preserve"> RAM </w:t>
+      </w:r>
+      <w:proofErr w:type="spellStart"/>
+      <w:r>
+        <w:rPr>
+          <w:rStyle w:val="HTMLCode"/>
+          <w:rFonts w:ascii="Times New Roman" w:hAnsi="Times New Roman" w:cs="Times New Roman"/>
+        </w:rPr>
+        <w:t>vật</w:t>
+      </w:r>
+      <w:proofErr w:type="spellEnd"/>
+      <w:r>
+        <w:rPr>
+          <w:rStyle w:val="HTMLCode"/>
+          <w:rFonts w:ascii="Times New Roman" w:hAnsi="Times New Roman" w:cs="Times New Roman"/>
+        </w:rPr>
+        <w:t xml:space="preserve"> </w:t>
+      </w:r>
+      <w:proofErr w:type="spellStart"/>
+      <w:r>
+        <w:rPr>
+          <w:rStyle w:val="HTMLCode"/>
+          <w:rFonts w:ascii="Times New Roman" w:hAnsi="Times New Roman" w:cs="Times New Roman"/>
+        </w:rPr>
         <w:t>lí</w:t>
       </w:r>
       <w:proofErr w:type="spellEnd"/>
       <w:r>
-        <w:t xml:space="preserve"> </w:t>
-      </w:r>
-      <w:proofErr w:type="spellStart"/>
-      <w:r>
-        <w:t>nhứ</w:t>
-      </w:r>
-      <w:proofErr w:type="spellEnd"/>
-      <w:r>
-        <w:t xml:space="preserve"> </w:t>
-      </w:r>
-      <w:proofErr w:type="spellStart"/>
-      <w:r>
-        <w:t>các</w:t>
-      </w:r>
-      <w:proofErr w:type="spellEnd"/>
-      <w:r>
-        <w:t xml:space="preserve"> </w:t>
-      </w:r>
-      <w:proofErr w:type="spellStart"/>
-      <w:r>
-        <w:t>quản</w:t>
-      </w:r>
-      <w:proofErr w:type="spellEnd"/>
-      <w:r>
-        <w:t xml:space="preserve"> </w:t>
-      </w:r>
-      <w:proofErr w:type="spellStart"/>
-      <w:r>
-        <w:t>lí</w:t>
-      </w:r>
-      <w:proofErr w:type="spellEnd"/>
-      <w:r>
-        <w:t xml:space="preserve"> </w:t>
-      </w:r>
-      <w:proofErr w:type="spellStart"/>
-      <w:r>
-        <w:t>bộ</w:t>
-      </w:r>
-      <w:proofErr w:type="spellEnd"/>
-      <w:r>
-        <w:t xml:space="preserve"> </w:t>
-      </w:r>
-      <w:proofErr w:type="spellStart"/>
-      <w:r>
-        <w:t>nhớ</w:t>
-      </w:r>
-      <w:proofErr w:type="spellEnd"/>
-      <w:r>
-        <w:t xml:space="preserve"> MCU </w:t>
-      </w:r>
-      <w:proofErr w:type="spellStart"/>
-      <w:r>
-        <w:t>thông</w:t>
-      </w:r>
-      <w:proofErr w:type="spellEnd"/>
-      <w:r>
-        <w:t xml:space="preserve"> </w:t>
-      </w:r>
-      <w:proofErr w:type="spellStart"/>
-      <w:r>
-        <w:t>thường</w:t>
-      </w:r>
-      <w:proofErr w:type="spellEnd"/>
-      <w:r>
-        <w:t xml:space="preserve"> </w:t>
-      </w:r>
-      <w:proofErr w:type="spellStart"/>
-      <w:proofErr w:type="gramStart"/>
-      <w:r>
-        <w:t>lun</w:t>
-      </w:r>
-      <w:proofErr w:type="spellEnd"/>
-      <w:r>
-        <w:t>(</w:t>
-      </w:r>
-      <w:proofErr w:type="gramEnd"/>
-      <w:r>
-        <w:t xml:space="preserve"> ở </w:t>
-      </w:r>
-      <w:proofErr w:type="spellStart"/>
-      <w:r>
-        <w:t>bên</w:t>
-      </w:r>
-      <w:proofErr w:type="spellEnd"/>
-      <w:r>
-        <w:t xml:space="preserve"> </w:t>
-      </w:r>
-      <w:proofErr w:type="spellStart"/>
-      <w:r>
-        <w:t>Dưới</w:t>
-      </w:r>
-      <w:proofErr w:type="spellEnd"/>
-      <w:r>
-        <w:t xml:space="preserve"> MMU </w:t>
-      </w:r>
-      <w:proofErr w:type="spellStart"/>
-      <w:r>
-        <w:t>lấy</w:t>
-      </w:r>
-      <w:proofErr w:type="spellEnd"/>
-      <w:r>
-        <w:t xml:space="preserve"> Ram </w:t>
-      </w:r>
-      <w:proofErr w:type="spellStart"/>
-      <w:r>
-        <w:t>chứ</w:t>
-      </w:r>
-      <w:proofErr w:type="spellEnd"/>
-      <w:r>
-        <w:t xml:space="preserve"> </w:t>
-      </w:r>
-      <w:proofErr w:type="spellStart"/>
-      <w:r>
-        <w:t>nào</w:t>
-      </w:r>
-      <w:proofErr w:type="spellEnd"/>
-      <w:r>
-        <w:t xml:space="preserve"> </w:t>
-      </w:r>
-      <w:proofErr w:type="spellStart"/>
-      <w:r>
+        <w:rPr>
+          <w:rStyle w:val="HTMLCode"/>
+          <w:rFonts w:ascii="Times New Roman" w:hAnsi="Times New Roman" w:cs="Times New Roman"/>
+        </w:rPr>
+        <w:t xml:space="preserve"> (</w:t>
+      </w:r>
+      <w:proofErr w:type="spellStart"/>
+      <w:r>
+        <w:rPr>
+          <w:rStyle w:val="HTMLCode"/>
+          <w:rFonts w:ascii="Times New Roman" w:hAnsi="Times New Roman" w:cs="Times New Roman"/>
+        </w:rPr>
         <w:t>không</w:t>
       </w:r>
       <w:proofErr w:type="spellEnd"/>
       <w:r>
-        <w:t xml:space="preserve"> </w:t>
-      </w:r>
-      <w:proofErr w:type="spellStart"/>
-      <w:r>
-        <w:t>cần</w:t>
-      </w:r>
-      <w:proofErr w:type="spellEnd"/>
-      <w:r>
-        <w:t xml:space="preserve"> </w:t>
-      </w:r>
-      <w:proofErr w:type="spellStart"/>
-      <w:r>
-        <w:t>quan</w:t>
-      </w:r>
-      <w:proofErr w:type="spellEnd"/>
-      <w:r>
-        <w:t xml:space="preserve"> </w:t>
-      </w:r>
-      <w:proofErr w:type="spellStart"/>
-      <w:r>
-        <w:t>tâm</w:t>
-      </w:r>
-      <w:proofErr w:type="spellEnd"/>
-      <w:r>
-        <w:t xml:space="preserve">) </w:t>
-      </w:r>
+        <w:rPr>
+          <w:rStyle w:val="HTMLCode"/>
+          <w:rFonts w:ascii="Times New Roman" w:hAnsi="Times New Roman" w:cs="Times New Roman"/>
+        </w:rPr>
+        <w:t xml:space="preserve"> </w:t>
+      </w:r>
+      <w:proofErr w:type="spellStart"/>
+      <w:r>
+        <w:rPr>
+          <w:rStyle w:val="HTMLCode"/>
+          <w:rFonts w:ascii="Times New Roman" w:hAnsi="Times New Roman" w:cs="Times New Roman"/>
+        </w:rPr>
+        <w:t>phải</w:t>
+      </w:r>
+      <w:proofErr w:type="spellEnd"/>
+      <w:r>
+        <w:rPr>
+          <w:rStyle w:val="HTMLCode"/>
+          <w:rFonts w:ascii="Times New Roman" w:hAnsi="Times New Roman" w:cs="Times New Roman"/>
+        </w:rPr>
+        <w:t xml:space="preserve"> </w:t>
+      </w:r>
+      <w:r>
+        <w:rPr>
+          <w:rFonts w:ascii="Courier New" w:hAnsi="Courier New" w:cs="Courier New"/>
+          <w:sz w:val="20"/>
+          <w:szCs w:val="20"/>
+        </w:rPr>
+        <w:t>Resident Set</w:t>
+      </w:r>
+      <w:r>
+        <w:rPr>
+          <w:rFonts w:ascii="Courier New" w:hAnsi="Courier New" w:cs="Courier New"/>
+          <w:sz w:val="20"/>
+          <w:szCs w:val="20"/>
+        </w:rPr>
+        <w:t xml:space="preserve">). </w:t>
+      </w:r>
+      <w:r>
+        <w:t>Page Fault</w:t>
+      </w:r>
+      <w:r>
+        <w:t xml:space="preserve"> </w:t>
+      </w:r>
+      <w:proofErr w:type="spellStart"/>
+      <w:r>
+        <w:t>xảy</w:t>
+      </w:r>
+      <w:proofErr w:type="spellEnd"/>
+      <w:r>
+        <w:t xml:space="preserve"> </w:t>
+      </w:r>
+      <w:proofErr w:type="spellStart"/>
+      <w:r>
+        <w:t>ra</w:t>
+      </w:r>
+      <w:proofErr w:type="spellEnd"/>
+      <w:r>
+        <w:t xml:space="preserve">, </w:t>
+      </w:r>
+      <w:proofErr w:type="spellStart"/>
+      <w:r>
+        <w:t>sau</w:t>
+      </w:r>
+      <w:proofErr w:type="spellEnd"/>
+      <w:r>
+        <w:t xml:space="preserve"> </w:t>
+      </w:r>
+      <w:proofErr w:type="spellStart"/>
+      <w:r>
+        <w:t>đó</w:t>
+      </w:r>
+      <w:proofErr w:type="spellEnd"/>
+      <w:r>
+        <w:t xml:space="preserve"> </w:t>
+      </w:r>
+      <w:r>
+        <w:rPr>
+          <w:rFonts w:ascii="Courier New" w:hAnsi="Courier New" w:cs="Courier New"/>
+          <w:sz w:val="20"/>
+          <w:szCs w:val="20"/>
+        </w:rPr>
+        <w:t xml:space="preserve">CPU </w:t>
+      </w:r>
+      <w:proofErr w:type="spellStart"/>
+      <w:r>
+        <w:rPr>
+          <w:rFonts w:ascii="Courier New" w:hAnsi="Courier New" w:cs="Courier New"/>
+          <w:sz w:val="20"/>
+          <w:szCs w:val="20"/>
+        </w:rPr>
+        <w:t>truy</w:t>
+      </w:r>
+      <w:proofErr w:type="spellEnd"/>
+      <w:r>
+        <w:rPr>
+          <w:rFonts w:ascii="Courier New" w:hAnsi="Courier New" w:cs="Courier New"/>
+          <w:sz w:val="20"/>
+          <w:szCs w:val="20"/>
+        </w:rPr>
+        <w:t xml:space="preserve"> </w:t>
+      </w:r>
+      <w:proofErr w:type="spellStart"/>
+      <w:r>
+        <w:rPr>
+          <w:rFonts w:ascii="Courier New" w:hAnsi="Courier New" w:cs="Courier New"/>
+          <w:sz w:val="20"/>
+          <w:szCs w:val="20"/>
+        </w:rPr>
+        <w:t>cập</w:t>
+      </w:r>
+      <w:proofErr w:type="spellEnd"/>
+      <w:r>
+        <w:rPr>
+          <w:rFonts w:ascii="Courier New" w:hAnsi="Courier New" w:cs="Courier New"/>
+          <w:sz w:val="20"/>
+          <w:szCs w:val="20"/>
+        </w:rPr>
+        <w:t xml:space="preserve"> page </w:t>
+      </w:r>
+      <w:proofErr w:type="spellStart"/>
+      <w:r>
+        <w:rPr>
+          <w:rFonts w:ascii="Courier New" w:hAnsi="Courier New" w:cs="Courier New"/>
+          <w:sz w:val="20"/>
+          <w:szCs w:val="20"/>
+        </w:rPr>
+        <w:t>chưa</w:t>
+      </w:r>
+      <w:proofErr w:type="spellEnd"/>
+      <w:r>
+        <w:rPr>
+          <w:rFonts w:ascii="Courier New" w:hAnsi="Courier New" w:cs="Courier New"/>
+          <w:sz w:val="20"/>
+          <w:szCs w:val="20"/>
+        </w:rPr>
+        <w:t xml:space="preserve"> </w:t>
+      </w:r>
+      <w:proofErr w:type="spellStart"/>
+      <w:r>
+        <w:rPr>
+          <w:rFonts w:ascii="Courier New" w:hAnsi="Courier New" w:cs="Courier New"/>
+          <w:sz w:val="20"/>
+          <w:szCs w:val="20"/>
+        </w:rPr>
+        <w:t>có</w:t>
+      </w:r>
+      <w:proofErr w:type="spellEnd"/>
+      <w:r>
+        <w:rPr>
+          <w:rFonts w:ascii="Courier New" w:hAnsi="Courier New" w:cs="Courier New"/>
+          <w:sz w:val="20"/>
+          <w:szCs w:val="20"/>
+        </w:rPr>
+        <w:t xml:space="preserve"> </w:t>
+      </w:r>
+      <w:proofErr w:type="spellStart"/>
+      <w:r>
+        <w:rPr>
+          <w:rFonts w:ascii="Courier New" w:hAnsi="Courier New" w:cs="Courier New"/>
+          <w:sz w:val="20"/>
+          <w:szCs w:val="20"/>
+        </w:rPr>
+        <w:t>trong</w:t>
+      </w:r>
+      <w:proofErr w:type="spellEnd"/>
+      <w:r>
+        <w:rPr>
+          <w:rFonts w:ascii="Courier New" w:hAnsi="Courier New" w:cs="Courier New"/>
+          <w:sz w:val="20"/>
+          <w:szCs w:val="20"/>
+        </w:rPr>
+        <w:t xml:space="preserve"> RAM.</w:t>
+      </w:r>
+      <w:r>
+        <w:rPr>
+          <w:rFonts w:ascii="Courier New" w:hAnsi="Courier New" w:cs="Courier New"/>
+          <w:sz w:val="20"/>
+          <w:szCs w:val="20"/>
+        </w:rPr>
+        <w:t xml:space="preserve"> </w:t>
+      </w:r>
+      <w:r>
+        <w:rPr>
+          <w:rFonts w:ascii="Courier New" w:hAnsi="Courier New" w:cs="Courier New"/>
+          <w:sz w:val="20"/>
+          <w:szCs w:val="20"/>
+        </w:rPr>
+        <w:t xml:space="preserve">Kernel </w:t>
+      </w:r>
+      <w:proofErr w:type="spellStart"/>
+      <w:r>
+        <w:rPr>
+          <w:rFonts w:ascii="Courier New" w:hAnsi="Courier New" w:cs="Courier New"/>
+          <w:sz w:val="20"/>
+          <w:szCs w:val="20"/>
+        </w:rPr>
+        <w:t>phải</w:t>
+      </w:r>
+      <w:proofErr w:type="spellEnd"/>
+      <w:r>
+        <w:rPr>
+          <w:rFonts w:ascii="Courier New" w:hAnsi="Courier New" w:cs="Courier New"/>
+          <w:sz w:val="20"/>
+          <w:szCs w:val="20"/>
+        </w:rPr>
+        <w:t xml:space="preserve"> </w:t>
+      </w:r>
+      <w:proofErr w:type="spellStart"/>
+      <w:r>
+        <w:rPr>
+          <w:rFonts w:ascii="Courier New" w:hAnsi="Courier New" w:cs="Courier New"/>
+          <w:sz w:val="20"/>
+          <w:szCs w:val="20"/>
+        </w:rPr>
+        <w:t>nạp</w:t>
+      </w:r>
+      <w:proofErr w:type="spellEnd"/>
+      <w:r>
+        <w:rPr>
+          <w:rFonts w:ascii="Courier New" w:hAnsi="Courier New" w:cs="Courier New"/>
+          <w:sz w:val="20"/>
+          <w:szCs w:val="20"/>
+        </w:rPr>
+        <w:t xml:space="preserve"> page </w:t>
+      </w:r>
+      <w:proofErr w:type="spellStart"/>
+      <w:r>
+        <w:rPr>
+          <w:rFonts w:ascii="Courier New" w:hAnsi="Courier New" w:cs="Courier New"/>
+          <w:sz w:val="20"/>
+          <w:szCs w:val="20"/>
+        </w:rPr>
+        <w:t>từ</w:t>
+      </w:r>
+      <w:proofErr w:type="spellEnd"/>
+      <w:r>
+        <w:rPr>
+          <w:rFonts w:ascii="Courier New" w:hAnsi="Courier New" w:cs="Courier New"/>
+          <w:sz w:val="20"/>
+          <w:szCs w:val="20"/>
+        </w:rPr>
+        <w:t xml:space="preserve"> </w:t>
+      </w:r>
+      <w:proofErr w:type="spellStart"/>
+      <w:r>
+        <w:rPr>
+          <w:rFonts w:ascii="Courier New" w:hAnsi="Courier New" w:cs="Courier New"/>
+          <w:sz w:val="20"/>
+          <w:szCs w:val="20"/>
+        </w:rPr>
+        <w:t>đĩa</w:t>
+      </w:r>
+      <w:proofErr w:type="spellEnd"/>
+      <w:r>
+        <w:rPr>
+          <w:rFonts w:ascii="Courier New" w:hAnsi="Courier New" w:cs="Courier New"/>
+          <w:sz w:val="20"/>
+          <w:szCs w:val="20"/>
+        </w:rPr>
+        <w:t xml:space="preserve"> </w:t>
+      </w:r>
+      <w:proofErr w:type="spellStart"/>
+      <w:r>
+        <w:rPr>
+          <w:rFonts w:ascii="Courier New" w:hAnsi="Courier New" w:cs="Courier New"/>
+          <w:sz w:val="20"/>
+          <w:szCs w:val="20"/>
+        </w:rPr>
+        <w:t>vào</w:t>
+      </w:r>
+      <w:proofErr w:type="spellEnd"/>
+      <w:r>
+        <w:rPr>
+          <w:rFonts w:ascii="Courier New" w:hAnsi="Courier New" w:cs="Courier New"/>
+          <w:sz w:val="20"/>
+          <w:szCs w:val="20"/>
+        </w:rPr>
+        <w:t>.</w:t>
+      </w:r>
+      <w:bookmarkStart w:id="0" w:name="_GoBack"/>
+      <w:bookmarkEnd w:id="0"/>
     </w:p>
-    <w:bookmarkEnd w:id="0"/>
+    <w:p>
+      <w:pPr>
+        <w:pStyle w:val="NormalWeb"/>
+      </w:pPr>
+    </w:p>
+    <w:p>
+      <w:pPr>
+        <w:pStyle w:val="NormalWeb"/>
+      </w:pPr>
+    </w:p>
+    <w:p>
+      <w:pPr>
+        <w:spacing w:before="100" w:beforeAutospacing="1" w:after="100" w:afterAutospacing="1" w:line="240" w:lineRule="auto"/>
+        <w:rPr>
+          <w:rFonts w:ascii="Times New Roman" w:eastAsia="Times New Roman" w:hAnsi="Times New Roman" w:cs="Times New Roman"/>
+          <w:sz w:val="24"/>
+          <w:szCs w:val="24"/>
+        </w:rPr>
+      </w:pPr>
+    </w:p>
+    <w:p>
+      <w:pPr>
+        <w:spacing w:before="100" w:beforeAutospacing="1" w:after="100" w:afterAutospacing="1" w:line="240" w:lineRule="auto"/>
+        <w:rPr>
+          <w:rFonts w:ascii="Times New Roman" w:eastAsia="Times New Roman" w:hAnsi="Times New Roman" w:cs="Times New Roman"/>
+          <w:sz w:val="24"/>
+          <w:szCs w:val="24"/>
+        </w:rPr>
+      </w:pPr>
+    </w:p>
     <w:p/>
     <w:sectPr>
       <w:pgSz w:w="12240" w:h="15840"/>
@@ -2323,6 +4173,155 @@
 <file path=word/numbering.xml><?xml version="1.0" encoding="utf-8"?>
 <w:numbering xmlns:wpc="http://schemas.microsoft.com/office/word/2010/wordprocessingCanvas" xmlns:mc="http://schemas.openxmlformats.org/markup-compatibility/2006" xmlns:o="urn:schemas-microsoft-com:office:office" xmlns:r="http://schemas.openxmlformats.org/officeDocument/2006/relationships" xmlns:m="http://schemas.openxmlformats.org/officeDocument/2006/math" xmlns:v="urn:schemas-microsoft-com:vml" xmlns:wp14="http://schemas.microsoft.com/office/word/2010/wordprocessingDrawing" xmlns:wp="http://schemas.openxmlformats.org/drawingml/2006/wordprocessingDrawing" xmlns:w10="urn:schemas-microsoft-com:office:word" xmlns:w="http://schemas.openxmlformats.org/wordprocessingml/2006/main" xmlns:w14="http://schemas.microsoft.com/office/word/2010/wordml" xmlns:w15="http://schemas.microsoft.com/office/word/2012/wordml" xmlns:wpg="http://schemas.microsoft.com/office/word/2010/wordprocessingGroup" xmlns:wpi="http://schemas.microsoft.com/office/word/2010/wordprocessingInk" xmlns:wne="http://schemas.microsoft.com/office/word/2006/wordml" xmlns:wps="http://schemas.microsoft.com/office/word/2010/wordprocessingShape" mc:Ignorable="w14 w15 wp14">
   <w:abstractNum w:abstractNumId="0" w15:restartNumberingAfterBreak="0">
+    <w:nsid w:val="185948BF"/>
+    <w:multiLevelType w:val="multilevel"/>
+    <w:tmpl w:val="14B81A66"/>
+    <w:lvl w:ilvl="0">
+      <w:start w:val="1"/>
+      <w:numFmt w:val="bullet"/>
+      <w:lvlText w:val=""/>
+      <w:lvlJc w:val="left"/>
+      <w:pPr>
+        <w:tabs>
+          <w:tab w:val="num" w:pos="720"/>
+        </w:tabs>
+        <w:ind w:left="720" w:hanging="360"/>
+      </w:pPr>
+      <w:rPr>
+        <w:rFonts w:ascii="Symbol" w:hAnsi="Symbol" w:hint="default"/>
+        <w:sz w:val="20"/>
+      </w:rPr>
+    </w:lvl>
+    <w:lvl w:ilvl="1" w:tentative="1">
+      <w:start w:val="1"/>
+      <w:numFmt w:val="bullet"/>
+      <w:lvlText w:val="o"/>
+      <w:lvlJc w:val="left"/>
+      <w:pPr>
+        <w:tabs>
+          <w:tab w:val="num" w:pos="1440"/>
+        </w:tabs>
+        <w:ind w:left="1440" w:hanging="360"/>
+      </w:pPr>
+      <w:rPr>
+        <w:rFonts w:ascii="Courier New" w:hAnsi="Courier New" w:hint="default"/>
+        <w:sz w:val="20"/>
+      </w:rPr>
+    </w:lvl>
+    <w:lvl w:ilvl="2" w:tentative="1">
+      <w:start w:val="1"/>
+      <w:numFmt w:val="bullet"/>
+      <w:lvlText w:val=""/>
+      <w:lvlJc w:val="left"/>
+      <w:pPr>
+        <w:tabs>
+          <w:tab w:val="num" w:pos="2160"/>
+        </w:tabs>
+        <w:ind w:left="2160" w:hanging="360"/>
+      </w:pPr>
+      <w:rPr>
+        <w:rFonts w:ascii="Wingdings" w:hAnsi="Wingdings" w:hint="default"/>
+        <w:sz w:val="20"/>
+      </w:rPr>
+    </w:lvl>
+    <w:lvl w:ilvl="3" w:tentative="1">
+      <w:start w:val="1"/>
+      <w:numFmt w:val="bullet"/>
+      <w:lvlText w:val=""/>
+      <w:lvlJc w:val="left"/>
+      <w:pPr>
+        <w:tabs>
+          <w:tab w:val="num" w:pos="2880"/>
+        </w:tabs>
+        <w:ind w:left="2880" w:hanging="360"/>
+      </w:pPr>
+      <w:rPr>
+        <w:rFonts w:ascii="Wingdings" w:hAnsi="Wingdings" w:hint="default"/>
+        <w:sz w:val="20"/>
+      </w:rPr>
+    </w:lvl>
+    <w:lvl w:ilvl="4" w:tentative="1">
+      <w:start w:val="1"/>
+      <w:numFmt w:val="bullet"/>
+      <w:lvlText w:val=""/>
+      <w:lvlJc w:val="left"/>
+      <w:pPr>
+        <w:tabs>
+          <w:tab w:val="num" w:pos="3600"/>
+        </w:tabs>
+        <w:ind w:left="3600" w:hanging="360"/>
+      </w:pPr>
+      <w:rPr>
+        <w:rFonts w:ascii="Wingdings" w:hAnsi="Wingdings" w:hint="default"/>
+        <w:sz w:val="20"/>
+      </w:rPr>
+    </w:lvl>
+    <w:lvl w:ilvl="5" w:tentative="1">
+      <w:start w:val="1"/>
+      <w:numFmt w:val="bullet"/>
+      <w:lvlText w:val=""/>
+      <w:lvlJc w:val="left"/>
+      <w:pPr>
+        <w:tabs>
+          <w:tab w:val="num" w:pos="4320"/>
+        </w:tabs>
+        <w:ind w:left="4320" w:hanging="360"/>
+      </w:pPr>
+      <w:rPr>
+        <w:rFonts w:ascii="Wingdings" w:hAnsi="Wingdings" w:hint="default"/>
+        <w:sz w:val="20"/>
+      </w:rPr>
+    </w:lvl>
+    <w:lvl w:ilvl="6" w:tentative="1">
+      <w:start w:val="1"/>
+      <w:numFmt w:val="bullet"/>
+      <w:lvlText w:val=""/>
+      <w:lvlJc w:val="left"/>
+      <w:pPr>
+        <w:tabs>
+          <w:tab w:val="num" w:pos="5040"/>
+        </w:tabs>
+        <w:ind w:left="5040" w:hanging="360"/>
+      </w:pPr>
+      <w:rPr>
+        <w:rFonts w:ascii="Wingdings" w:hAnsi="Wingdings" w:hint="default"/>
+        <w:sz w:val="20"/>
+      </w:rPr>
+    </w:lvl>
+    <w:lvl w:ilvl="7" w:tentative="1">
+      <w:start w:val="1"/>
+      <w:numFmt w:val="bullet"/>
+      <w:lvlText w:val=""/>
+      <w:lvlJc w:val="left"/>
+      <w:pPr>
+        <w:tabs>
+          <w:tab w:val="num" w:pos="5760"/>
+        </w:tabs>
+        <w:ind w:left="5760" w:hanging="360"/>
+      </w:pPr>
+      <w:rPr>
+        <w:rFonts w:ascii="Wingdings" w:hAnsi="Wingdings" w:hint="default"/>
+        <w:sz w:val="20"/>
+      </w:rPr>
+    </w:lvl>
+    <w:lvl w:ilvl="8" w:tentative="1">
+      <w:start w:val="1"/>
+      <w:numFmt w:val="bullet"/>
+      <w:lvlText w:val=""/>
+      <w:lvlJc w:val="left"/>
+      <w:pPr>
+        <w:tabs>
+          <w:tab w:val="num" w:pos="6480"/>
+        </w:tabs>
+        <w:ind w:left="6480" w:hanging="360"/>
+      </w:pPr>
+      <w:rPr>
+        <w:rFonts w:ascii="Wingdings" w:hAnsi="Wingdings" w:hint="default"/>
+        <w:sz w:val="20"/>
+      </w:rPr>
+    </w:lvl>
+  </w:abstractNum>
+  <w:abstractNum w:abstractNumId="1" w15:restartNumberingAfterBreak="0">
     <w:nsid w:val="6AA45DB0"/>
     <w:multiLevelType w:val="hybridMultilevel"/>
     <w:tmpl w:val="46B63C20"/>
@@ -2439,6 +4438,9 @@
     </w:lvl>
   </w:abstractNum>
   <w:num w:numId="1">
+    <w:abstractNumId w:val="1"/>
+  </w:num>
+  <w:num w:numId="2">
     <w:abstractNumId w:val="0"/>
   </w:num>
 </w:numbering>
@@ -2838,6 +4840,25 @@
     <w:name w:val="Normal"/>
     <w:qFormat/>
   </w:style>
+  <w:style w:type="paragraph" w:styleId="Heading4">
+    <w:name w:val="heading 4"/>
+    <w:basedOn w:val="Normal"/>
+    <w:link w:val="Heading4Char"/>
+    <w:uiPriority w:val="9"/>
+    <w:qFormat/>
+    <w:rsid w:val="004E471B"/>
+    <w:pPr>
+      <w:spacing w:before="100" w:beforeAutospacing="1" w:after="100" w:afterAutospacing="1" w:line="240" w:lineRule="auto"/>
+      <w:outlineLvl w:val="3"/>
+    </w:pPr>
+    <w:rPr>
+      <w:rFonts w:ascii="Times New Roman" w:eastAsia="Times New Roman" w:hAnsi="Times New Roman" w:cs="Times New Roman"/>
+      <w:b/>
+      <w:bCs/>
+      <w:sz w:val="24"/>
+      <w:szCs w:val="24"/>
+    </w:rPr>
+  </w:style>
   <w:style w:type="character" w:default="1" w:styleId="DefaultParagraphFont">
     <w:name w:val="Default Paragraph Font"/>
     <w:uiPriority w:val="1"/>
@@ -2890,6 +4911,96 @@
       <w:ind w:left="720"/>
       <w:contextualSpacing/>
     </w:pPr>
+  </w:style>
+  <w:style w:type="paragraph" w:styleId="NormalWeb">
+    <w:name w:val="Normal (Web)"/>
+    <w:basedOn w:val="Normal"/>
+    <w:uiPriority w:val="99"/>
+    <w:unhideWhenUsed/>
+    <w:rsid w:val="00703077"/>
+    <w:pPr>
+      <w:spacing w:before="100" w:beforeAutospacing="1" w:after="100" w:afterAutospacing="1" w:line="240" w:lineRule="auto"/>
+    </w:pPr>
+    <w:rPr>
+      <w:rFonts w:ascii="Times New Roman" w:eastAsia="Times New Roman" w:hAnsi="Times New Roman" w:cs="Times New Roman"/>
+      <w:sz w:val="24"/>
+      <w:szCs w:val="24"/>
+    </w:rPr>
+  </w:style>
+  <w:style w:type="paragraph" w:styleId="HTMLPreformatted">
+    <w:name w:val="HTML Preformatted"/>
+    <w:basedOn w:val="Normal"/>
+    <w:link w:val="HTMLPreformattedChar"/>
+    <w:uiPriority w:val="99"/>
+    <w:semiHidden/>
+    <w:unhideWhenUsed/>
+    <w:rsid w:val="00670D67"/>
+    <w:pPr>
+      <w:tabs>
+        <w:tab w:val="left" w:pos="916"/>
+        <w:tab w:val="left" w:pos="1832"/>
+        <w:tab w:val="left" w:pos="2748"/>
+        <w:tab w:val="left" w:pos="3664"/>
+        <w:tab w:val="left" w:pos="4580"/>
+        <w:tab w:val="left" w:pos="5496"/>
+        <w:tab w:val="left" w:pos="6412"/>
+        <w:tab w:val="left" w:pos="7328"/>
+        <w:tab w:val="left" w:pos="8244"/>
+        <w:tab w:val="left" w:pos="9160"/>
+        <w:tab w:val="left" w:pos="10076"/>
+        <w:tab w:val="left" w:pos="10992"/>
+        <w:tab w:val="left" w:pos="11908"/>
+        <w:tab w:val="left" w:pos="12824"/>
+        <w:tab w:val="left" w:pos="13740"/>
+        <w:tab w:val="left" w:pos="14656"/>
+      </w:tabs>
+      <w:spacing w:after="0" w:line="240" w:lineRule="auto"/>
+    </w:pPr>
+    <w:rPr>
+      <w:rFonts w:ascii="Courier New" w:eastAsia="Times New Roman" w:hAnsi="Courier New" w:cs="Courier New"/>
+      <w:sz w:val="20"/>
+      <w:szCs w:val="20"/>
+    </w:rPr>
+  </w:style>
+  <w:style w:type="character" w:customStyle="1" w:styleId="HTMLPreformattedChar">
+    <w:name w:val="HTML Preformatted Char"/>
+    <w:basedOn w:val="DefaultParagraphFont"/>
+    <w:link w:val="HTMLPreformatted"/>
+    <w:uiPriority w:val="99"/>
+    <w:semiHidden/>
+    <w:rsid w:val="00670D67"/>
+    <w:rPr>
+      <w:rFonts w:ascii="Courier New" w:eastAsia="Times New Roman" w:hAnsi="Courier New" w:cs="Courier New"/>
+      <w:sz w:val="20"/>
+      <w:szCs w:val="20"/>
+    </w:rPr>
+  </w:style>
+  <w:style w:type="character" w:styleId="HTMLCode">
+    <w:name w:val="HTML Code"/>
+    <w:basedOn w:val="DefaultParagraphFont"/>
+    <w:uiPriority w:val="99"/>
+    <w:semiHidden/>
+    <w:unhideWhenUsed/>
+    <w:rsid w:val="00670D67"/>
+    <w:rPr>
+      <w:rFonts w:ascii="Courier New" w:eastAsia="Times New Roman" w:hAnsi="Courier New" w:cs="Courier New"/>
+      <w:sz w:val="20"/>
+      <w:szCs w:val="20"/>
+    </w:rPr>
+  </w:style>
+  <w:style w:type="character" w:customStyle="1" w:styleId="Heading4Char">
+    <w:name w:val="Heading 4 Char"/>
+    <w:basedOn w:val="DefaultParagraphFont"/>
+    <w:link w:val="Heading4"/>
+    <w:uiPriority w:val="9"/>
+    <w:rsid w:val="004E471B"/>
+    <w:rPr>
+      <w:rFonts w:ascii="Times New Roman" w:eastAsia="Times New Roman" w:hAnsi="Times New Roman" w:cs="Times New Roman"/>
+      <w:b/>
+      <w:bCs/>
+      <w:sz w:val="24"/>
+      <w:szCs w:val="24"/>
+    </w:rPr>
   </w:style>
 </w:styles>
 </file>

--- a/BasicC/Memorylayout/Memorylayout.docx
+++ b/BasicC/Memorylayout/Memorylayout.docx
@@ -1,6 +1,6 @@
 
 <file path=word/document.xml><?xml version="1.0" encoding="utf-8"?>
-<w:document xmlns:wpc="http://schemas.microsoft.com/office/word/2010/wordprocessingCanvas" xmlns:mc="http://schemas.openxmlformats.org/markup-compatibility/2006" xmlns:o="urn:schemas-microsoft-com:office:office" xmlns:r="http://schemas.openxmlformats.org/officeDocument/2006/relationships" xmlns:m="http://schemas.openxmlformats.org/officeDocument/2006/math" xmlns:v="urn:schemas-microsoft-com:vml" xmlns:wp14="http://schemas.microsoft.com/office/word/2010/wordprocessingDrawing" xmlns:wp="http://schemas.openxmlformats.org/drawingml/2006/wordprocessingDrawing" xmlns:w10="urn:schemas-microsoft-com:office:word" xmlns:w="http://schemas.openxmlformats.org/wordprocessingml/2006/main" xmlns:w14="http://schemas.microsoft.com/office/word/2010/wordml" xmlns:w15="http://schemas.microsoft.com/office/word/2012/wordml" xmlns:wpg="http://schemas.microsoft.com/office/word/2010/wordprocessingGroup" xmlns:wpi="http://schemas.microsoft.com/office/word/2010/wordprocessingInk" xmlns:wne="http://schemas.microsoft.com/office/word/2006/wordml" xmlns:wps="http://schemas.microsoft.com/office/word/2010/wordprocessingShape" mc:Ignorable="w14 w15 wp14">
+<w:document xmlns:wpc="http://schemas.microsoft.com/office/word/2010/wordprocessingCanvas" xmlns:cx="http://schemas.microsoft.com/office/drawing/2014/chartex" xmlns:cx1="http://schemas.microsoft.com/office/drawing/2015/9/8/chartex" xmlns:cx2="http://schemas.microsoft.com/office/drawing/2015/10/21/chartex" xmlns:cx3="http://schemas.microsoft.com/office/drawing/2016/5/9/chartex" xmlns:cx4="http://schemas.microsoft.com/office/drawing/2016/5/10/chartex" xmlns:cx5="http://schemas.microsoft.com/office/drawing/2016/5/11/chartex" xmlns:cx6="http://schemas.microsoft.com/office/drawing/2016/5/12/chartex" xmlns:cx7="http://schemas.microsoft.com/office/drawing/2016/5/13/chartex" xmlns:cx8="http://schemas.microsoft.com/office/drawing/2016/5/14/chartex" xmlns:mc="http://schemas.openxmlformats.org/markup-compatibility/2006" xmlns:aink="http://schemas.microsoft.com/office/drawing/2016/ink" xmlns:am3d="http://schemas.microsoft.com/office/drawing/2017/model3d" xmlns:o="urn:schemas-microsoft-com:office:office" xmlns:oel="http://schemas.microsoft.com/office/2019/extlst" xmlns:r="http://schemas.openxmlformats.org/officeDocument/2006/relationships" xmlns:m="http://schemas.openxmlformats.org/officeDocument/2006/math" xmlns:v="urn:schemas-microsoft-com:vml" xmlns:wp14="http://schemas.microsoft.com/office/word/2010/wordprocessingDrawing" xmlns:wp="http://schemas.openxmlformats.org/drawingml/2006/wordprocessingDrawing" xmlns:w10="urn:schemas-microsoft-com:office:word" xmlns:w="http://schemas.openxmlformats.org/wordprocessingml/2006/main" xmlns:w14="http://schemas.microsoft.com/office/word/2010/wordml" xmlns:w15="http://schemas.microsoft.com/office/word/2012/wordml" xmlns:w16cex="http://schemas.microsoft.com/office/word/2018/wordml/cex" xmlns:w16cid="http://schemas.microsoft.com/office/word/2016/wordml/cid" xmlns:w16="http://schemas.microsoft.com/office/word/2018/wordml" xmlns:w16du="http://schemas.microsoft.com/office/word/2023/wordml/word16du" xmlns:w16sdtdh="http://schemas.microsoft.com/office/word/2020/wordml/sdtdatahash" xmlns:w16sdtfl="http://schemas.microsoft.com/office/word/2024/wordml/sdtformatlock" xmlns:w16se="http://schemas.microsoft.com/office/word/2015/wordml/symex" xmlns:wpg="http://schemas.microsoft.com/office/word/2010/wordprocessingGroup" xmlns:wpi="http://schemas.microsoft.com/office/word/2010/wordprocessingInk" xmlns:wne="http://schemas.microsoft.com/office/word/2006/wordml" xmlns:wps="http://schemas.microsoft.com/office/word/2010/wordprocessingShape" mc:Ignorable="w14 w15 w16se w16cid w16 w16cex w16sdtdh w16sdtfl w16du wp14">
   <w:body>
     <w:p>
       <w:pPr>
@@ -9,13 +9,31 @@
           <w:highlight w:val="red"/>
         </w:rPr>
       </w:pPr>
+      <w:proofErr w:type="spellStart"/>
       <w:r>
         <w:rPr>
           <w:rStyle w:val="fontstyle01"/>
           <w:highlight w:val="red"/>
         </w:rPr>
-        <w:t>Chưa hiểu</w:t>
-      </w:r>
+        <w:t>Chưa</w:t>
+      </w:r>
+      <w:proofErr w:type="spellEnd"/>
+      <w:r>
+        <w:rPr>
+          <w:rStyle w:val="fontstyle01"/>
+          <w:highlight w:val="red"/>
+        </w:rPr>
+        <w:t xml:space="preserve"> </w:t>
+      </w:r>
+      <w:proofErr w:type="spellStart"/>
+      <w:r>
+        <w:rPr>
+          <w:rStyle w:val="fontstyle01"/>
+          <w:highlight w:val="red"/>
+        </w:rPr>
+        <w:t>hiểu</w:t>
+      </w:r>
+      <w:proofErr w:type="spellEnd"/>
     </w:p>
     <w:p>
       <w:pPr>
@@ -24,13 +42,31 @@
           <w:highlight w:val="yellow"/>
         </w:rPr>
       </w:pPr>
+      <w:proofErr w:type="spellStart"/>
       <w:r>
         <w:rPr>
           <w:rStyle w:val="fontstyle01"/>
           <w:highlight w:val="yellow"/>
         </w:rPr>
-        <w:t>Tiêu đề</w:t>
-      </w:r>
+        <w:t>Tiêu</w:t>
+      </w:r>
+      <w:proofErr w:type="spellEnd"/>
+      <w:r>
+        <w:rPr>
+          <w:rStyle w:val="fontstyle01"/>
+          <w:highlight w:val="yellow"/>
+        </w:rPr>
+        <w:t xml:space="preserve"> </w:t>
+      </w:r>
+      <w:proofErr w:type="spellStart"/>
+      <w:r>
+        <w:rPr>
+          <w:rStyle w:val="fontstyle01"/>
+          <w:highlight w:val="yellow"/>
+        </w:rPr>
+        <w:t>đề</w:t>
+      </w:r>
+      <w:proofErr w:type="spellEnd"/>
     </w:p>
     <w:p>
       <w:pPr>
@@ -76,6 +112,7 @@
           <w:b w:val="0"/>
         </w:rPr>
       </w:pPr>
+      <w:proofErr w:type="spellStart"/>
       <w:r>
         <w:rPr>
           <w:rStyle w:val="fontstyle01"/>
@@ -83,12 +120,312 @@
         </w:rPr>
         <w:t>Hệ</w:t>
       </w:r>
+      <w:proofErr w:type="spellEnd"/>
       <w:r>
         <w:rPr>
           <w:rStyle w:val="fontstyle01"/>
           <w:b w:val="0"/>
         </w:rPr>
-        <w:t xml:space="preserve"> thống gọi mmap() tạo ra không gian ảo cho tiến trình( ánh xa bộ nhớ). Chi làm 2 loaoij ánh xạ:</w:t>
+        <w:t xml:space="preserve"> </w:t>
+      </w:r>
+      <w:proofErr w:type="spellStart"/>
+      <w:r>
+        <w:rPr>
+          <w:rStyle w:val="fontstyle01"/>
+          <w:b w:val="0"/>
+        </w:rPr>
+        <w:t>thống</w:t>
+      </w:r>
+      <w:proofErr w:type="spellEnd"/>
+      <w:r>
+        <w:rPr>
+          <w:rStyle w:val="fontstyle01"/>
+          <w:b w:val="0"/>
+        </w:rPr>
+        <w:t xml:space="preserve"> </w:t>
+      </w:r>
+      <w:proofErr w:type="spellStart"/>
+      <w:r>
+        <w:rPr>
+          <w:rStyle w:val="fontstyle01"/>
+          <w:b w:val="0"/>
+        </w:rPr>
+        <w:t>gọi</w:t>
+      </w:r>
+      <w:proofErr w:type="spellEnd"/>
+      <w:r>
+        <w:rPr>
+          <w:rStyle w:val="fontstyle01"/>
+          <w:b w:val="0"/>
+        </w:rPr>
+        <w:t xml:space="preserve"> </w:t>
+      </w:r>
+      <w:proofErr w:type="spellStart"/>
+      <w:proofErr w:type="gramStart"/>
+      <w:r>
+        <w:rPr>
+          <w:rStyle w:val="fontstyle01"/>
+          <w:b w:val="0"/>
+        </w:rPr>
+        <w:t>mmap</w:t>
+      </w:r>
+      <w:proofErr w:type="spellEnd"/>
+      <w:r>
+        <w:rPr>
+          <w:rStyle w:val="fontstyle01"/>
+          <w:b w:val="0"/>
+        </w:rPr>
+        <w:t>(</w:t>
+      </w:r>
+      <w:proofErr w:type="gramEnd"/>
+      <w:r>
+        <w:rPr>
+          <w:rStyle w:val="fontstyle01"/>
+          <w:b w:val="0"/>
+        </w:rPr>
+        <w:t xml:space="preserve">) </w:t>
+      </w:r>
+      <w:proofErr w:type="spellStart"/>
+      <w:r>
+        <w:rPr>
+          <w:rStyle w:val="fontstyle01"/>
+          <w:b w:val="0"/>
+        </w:rPr>
+        <w:t>tạo</w:t>
+      </w:r>
+      <w:proofErr w:type="spellEnd"/>
+      <w:r>
+        <w:rPr>
+          <w:rStyle w:val="fontstyle01"/>
+          <w:b w:val="0"/>
+        </w:rPr>
+        <w:t xml:space="preserve"> </w:t>
+      </w:r>
+      <w:proofErr w:type="spellStart"/>
+      <w:r>
+        <w:rPr>
+          <w:rStyle w:val="fontstyle01"/>
+          <w:b w:val="0"/>
+        </w:rPr>
+        <w:t>ra</w:t>
+      </w:r>
+      <w:proofErr w:type="spellEnd"/>
+      <w:r>
+        <w:rPr>
+          <w:rStyle w:val="fontstyle01"/>
+          <w:b w:val="0"/>
+        </w:rPr>
+        <w:t xml:space="preserve"> </w:t>
+      </w:r>
+      <w:proofErr w:type="spellStart"/>
+      <w:r>
+        <w:rPr>
+          <w:rStyle w:val="fontstyle01"/>
+          <w:b w:val="0"/>
+        </w:rPr>
+        <w:t>không</w:t>
+      </w:r>
+      <w:proofErr w:type="spellEnd"/>
+      <w:r>
+        <w:rPr>
+          <w:rStyle w:val="fontstyle01"/>
+          <w:b w:val="0"/>
+        </w:rPr>
+        <w:t xml:space="preserve"> </w:t>
+      </w:r>
+      <w:proofErr w:type="spellStart"/>
+      <w:r>
+        <w:rPr>
+          <w:rStyle w:val="fontstyle01"/>
+          <w:b w:val="0"/>
+        </w:rPr>
+        <w:t>gian</w:t>
+      </w:r>
+      <w:proofErr w:type="spellEnd"/>
+      <w:r>
+        <w:rPr>
+          <w:rStyle w:val="fontstyle01"/>
+          <w:b w:val="0"/>
+        </w:rPr>
+        <w:t xml:space="preserve"> </w:t>
+      </w:r>
+      <w:proofErr w:type="spellStart"/>
+      <w:r>
+        <w:rPr>
+          <w:rStyle w:val="fontstyle01"/>
+          <w:b w:val="0"/>
+        </w:rPr>
+        <w:t>ảo</w:t>
+      </w:r>
+      <w:proofErr w:type="spellEnd"/>
+      <w:r>
+        <w:rPr>
+          <w:rStyle w:val="fontstyle01"/>
+          <w:b w:val="0"/>
+        </w:rPr>
+        <w:t xml:space="preserve"> </w:t>
+      </w:r>
+      <w:proofErr w:type="spellStart"/>
+      <w:r>
+        <w:rPr>
+          <w:rStyle w:val="fontstyle01"/>
+          <w:b w:val="0"/>
+        </w:rPr>
+        <w:t>cho</w:t>
+      </w:r>
+      <w:proofErr w:type="spellEnd"/>
+      <w:r>
+        <w:rPr>
+          <w:rStyle w:val="fontstyle01"/>
+          <w:b w:val="0"/>
+        </w:rPr>
+        <w:t xml:space="preserve"> </w:t>
+      </w:r>
+      <w:proofErr w:type="spellStart"/>
+      <w:r>
+        <w:rPr>
+          <w:rStyle w:val="fontstyle01"/>
+          <w:b w:val="0"/>
+        </w:rPr>
+        <w:t>tiến</w:t>
+      </w:r>
+      <w:proofErr w:type="spellEnd"/>
+      <w:r>
+        <w:rPr>
+          <w:rStyle w:val="fontstyle01"/>
+          <w:b w:val="0"/>
+        </w:rPr>
+        <w:t xml:space="preserve"> </w:t>
+      </w:r>
+      <w:proofErr w:type="spellStart"/>
+      <w:proofErr w:type="gramStart"/>
+      <w:r>
+        <w:rPr>
+          <w:rStyle w:val="fontstyle01"/>
+          <w:b w:val="0"/>
+        </w:rPr>
+        <w:t>trình</w:t>
+      </w:r>
+      <w:proofErr w:type="spellEnd"/>
+      <w:r>
+        <w:rPr>
+          <w:rStyle w:val="fontstyle01"/>
+          <w:b w:val="0"/>
+        </w:rPr>
+        <w:t xml:space="preserve">( </w:t>
+      </w:r>
+      <w:proofErr w:type="spellStart"/>
+      <w:r>
+        <w:rPr>
+          <w:rStyle w:val="fontstyle01"/>
+          <w:b w:val="0"/>
+        </w:rPr>
+        <w:t>ánh</w:t>
+      </w:r>
+      <w:proofErr w:type="spellEnd"/>
+      <w:proofErr w:type="gramEnd"/>
+      <w:r>
+        <w:rPr>
+          <w:rStyle w:val="fontstyle01"/>
+          <w:b w:val="0"/>
+        </w:rPr>
+        <w:t xml:space="preserve"> xa </w:t>
+      </w:r>
+      <w:proofErr w:type="spellStart"/>
+      <w:r>
+        <w:rPr>
+          <w:rStyle w:val="fontstyle01"/>
+          <w:b w:val="0"/>
+        </w:rPr>
+        <w:t>bộ</w:t>
+      </w:r>
+      <w:proofErr w:type="spellEnd"/>
+      <w:r>
+        <w:rPr>
+          <w:rStyle w:val="fontstyle01"/>
+          <w:b w:val="0"/>
+        </w:rPr>
+        <w:t xml:space="preserve"> </w:t>
+      </w:r>
+      <w:proofErr w:type="spellStart"/>
+      <w:r>
+        <w:rPr>
+          <w:rStyle w:val="fontstyle01"/>
+          <w:b w:val="0"/>
+        </w:rPr>
+        <w:t>nhớ</w:t>
+      </w:r>
+      <w:proofErr w:type="spellEnd"/>
+      <w:r>
+        <w:rPr>
+          <w:rStyle w:val="fontstyle01"/>
+          <w:b w:val="0"/>
+        </w:rPr>
+        <w:t xml:space="preserve">). Chi </w:t>
+      </w:r>
+      <w:proofErr w:type="spellStart"/>
+      <w:r>
+        <w:rPr>
+          <w:rStyle w:val="fontstyle01"/>
+          <w:b w:val="0"/>
+        </w:rPr>
+        <w:t>làm</w:t>
+      </w:r>
+      <w:proofErr w:type="spellEnd"/>
+      <w:r>
+        <w:rPr>
+          <w:rStyle w:val="fontstyle01"/>
+          <w:b w:val="0"/>
+        </w:rPr>
+        <w:t xml:space="preserve"> 2 </w:t>
+      </w:r>
+      <w:proofErr w:type="spellStart"/>
+      <w:r>
+        <w:rPr>
+          <w:rStyle w:val="fontstyle01"/>
+          <w:b w:val="0"/>
+        </w:rPr>
+        <w:t>loaoij</w:t>
+      </w:r>
+      <w:proofErr w:type="spellEnd"/>
+      <w:r>
+        <w:rPr>
+          <w:rStyle w:val="fontstyle01"/>
+          <w:b w:val="0"/>
+        </w:rPr>
+        <w:t xml:space="preserve"> </w:t>
+      </w:r>
+      <w:proofErr w:type="spellStart"/>
+      <w:r>
+        <w:rPr>
+          <w:rStyle w:val="fontstyle01"/>
+          <w:b w:val="0"/>
+        </w:rPr>
+        <w:t>ánh</w:t>
+      </w:r>
+      <w:proofErr w:type="spellEnd"/>
+      <w:r>
+        <w:rPr>
+          <w:rStyle w:val="fontstyle01"/>
+          <w:b w:val="0"/>
+        </w:rPr>
+        <w:t xml:space="preserve"> </w:t>
+      </w:r>
+      <w:proofErr w:type="spellStart"/>
+      <w:r>
+        <w:rPr>
+          <w:rStyle w:val="fontstyle01"/>
+          <w:b w:val="0"/>
+        </w:rPr>
+        <w:t>xạ</w:t>
+      </w:r>
+      <w:proofErr w:type="spellEnd"/>
+      <w:r>
+        <w:rPr>
+          <w:rStyle w:val="fontstyle01"/>
+          <w:b w:val="0"/>
+        </w:rPr>
+        <w:t>:</w:t>
       </w:r>
     </w:p>
     <w:p>
@@ -107,7 +444,749 @@
         <w:rPr>
           <w:highlight w:val="red"/>
         </w:rPr>
-        <w:t>file mapping: Ánh xạ một vùng của tệp vào bộ nhớ ảo của tiến trình gọi. Sau khi được ánh xạ, nội dung của tệp có thể được truy cập thông qua các thao tác trên các byte thuộc vùng bộ nhớ tương ứng. Các trang (pages) của ánh xạ sẽ tự động được tải lên từ tệp khi có yêu cầu.</w:t>
+        <w:t xml:space="preserve">file mapping: Ánh </w:t>
+      </w:r>
+      <w:proofErr w:type="spellStart"/>
+      <w:r>
+        <w:rPr>
+          <w:highlight w:val="red"/>
+        </w:rPr>
+        <w:t>xạ</w:t>
+      </w:r>
+      <w:proofErr w:type="spellEnd"/>
+      <w:r>
+        <w:rPr>
+          <w:highlight w:val="red"/>
+        </w:rPr>
+        <w:t xml:space="preserve"> </w:t>
+      </w:r>
+      <w:proofErr w:type="spellStart"/>
+      <w:r>
+        <w:rPr>
+          <w:highlight w:val="red"/>
+        </w:rPr>
+        <w:t>một</w:t>
+      </w:r>
+      <w:proofErr w:type="spellEnd"/>
+      <w:r>
+        <w:rPr>
+          <w:highlight w:val="red"/>
+        </w:rPr>
+        <w:t xml:space="preserve"> </w:t>
+      </w:r>
+      <w:proofErr w:type="spellStart"/>
+      <w:r>
+        <w:rPr>
+          <w:highlight w:val="red"/>
+        </w:rPr>
+        <w:t>vùng</w:t>
+      </w:r>
+      <w:proofErr w:type="spellEnd"/>
+      <w:r>
+        <w:rPr>
+          <w:highlight w:val="red"/>
+        </w:rPr>
+        <w:t xml:space="preserve"> </w:t>
+      </w:r>
+      <w:proofErr w:type="spellStart"/>
+      <w:r>
+        <w:rPr>
+          <w:highlight w:val="red"/>
+        </w:rPr>
+        <w:t>của</w:t>
+      </w:r>
+      <w:proofErr w:type="spellEnd"/>
+      <w:r>
+        <w:rPr>
+          <w:highlight w:val="red"/>
+        </w:rPr>
+        <w:t xml:space="preserve"> </w:t>
+      </w:r>
+      <w:proofErr w:type="spellStart"/>
+      <w:r>
+        <w:rPr>
+          <w:highlight w:val="red"/>
+        </w:rPr>
+        <w:t>tệp</w:t>
+      </w:r>
+      <w:proofErr w:type="spellEnd"/>
+      <w:r>
+        <w:rPr>
+          <w:highlight w:val="red"/>
+        </w:rPr>
+        <w:t xml:space="preserve"> </w:t>
+      </w:r>
+      <w:proofErr w:type="spellStart"/>
+      <w:r>
+        <w:rPr>
+          <w:highlight w:val="red"/>
+        </w:rPr>
+        <w:t>vào</w:t>
+      </w:r>
+      <w:proofErr w:type="spellEnd"/>
+      <w:r>
+        <w:rPr>
+          <w:highlight w:val="red"/>
+        </w:rPr>
+        <w:t xml:space="preserve"> </w:t>
+      </w:r>
+      <w:proofErr w:type="spellStart"/>
+      <w:r>
+        <w:rPr>
+          <w:highlight w:val="red"/>
+        </w:rPr>
+        <w:t>bộ</w:t>
+      </w:r>
+      <w:proofErr w:type="spellEnd"/>
+      <w:r>
+        <w:rPr>
+          <w:highlight w:val="red"/>
+        </w:rPr>
+        <w:t xml:space="preserve"> </w:t>
+      </w:r>
+      <w:proofErr w:type="spellStart"/>
+      <w:r>
+        <w:rPr>
+          <w:highlight w:val="red"/>
+        </w:rPr>
+        <w:t>nhớ</w:t>
+      </w:r>
+      <w:proofErr w:type="spellEnd"/>
+      <w:r>
+        <w:rPr>
+          <w:highlight w:val="red"/>
+        </w:rPr>
+        <w:t xml:space="preserve"> </w:t>
+      </w:r>
+      <w:proofErr w:type="spellStart"/>
+      <w:r>
+        <w:rPr>
+          <w:highlight w:val="red"/>
+        </w:rPr>
+        <w:t>ảo</w:t>
+      </w:r>
+      <w:proofErr w:type="spellEnd"/>
+      <w:r>
+        <w:rPr>
+          <w:highlight w:val="red"/>
+        </w:rPr>
+        <w:t xml:space="preserve"> </w:t>
+      </w:r>
+      <w:proofErr w:type="spellStart"/>
+      <w:r>
+        <w:rPr>
+          <w:highlight w:val="red"/>
+        </w:rPr>
+        <w:t>của</w:t>
+      </w:r>
+      <w:proofErr w:type="spellEnd"/>
+      <w:r>
+        <w:rPr>
+          <w:highlight w:val="red"/>
+        </w:rPr>
+        <w:t xml:space="preserve"> </w:t>
+      </w:r>
+      <w:proofErr w:type="spellStart"/>
+      <w:r>
+        <w:rPr>
+          <w:highlight w:val="red"/>
+        </w:rPr>
+        <w:t>tiến</w:t>
+      </w:r>
+      <w:proofErr w:type="spellEnd"/>
+      <w:r>
+        <w:rPr>
+          <w:highlight w:val="red"/>
+        </w:rPr>
+        <w:t xml:space="preserve"> </w:t>
+      </w:r>
+      <w:proofErr w:type="spellStart"/>
+      <w:r>
+        <w:rPr>
+          <w:highlight w:val="red"/>
+        </w:rPr>
+        <w:t>trình</w:t>
+      </w:r>
+      <w:proofErr w:type="spellEnd"/>
+      <w:r>
+        <w:rPr>
+          <w:highlight w:val="red"/>
+        </w:rPr>
+        <w:t xml:space="preserve"> </w:t>
+      </w:r>
+      <w:proofErr w:type="spellStart"/>
+      <w:r>
+        <w:rPr>
+          <w:highlight w:val="red"/>
+        </w:rPr>
+        <w:t>gọi</w:t>
+      </w:r>
+      <w:proofErr w:type="spellEnd"/>
+      <w:r>
+        <w:rPr>
+          <w:highlight w:val="red"/>
+        </w:rPr>
+        <w:t xml:space="preserve">. Sau </w:t>
+      </w:r>
+      <w:proofErr w:type="spellStart"/>
+      <w:r>
+        <w:rPr>
+          <w:highlight w:val="red"/>
+        </w:rPr>
+        <w:t>khi</w:t>
+      </w:r>
+      <w:proofErr w:type="spellEnd"/>
+      <w:r>
+        <w:rPr>
+          <w:highlight w:val="red"/>
+        </w:rPr>
+        <w:t xml:space="preserve"> </w:t>
+      </w:r>
+      <w:proofErr w:type="spellStart"/>
+      <w:r>
+        <w:rPr>
+          <w:highlight w:val="red"/>
+        </w:rPr>
+        <w:t>được</w:t>
+      </w:r>
+      <w:proofErr w:type="spellEnd"/>
+      <w:r>
+        <w:rPr>
+          <w:highlight w:val="red"/>
+        </w:rPr>
+        <w:t xml:space="preserve"> </w:t>
+      </w:r>
+      <w:proofErr w:type="spellStart"/>
+      <w:r>
+        <w:rPr>
+          <w:highlight w:val="red"/>
+        </w:rPr>
+        <w:t>ánh</w:t>
+      </w:r>
+      <w:proofErr w:type="spellEnd"/>
+      <w:r>
+        <w:rPr>
+          <w:highlight w:val="red"/>
+        </w:rPr>
+        <w:t xml:space="preserve"> </w:t>
+      </w:r>
+      <w:proofErr w:type="spellStart"/>
+      <w:r>
+        <w:rPr>
+          <w:highlight w:val="red"/>
+        </w:rPr>
+        <w:t>xạ</w:t>
+      </w:r>
+      <w:proofErr w:type="spellEnd"/>
+      <w:r>
+        <w:rPr>
+          <w:highlight w:val="red"/>
+        </w:rPr>
+        <w:t xml:space="preserve">, </w:t>
+      </w:r>
+      <w:proofErr w:type="spellStart"/>
+      <w:r>
+        <w:rPr>
+          <w:highlight w:val="red"/>
+        </w:rPr>
+        <w:t>nội</w:t>
+      </w:r>
+      <w:proofErr w:type="spellEnd"/>
+      <w:r>
+        <w:rPr>
+          <w:highlight w:val="red"/>
+        </w:rPr>
+        <w:t xml:space="preserve"> dung </w:t>
+      </w:r>
+      <w:proofErr w:type="spellStart"/>
+      <w:r>
+        <w:rPr>
+          <w:highlight w:val="red"/>
+        </w:rPr>
+        <w:t>của</w:t>
+      </w:r>
+      <w:proofErr w:type="spellEnd"/>
+      <w:r>
+        <w:rPr>
+          <w:highlight w:val="red"/>
+        </w:rPr>
+        <w:t xml:space="preserve"> </w:t>
+      </w:r>
+      <w:proofErr w:type="spellStart"/>
+      <w:r>
+        <w:rPr>
+          <w:highlight w:val="red"/>
+        </w:rPr>
+        <w:t>tệp</w:t>
+      </w:r>
+      <w:proofErr w:type="spellEnd"/>
+      <w:r>
+        <w:rPr>
+          <w:highlight w:val="red"/>
+        </w:rPr>
+        <w:t xml:space="preserve"> </w:t>
+      </w:r>
+      <w:proofErr w:type="spellStart"/>
+      <w:r>
+        <w:rPr>
+          <w:highlight w:val="red"/>
+        </w:rPr>
+        <w:t>có</w:t>
+      </w:r>
+      <w:proofErr w:type="spellEnd"/>
+      <w:r>
+        <w:rPr>
+          <w:highlight w:val="red"/>
+        </w:rPr>
+        <w:t xml:space="preserve"> </w:t>
+      </w:r>
+      <w:proofErr w:type="spellStart"/>
+      <w:r>
+        <w:rPr>
+          <w:highlight w:val="red"/>
+        </w:rPr>
+        <w:t>thể</w:t>
+      </w:r>
+      <w:proofErr w:type="spellEnd"/>
+      <w:r>
+        <w:rPr>
+          <w:highlight w:val="red"/>
+        </w:rPr>
+        <w:t xml:space="preserve"> </w:t>
+      </w:r>
+      <w:proofErr w:type="spellStart"/>
+      <w:r>
+        <w:rPr>
+          <w:highlight w:val="red"/>
+        </w:rPr>
+        <w:t>được</w:t>
+      </w:r>
+      <w:proofErr w:type="spellEnd"/>
+      <w:r>
+        <w:rPr>
+          <w:highlight w:val="red"/>
+        </w:rPr>
+        <w:t xml:space="preserve"> </w:t>
+      </w:r>
+      <w:proofErr w:type="spellStart"/>
+      <w:r>
+        <w:rPr>
+          <w:highlight w:val="red"/>
+        </w:rPr>
+        <w:t>truy</w:t>
+      </w:r>
+      <w:proofErr w:type="spellEnd"/>
+      <w:r>
+        <w:rPr>
+          <w:highlight w:val="red"/>
+        </w:rPr>
+        <w:t xml:space="preserve"> </w:t>
+      </w:r>
+      <w:proofErr w:type="spellStart"/>
+      <w:r>
+        <w:rPr>
+          <w:highlight w:val="red"/>
+        </w:rPr>
+        <w:t>cập</w:t>
+      </w:r>
+      <w:proofErr w:type="spellEnd"/>
+      <w:r>
+        <w:rPr>
+          <w:highlight w:val="red"/>
+        </w:rPr>
+        <w:t xml:space="preserve"> </w:t>
+      </w:r>
+      <w:proofErr w:type="spellStart"/>
+      <w:r>
+        <w:rPr>
+          <w:highlight w:val="red"/>
+        </w:rPr>
+        <w:t>thông</w:t>
+      </w:r>
+      <w:proofErr w:type="spellEnd"/>
+      <w:r>
+        <w:rPr>
+          <w:highlight w:val="red"/>
+        </w:rPr>
+        <w:t xml:space="preserve"> qua </w:t>
+      </w:r>
+      <w:proofErr w:type="spellStart"/>
+      <w:r>
+        <w:rPr>
+          <w:highlight w:val="red"/>
+        </w:rPr>
+        <w:t>các</w:t>
+      </w:r>
+      <w:proofErr w:type="spellEnd"/>
+      <w:r>
+        <w:rPr>
+          <w:highlight w:val="red"/>
+        </w:rPr>
+        <w:t xml:space="preserve"> </w:t>
+      </w:r>
+      <w:proofErr w:type="spellStart"/>
+      <w:r>
+        <w:rPr>
+          <w:highlight w:val="red"/>
+        </w:rPr>
+        <w:t>thao</w:t>
+      </w:r>
+      <w:proofErr w:type="spellEnd"/>
+      <w:r>
+        <w:rPr>
+          <w:highlight w:val="red"/>
+        </w:rPr>
+        <w:t xml:space="preserve"> </w:t>
+      </w:r>
+      <w:proofErr w:type="spellStart"/>
+      <w:r>
+        <w:rPr>
+          <w:highlight w:val="red"/>
+        </w:rPr>
+        <w:t>tác</w:t>
+      </w:r>
+      <w:proofErr w:type="spellEnd"/>
+      <w:r>
+        <w:rPr>
+          <w:highlight w:val="red"/>
+        </w:rPr>
+        <w:t xml:space="preserve"> </w:t>
+      </w:r>
+      <w:proofErr w:type="spellStart"/>
+      <w:r>
+        <w:rPr>
+          <w:highlight w:val="red"/>
+        </w:rPr>
+        <w:t>trên</w:t>
+      </w:r>
+      <w:proofErr w:type="spellEnd"/>
+      <w:r>
+        <w:rPr>
+          <w:highlight w:val="red"/>
+        </w:rPr>
+        <w:t xml:space="preserve"> </w:t>
+      </w:r>
+      <w:proofErr w:type="spellStart"/>
+      <w:r>
+        <w:rPr>
+          <w:highlight w:val="red"/>
+        </w:rPr>
+        <w:t>các</w:t>
+      </w:r>
+      <w:proofErr w:type="spellEnd"/>
+      <w:r>
+        <w:rPr>
+          <w:highlight w:val="red"/>
+        </w:rPr>
+        <w:t xml:space="preserve"> byte </w:t>
+      </w:r>
+      <w:proofErr w:type="spellStart"/>
+      <w:r>
+        <w:rPr>
+          <w:highlight w:val="red"/>
+        </w:rPr>
+        <w:t>thuộc</w:t>
+      </w:r>
+      <w:proofErr w:type="spellEnd"/>
+      <w:r>
+        <w:rPr>
+          <w:highlight w:val="red"/>
+        </w:rPr>
+        <w:t xml:space="preserve"> </w:t>
+      </w:r>
+      <w:proofErr w:type="spellStart"/>
+      <w:r>
+        <w:rPr>
+          <w:highlight w:val="red"/>
+        </w:rPr>
+        <w:t>vùng</w:t>
+      </w:r>
+      <w:proofErr w:type="spellEnd"/>
+      <w:r>
+        <w:rPr>
+          <w:highlight w:val="red"/>
+        </w:rPr>
+        <w:t xml:space="preserve"> </w:t>
+      </w:r>
+      <w:proofErr w:type="spellStart"/>
+      <w:r>
+        <w:rPr>
+          <w:highlight w:val="red"/>
+        </w:rPr>
+        <w:t>bộ</w:t>
+      </w:r>
+      <w:proofErr w:type="spellEnd"/>
+      <w:r>
+        <w:rPr>
+          <w:highlight w:val="red"/>
+        </w:rPr>
+        <w:t xml:space="preserve"> </w:t>
+      </w:r>
+      <w:proofErr w:type="spellStart"/>
+      <w:r>
+        <w:rPr>
+          <w:highlight w:val="red"/>
+        </w:rPr>
+        <w:t>nhớ</w:t>
+      </w:r>
+      <w:proofErr w:type="spellEnd"/>
+      <w:r>
+        <w:rPr>
+          <w:highlight w:val="red"/>
+        </w:rPr>
+        <w:t xml:space="preserve"> </w:t>
+      </w:r>
+      <w:proofErr w:type="spellStart"/>
+      <w:r>
+        <w:rPr>
+          <w:highlight w:val="red"/>
+        </w:rPr>
+        <w:t>tương</w:t>
+      </w:r>
+      <w:proofErr w:type="spellEnd"/>
+      <w:r>
+        <w:rPr>
+          <w:highlight w:val="red"/>
+        </w:rPr>
+        <w:t xml:space="preserve"> </w:t>
+      </w:r>
+      <w:proofErr w:type="spellStart"/>
+      <w:r>
+        <w:rPr>
+          <w:highlight w:val="red"/>
+        </w:rPr>
+        <w:t>ứng</w:t>
+      </w:r>
+      <w:proofErr w:type="spellEnd"/>
+      <w:r>
+        <w:rPr>
+          <w:highlight w:val="red"/>
+        </w:rPr>
+        <w:t xml:space="preserve">. Các </w:t>
+      </w:r>
+      <w:proofErr w:type="spellStart"/>
+      <w:r>
+        <w:rPr>
+          <w:highlight w:val="red"/>
+        </w:rPr>
+        <w:t>trang</w:t>
+      </w:r>
+      <w:proofErr w:type="spellEnd"/>
+      <w:r>
+        <w:rPr>
+          <w:highlight w:val="red"/>
+        </w:rPr>
+        <w:t xml:space="preserve"> (pages) </w:t>
+      </w:r>
+      <w:proofErr w:type="spellStart"/>
+      <w:r>
+        <w:rPr>
+          <w:highlight w:val="red"/>
+        </w:rPr>
+        <w:t>của</w:t>
+      </w:r>
+      <w:proofErr w:type="spellEnd"/>
+      <w:r>
+        <w:rPr>
+          <w:highlight w:val="red"/>
+        </w:rPr>
+        <w:t xml:space="preserve"> </w:t>
+      </w:r>
+      <w:proofErr w:type="spellStart"/>
+      <w:r>
+        <w:rPr>
+          <w:highlight w:val="red"/>
+        </w:rPr>
+        <w:t>ánh</w:t>
+      </w:r>
+      <w:proofErr w:type="spellEnd"/>
+      <w:r>
+        <w:rPr>
+          <w:highlight w:val="red"/>
+        </w:rPr>
+        <w:t xml:space="preserve"> </w:t>
+      </w:r>
+      <w:proofErr w:type="spellStart"/>
+      <w:r>
+        <w:rPr>
+          <w:highlight w:val="red"/>
+        </w:rPr>
+        <w:t>xạ</w:t>
+      </w:r>
+      <w:proofErr w:type="spellEnd"/>
+      <w:r>
+        <w:rPr>
+          <w:highlight w:val="red"/>
+        </w:rPr>
+        <w:t xml:space="preserve"> </w:t>
+      </w:r>
+      <w:proofErr w:type="spellStart"/>
+      <w:r>
+        <w:rPr>
+          <w:highlight w:val="red"/>
+        </w:rPr>
+        <w:t>sẽ</w:t>
+      </w:r>
+      <w:proofErr w:type="spellEnd"/>
+      <w:r>
+        <w:rPr>
+          <w:highlight w:val="red"/>
+        </w:rPr>
+        <w:t xml:space="preserve"> </w:t>
+      </w:r>
+      <w:proofErr w:type="spellStart"/>
+      <w:r>
+        <w:rPr>
+          <w:highlight w:val="red"/>
+        </w:rPr>
+        <w:t>tự</w:t>
+      </w:r>
+      <w:proofErr w:type="spellEnd"/>
+      <w:r>
+        <w:rPr>
+          <w:highlight w:val="red"/>
+        </w:rPr>
+        <w:t xml:space="preserve"> </w:t>
+      </w:r>
+      <w:proofErr w:type="spellStart"/>
+      <w:r>
+        <w:rPr>
+          <w:highlight w:val="red"/>
+        </w:rPr>
+        <w:t>động</w:t>
+      </w:r>
+      <w:proofErr w:type="spellEnd"/>
+      <w:r>
+        <w:rPr>
+          <w:highlight w:val="red"/>
+        </w:rPr>
+        <w:t xml:space="preserve"> </w:t>
+      </w:r>
+      <w:proofErr w:type="spellStart"/>
+      <w:r>
+        <w:rPr>
+          <w:highlight w:val="red"/>
+        </w:rPr>
+        <w:t>được</w:t>
+      </w:r>
+      <w:proofErr w:type="spellEnd"/>
+      <w:r>
+        <w:rPr>
+          <w:highlight w:val="red"/>
+        </w:rPr>
+        <w:t xml:space="preserve"> </w:t>
+      </w:r>
+      <w:proofErr w:type="spellStart"/>
+      <w:r>
+        <w:rPr>
+          <w:highlight w:val="red"/>
+        </w:rPr>
+        <w:t>tải</w:t>
+      </w:r>
+      <w:proofErr w:type="spellEnd"/>
+      <w:r>
+        <w:rPr>
+          <w:highlight w:val="red"/>
+        </w:rPr>
+        <w:t xml:space="preserve"> </w:t>
+      </w:r>
+      <w:proofErr w:type="spellStart"/>
+      <w:r>
+        <w:rPr>
+          <w:highlight w:val="red"/>
+        </w:rPr>
+        <w:t>lên</w:t>
+      </w:r>
+      <w:proofErr w:type="spellEnd"/>
+      <w:r>
+        <w:rPr>
+          <w:highlight w:val="red"/>
+        </w:rPr>
+        <w:t xml:space="preserve"> </w:t>
+      </w:r>
+      <w:proofErr w:type="spellStart"/>
+      <w:r>
+        <w:rPr>
+          <w:highlight w:val="red"/>
+        </w:rPr>
+        <w:t>từ</w:t>
+      </w:r>
+      <w:proofErr w:type="spellEnd"/>
+      <w:r>
+        <w:rPr>
+          <w:highlight w:val="red"/>
+        </w:rPr>
+        <w:t xml:space="preserve"> </w:t>
+      </w:r>
+      <w:proofErr w:type="spellStart"/>
+      <w:r>
+        <w:rPr>
+          <w:highlight w:val="red"/>
+        </w:rPr>
+        <w:t>tệp</w:t>
+      </w:r>
+      <w:proofErr w:type="spellEnd"/>
+      <w:r>
+        <w:rPr>
+          <w:highlight w:val="red"/>
+        </w:rPr>
+        <w:t xml:space="preserve"> </w:t>
+      </w:r>
+      <w:proofErr w:type="spellStart"/>
+      <w:r>
+        <w:rPr>
+          <w:highlight w:val="red"/>
+        </w:rPr>
+        <w:t>khi</w:t>
+      </w:r>
+      <w:proofErr w:type="spellEnd"/>
+      <w:r>
+        <w:rPr>
+          <w:highlight w:val="red"/>
+        </w:rPr>
+        <w:t xml:space="preserve"> </w:t>
+      </w:r>
+      <w:proofErr w:type="spellStart"/>
+      <w:r>
+        <w:rPr>
+          <w:highlight w:val="red"/>
+        </w:rPr>
+        <w:t>có</w:t>
+      </w:r>
+      <w:proofErr w:type="spellEnd"/>
+      <w:r>
+        <w:rPr>
+          <w:highlight w:val="red"/>
+        </w:rPr>
+        <w:t xml:space="preserve"> </w:t>
+      </w:r>
+      <w:proofErr w:type="spellStart"/>
+      <w:r>
+        <w:rPr>
+          <w:highlight w:val="red"/>
+        </w:rPr>
+        <w:t>yêu</w:t>
+      </w:r>
+      <w:proofErr w:type="spellEnd"/>
+      <w:r>
+        <w:rPr>
+          <w:highlight w:val="red"/>
+        </w:rPr>
+        <w:t xml:space="preserve"> </w:t>
+      </w:r>
+      <w:proofErr w:type="spellStart"/>
+      <w:r>
+        <w:rPr>
+          <w:highlight w:val="red"/>
+        </w:rPr>
+        <w:t>cầu</w:t>
+      </w:r>
+      <w:proofErr w:type="spellEnd"/>
+      <w:r>
+        <w:rPr>
+          <w:highlight w:val="red"/>
+        </w:rPr>
+        <w:t>.</w:t>
       </w:r>
     </w:p>
     <w:p>
@@ -126,22 +1205,1092 @@
         <w:rPr>
           <w:highlight w:val="red"/>
         </w:rPr>
-        <w:t>anonymous mapping: Không có tệp tương ứng đi kèm. Thay vào đó, các trang của ánh xạ này được khởi tạo bằng 0.</w:t>
+        <w:t xml:space="preserve">anonymous mapping: </w:t>
+      </w:r>
+      <w:proofErr w:type="spellStart"/>
+      <w:r>
+        <w:rPr>
+          <w:highlight w:val="red"/>
+        </w:rPr>
+        <w:t>Không</w:t>
+      </w:r>
+      <w:proofErr w:type="spellEnd"/>
+      <w:r>
+        <w:rPr>
+          <w:highlight w:val="red"/>
+        </w:rPr>
+        <w:t xml:space="preserve"> </w:t>
+      </w:r>
+      <w:proofErr w:type="spellStart"/>
+      <w:r>
+        <w:rPr>
+          <w:highlight w:val="red"/>
+        </w:rPr>
+        <w:t>có</w:t>
+      </w:r>
+      <w:proofErr w:type="spellEnd"/>
+      <w:r>
+        <w:rPr>
+          <w:highlight w:val="red"/>
+        </w:rPr>
+        <w:t xml:space="preserve"> </w:t>
+      </w:r>
+      <w:proofErr w:type="spellStart"/>
+      <w:r>
+        <w:rPr>
+          <w:highlight w:val="red"/>
+        </w:rPr>
+        <w:t>tệp</w:t>
+      </w:r>
+      <w:proofErr w:type="spellEnd"/>
+      <w:r>
+        <w:rPr>
+          <w:highlight w:val="red"/>
+        </w:rPr>
+        <w:t xml:space="preserve"> </w:t>
+      </w:r>
+      <w:proofErr w:type="spellStart"/>
+      <w:r>
+        <w:rPr>
+          <w:highlight w:val="red"/>
+        </w:rPr>
+        <w:t>tương</w:t>
+      </w:r>
+      <w:proofErr w:type="spellEnd"/>
+      <w:r>
+        <w:rPr>
+          <w:highlight w:val="red"/>
+        </w:rPr>
+        <w:t xml:space="preserve"> </w:t>
+      </w:r>
+      <w:proofErr w:type="spellStart"/>
+      <w:r>
+        <w:rPr>
+          <w:highlight w:val="red"/>
+        </w:rPr>
+        <w:t>ứng</w:t>
+      </w:r>
+      <w:proofErr w:type="spellEnd"/>
+      <w:r>
+        <w:rPr>
+          <w:highlight w:val="red"/>
+        </w:rPr>
+        <w:t xml:space="preserve"> </w:t>
+      </w:r>
+      <w:proofErr w:type="spellStart"/>
+      <w:r>
+        <w:rPr>
+          <w:highlight w:val="red"/>
+        </w:rPr>
+        <w:t>đi</w:t>
+      </w:r>
+      <w:proofErr w:type="spellEnd"/>
+      <w:r>
+        <w:rPr>
+          <w:highlight w:val="red"/>
+        </w:rPr>
+        <w:t xml:space="preserve"> </w:t>
+      </w:r>
+      <w:proofErr w:type="spellStart"/>
+      <w:r>
+        <w:rPr>
+          <w:highlight w:val="red"/>
+        </w:rPr>
+        <w:t>kèm</w:t>
+      </w:r>
+      <w:proofErr w:type="spellEnd"/>
+      <w:r>
+        <w:rPr>
+          <w:highlight w:val="red"/>
+        </w:rPr>
+        <w:t xml:space="preserve">. Thay </w:t>
+      </w:r>
+      <w:proofErr w:type="spellStart"/>
+      <w:r>
+        <w:rPr>
+          <w:highlight w:val="red"/>
+        </w:rPr>
+        <w:t>vào</w:t>
+      </w:r>
+      <w:proofErr w:type="spellEnd"/>
+      <w:r>
+        <w:rPr>
+          <w:highlight w:val="red"/>
+        </w:rPr>
+        <w:t xml:space="preserve"> </w:t>
+      </w:r>
+      <w:proofErr w:type="spellStart"/>
+      <w:r>
+        <w:rPr>
+          <w:highlight w:val="red"/>
+        </w:rPr>
+        <w:t>đó</w:t>
+      </w:r>
+      <w:proofErr w:type="spellEnd"/>
+      <w:r>
+        <w:rPr>
+          <w:highlight w:val="red"/>
+        </w:rPr>
+        <w:t xml:space="preserve">, </w:t>
+      </w:r>
+      <w:proofErr w:type="spellStart"/>
+      <w:r>
+        <w:rPr>
+          <w:highlight w:val="red"/>
+        </w:rPr>
+        <w:t>các</w:t>
+      </w:r>
+      <w:proofErr w:type="spellEnd"/>
+      <w:r>
+        <w:rPr>
+          <w:highlight w:val="red"/>
+        </w:rPr>
+        <w:t xml:space="preserve"> </w:t>
+      </w:r>
+      <w:proofErr w:type="spellStart"/>
+      <w:r>
+        <w:rPr>
+          <w:highlight w:val="red"/>
+        </w:rPr>
+        <w:t>trang</w:t>
+      </w:r>
+      <w:proofErr w:type="spellEnd"/>
+      <w:r>
+        <w:rPr>
+          <w:highlight w:val="red"/>
+        </w:rPr>
+        <w:t xml:space="preserve"> </w:t>
+      </w:r>
+      <w:proofErr w:type="spellStart"/>
+      <w:r>
+        <w:rPr>
+          <w:highlight w:val="red"/>
+        </w:rPr>
+        <w:t>của</w:t>
+      </w:r>
+      <w:proofErr w:type="spellEnd"/>
+      <w:r>
+        <w:rPr>
+          <w:highlight w:val="red"/>
+        </w:rPr>
+        <w:t xml:space="preserve"> </w:t>
+      </w:r>
+      <w:proofErr w:type="spellStart"/>
+      <w:r>
+        <w:rPr>
+          <w:highlight w:val="red"/>
+        </w:rPr>
+        <w:t>ánh</w:t>
+      </w:r>
+      <w:proofErr w:type="spellEnd"/>
+      <w:r>
+        <w:rPr>
+          <w:highlight w:val="red"/>
+        </w:rPr>
+        <w:t xml:space="preserve"> </w:t>
+      </w:r>
+      <w:proofErr w:type="spellStart"/>
+      <w:r>
+        <w:rPr>
+          <w:highlight w:val="red"/>
+        </w:rPr>
+        <w:t>xạ</w:t>
+      </w:r>
+      <w:proofErr w:type="spellEnd"/>
+      <w:r>
+        <w:rPr>
+          <w:highlight w:val="red"/>
+        </w:rPr>
+        <w:t xml:space="preserve"> </w:t>
+      </w:r>
+      <w:proofErr w:type="spellStart"/>
+      <w:r>
+        <w:rPr>
+          <w:highlight w:val="red"/>
+        </w:rPr>
+        <w:t>này</w:t>
+      </w:r>
+      <w:proofErr w:type="spellEnd"/>
+      <w:r>
+        <w:rPr>
+          <w:highlight w:val="red"/>
+        </w:rPr>
+        <w:t xml:space="preserve"> </w:t>
+      </w:r>
+      <w:proofErr w:type="spellStart"/>
+      <w:r>
+        <w:rPr>
+          <w:highlight w:val="red"/>
+        </w:rPr>
+        <w:t>được</w:t>
+      </w:r>
+      <w:proofErr w:type="spellEnd"/>
+      <w:r>
+        <w:rPr>
+          <w:highlight w:val="red"/>
+        </w:rPr>
+        <w:t xml:space="preserve"> </w:t>
+      </w:r>
+      <w:proofErr w:type="spellStart"/>
+      <w:r>
+        <w:rPr>
+          <w:highlight w:val="red"/>
+        </w:rPr>
+        <w:t>khởi</w:t>
+      </w:r>
+      <w:proofErr w:type="spellEnd"/>
+      <w:r>
+        <w:rPr>
+          <w:highlight w:val="red"/>
+        </w:rPr>
+        <w:t xml:space="preserve"> </w:t>
+      </w:r>
+      <w:proofErr w:type="spellStart"/>
+      <w:r>
+        <w:rPr>
+          <w:highlight w:val="red"/>
+        </w:rPr>
+        <w:t>tạo</w:t>
+      </w:r>
+      <w:proofErr w:type="spellEnd"/>
+      <w:r>
+        <w:rPr>
+          <w:highlight w:val="red"/>
+        </w:rPr>
+        <w:t xml:space="preserve"> </w:t>
+      </w:r>
+      <w:proofErr w:type="spellStart"/>
+      <w:r>
+        <w:rPr>
+          <w:highlight w:val="red"/>
+        </w:rPr>
+        <w:t>bằng</w:t>
+      </w:r>
+      <w:proofErr w:type="spellEnd"/>
+      <w:r>
+        <w:rPr>
+          <w:highlight w:val="red"/>
+        </w:rPr>
+        <w:t xml:space="preserve"> 0.</w:t>
       </w:r>
     </w:p>
     <w:p>
       <w:r>
-        <w:t>File mapping: mmap() sẽ tự offset file được gọi trong tiên trình nhưng mình vẫ quản lí địa chỉ file như địa chỉ file thông thườn, nó cố điịnh nói tất các các tiến trình cúng quan lí chiws không phải là quản lí theoo các khác nhau riêng biết đối với từng tiến trình quản lí khi đã gọi ở vị trí offset khác nhau</w:t>
-      </w:r>
+        <w:t xml:space="preserve">File mapping: </w:t>
+      </w:r>
+      <w:proofErr w:type="spellStart"/>
+      <w:proofErr w:type="gramStart"/>
+      <w:r>
+        <w:t>mmap</w:t>
+      </w:r>
+      <w:proofErr w:type="spellEnd"/>
+      <w:r>
+        <w:t>(</w:t>
+      </w:r>
+      <w:proofErr w:type="gramEnd"/>
+      <w:r>
+        <w:t xml:space="preserve">) </w:t>
+      </w:r>
+      <w:proofErr w:type="spellStart"/>
+      <w:r>
+        <w:t>sẽ</w:t>
+      </w:r>
+      <w:proofErr w:type="spellEnd"/>
+      <w:r>
+        <w:t xml:space="preserve"> </w:t>
+      </w:r>
+      <w:proofErr w:type="spellStart"/>
+      <w:r>
+        <w:t>tự</w:t>
+      </w:r>
+      <w:proofErr w:type="spellEnd"/>
+      <w:r>
+        <w:t xml:space="preserve"> offset file </w:t>
+      </w:r>
+      <w:proofErr w:type="spellStart"/>
+      <w:r>
+        <w:t>được</w:t>
+      </w:r>
+      <w:proofErr w:type="spellEnd"/>
+      <w:r>
+        <w:t xml:space="preserve"> </w:t>
+      </w:r>
+      <w:proofErr w:type="spellStart"/>
+      <w:r>
+        <w:t>gọi</w:t>
+      </w:r>
+      <w:proofErr w:type="spellEnd"/>
+      <w:r>
+        <w:t xml:space="preserve"> </w:t>
+      </w:r>
+      <w:proofErr w:type="spellStart"/>
+      <w:r>
+        <w:t>trong</w:t>
+      </w:r>
+      <w:proofErr w:type="spellEnd"/>
+      <w:r>
+        <w:t xml:space="preserve"> </w:t>
+      </w:r>
+      <w:proofErr w:type="spellStart"/>
+      <w:r>
+        <w:t>tiên</w:t>
+      </w:r>
+      <w:proofErr w:type="spellEnd"/>
+      <w:r>
+        <w:t xml:space="preserve"> </w:t>
+      </w:r>
+      <w:proofErr w:type="spellStart"/>
+      <w:r>
+        <w:t>trình</w:t>
+      </w:r>
+      <w:proofErr w:type="spellEnd"/>
+      <w:r>
+        <w:t xml:space="preserve"> </w:t>
+      </w:r>
+      <w:proofErr w:type="spellStart"/>
+      <w:r>
+        <w:t>nhưng</w:t>
+      </w:r>
+      <w:proofErr w:type="spellEnd"/>
+      <w:r>
+        <w:t xml:space="preserve"> </w:t>
+      </w:r>
+      <w:proofErr w:type="spellStart"/>
+      <w:r>
+        <w:t>mình</w:t>
+      </w:r>
+      <w:proofErr w:type="spellEnd"/>
+      <w:r>
+        <w:t xml:space="preserve"> </w:t>
+      </w:r>
+      <w:proofErr w:type="spellStart"/>
+      <w:r>
+        <w:t>vẫ</w:t>
+      </w:r>
+      <w:proofErr w:type="spellEnd"/>
+      <w:r>
+        <w:t xml:space="preserve"> </w:t>
+      </w:r>
+      <w:proofErr w:type="spellStart"/>
+      <w:r>
+        <w:t>quản</w:t>
+      </w:r>
+      <w:proofErr w:type="spellEnd"/>
+      <w:r>
+        <w:t xml:space="preserve"> </w:t>
+      </w:r>
+      <w:proofErr w:type="spellStart"/>
+      <w:r>
+        <w:t>lí</w:t>
+      </w:r>
+      <w:proofErr w:type="spellEnd"/>
+      <w:r>
+        <w:t xml:space="preserve"> </w:t>
+      </w:r>
+      <w:proofErr w:type="spellStart"/>
+      <w:r>
+        <w:t>địa</w:t>
+      </w:r>
+      <w:proofErr w:type="spellEnd"/>
+      <w:r>
+        <w:t xml:space="preserve"> </w:t>
+      </w:r>
+      <w:proofErr w:type="spellStart"/>
+      <w:r>
+        <w:t>chỉ</w:t>
+      </w:r>
+      <w:proofErr w:type="spellEnd"/>
+      <w:r>
+        <w:t xml:space="preserve"> file </w:t>
+      </w:r>
+      <w:proofErr w:type="spellStart"/>
+      <w:r>
+        <w:t>như</w:t>
+      </w:r>
+      <w:proofErr w:type="spellEnd"/>
+      <w:r>
+        <w:t xml:space="preserve"> </w:t>
+      </w:r>
+      <w:proofErr w:type="spellStart"/>
+      <w:r>
+        <w:t>địa</w:t>
+      </w:r>
+      <w:proofErr w:type="spellEnd"/>
+      <w:r>
+        <w:t xml:space="preserve"> </w:t>
+      </w:r>
+      <w:proofErr w:type="spellStart"/>
+      <w:r>
+        <w:t>chỉ</w:t>
+      </w:r>
+      <w:proofErr w:type="spellEnd"/>
+      <w:r>
+        <w:t xml:space="preserve"> file </w:t>
+      </w:r>
+      <w:proofErr w:type="spellStart"/>
+      <w:r>
+        <w:t>thông</w:t>
+      </w:r>
+      <w:proofErr w:type="spellEnd"/>
+      <w:r>
+        <w:t xml:space="preserve"> </w:t>
+      </w:r>
+      <w:proofErr w:type="spellStart"/>
+      <w:r>
+        <w:t>thườn</w:t>
+      </w:r>
+      <w:proofErr w:type="spellEnd"/>
+      <w:r>
+        <w:t xml:space="preserve">, </w:t>
+      </w:r>
+      <w:proofErr w:type="spellStart"/>
+      <w:r>
+        <w:t>nó</w:t>
+      </w:r>
+      <w:proofErr w:type="spellEnd"/>
+      <w:r>
+        <w:t xml:space="preserve"> </w:t>
+      </w:r>
+      <w:proofErr w:type="spellStart"/>
+      <w:r>
+        <w:t>cố</w:t>
+      </w:r>
+      <w:proofErr w:type="spellEnd"/>
+      <w:r>
+        <w:t xml:space="preserve"> </w:t>
+      </w:r>
+      <w:proofErr w:type="spellStart"/>
+      <w:r>
+        <w:t>điịnh</w:t>
+      </w:r>
+      <w:proofErr w:type="spellEnd"/>
+      <w:r>
+        <w:t xml:space="preserve"> </w:t>
+      </w:r>
+      <w:proofErr w:type="spellStart"/>
+      <w:r>
+        <w:t>nói</w:t>
+      </w:r>
+      <w:proofErr w:type="spellEnd"/>
+      <w:r>
+        <w:t xml:space="preserve"> </w:t>
+      </w:r>
+      <w:proofErr w:type="spellStart"/>
+      <w:r>
+        <w:t>tất</w:t>
+      </w:r>
+      <w:proofErr w:type="spellEnd"/>
+      <w:r>
+        <w:t xml:space="preserve"> </w:t>
+      </w:r>
+      <w:proofErr w:type="spellStart"/>
+      <w:r>
+        <w:t>các</w:t>
+      </w:r>
+      <w:proofErr w:type="spellEnd"/>
+      <w:r>
+        <w:t xml:space="preserve"> </w:t>
+      </w:r>
+      <w:proofErr w:type="spellStart"/>
+      <w:r>
+        <w:t>các</w:t>
+      </w:r>
+      <w:proofErr w:type="spellEnd"/>
+      <w:r>
+        <w:t xml:space="preserve"> </w:t>
+      </w:r>
+      <w:proofErr w:type="spellStart"/>
+      <w:r>
+        <w:t>tiến</w:t>
+      </w:r>
+      <w:proofErr w:type="spellEnd"/>
+      <w:r>
+        <w:t xml:space="preserve"> </w:t>
+      </w:r>
+      <w:proofErr w:type="spellStart"/>
+      <w:r>
+        <w:t>trình</w:t>
+      </w:r>
+      <w:proofErr w:type="spellEnd"/>
+      <w:r>
+        <w:t xml:space="preserve"> </w:t>
+      </w:r>
+      <w:proofErr w:type="spellStart"/>
+      <w:r>
+        <w:t>cúng</w:t>
+      </w:r>
+      <w:proofErr w:type="spellEnd"/>
+      <w:r>
+        <w:t xml:space="preserve"> </w:t>
+      </w:r>
+      <w:proofErr w:type="spellStart"/>
+      <w:r>
+        <w:t>quan</w:t>
+      </w:r>
+      <w:proofErr w:type="spellEnd"/>
+      <w:r>
+        <w:t xml:space="preserve"> </w:t>
+      </w:r>
+      <w:proofErr w:type="spellStart"/>
+      <w:r>
+        <w:t>lí</w:t>
+      </w:r>
+      <w:proofErr w:type="spellEnd"/>
+      <w:r>
+        <w:t xml:space="preserve"> </w:t>
+      </w:r>
+      <w:proofErr w:type="spellStart"/>
+      <w:r>
+        <w:t>chiws</w:t>
+      </w:r>
+      <w:proofErr w:type="spellEnd"/>
+      <w:r>
+        <w:t xml:space="preserve"> </w:t>
+      </w:r>
+      <w:proofErr w:type="spellStart"/>
+      <w:r>
+        <w:t>không</w:t>
+      </w:r>
+      <w:proofErr w:type="spellEnd"/>
+      <w:r>
+        <w:t xml:space="preserve"> </w:t>
+      </w:r>
+      <w:proofErr w:type="spellStart"/>
+      <w:r>
+        <w:t>phải</w:t>
+      </w:r>
+      <w:proofErr w:type="spellEnd"/>
+      <w:r>
+        <w:t xml:space="preserve"> </w:t>
+      </w:r>
+      <w:proofErr w:type="spellStart"/>
+      <w:r>
+        <w:t>là</w:t>
+      </w:r>
+      <w:proofErr w:type="spellEnd"/>
+      <w:r>
+        <w:t xml:space="preserve"> </w:t>
+      </w:r>
+      <w:proofErr w:type="spellStart"/>
+      <w:r>
+        <w:t>quản</w:t>
+      </w:r>
+      <w:proofErr w:type="spellEnd"/>
+      <w:r>
+        <w:t xml:space="preserve"> </w:t>
+      </w:r>
+      <w:proofErr w:type="spellStart"/>
+      <w:r>
+        <w:t>lí</w:t>
+      </w:r>
+      <w:proofErr w:type="spellEnd"/>
+      <w:r>
+        <w:t xml:space="preserve"> </w:t>
+      </w:r>
+      <w:proofErr w:type="spellStart"/>
+      <w:r>
+        <w:t>theoo</w:t>
+      </w:r>
+      <w:proofErr w:type="spellEnd"/>
+      <w:r>
+        <w:t xml:space="preserve"> </w:t>
+      </w:r>
+      <w:proofErr w:type="spellStart"/>
+      <w:r>
+        <w:t>các</w:t>
+      </w:r>
+      <w:proofErr w:type="spellEnd"/>
+      <w:r>
+        <w:t xml:space="preserve"> </w:t>
+      </w:r>
+      <w:proofErr w:type="spellStart"/>
+      <w:r>
+        <w:t>khác</w:t>
+      </w:r>
+      <w:proofErr w:type="spellEnd"/>
+      <w:r>
+        <w:t xml:space="preserve"> </w:t>
+      </w:r>
+      <w:proofErr w:type="spellStart"/>
+      <w:r>
+        <w:t>nhau</w:t>
+      </w:r>
+      <w:proofErr w:type="spellEnd"/>
+      <w:r>
+        <w:t xml:space="preserve"> </w:t>
+      </w:r>
+      <w:proofErr w:type="spellStart"/>
+      <w:r>
+        <w:t>riêng</w:t>
+      </w:r>
+      <w:proofErr w:type="spellEnd"/>
+      <w:r>
+        <w:t xml:space="preserve"> </w:t>
+      </w:r>
+      <w:proofErr w:type="spellStart"/>
+      <w:r>
+        <w:t>biết</w:t>
+      </w:r>
+      <w:proofErr w:type="spellEnd"/>
+      <w:r>
+        <w:t xml:space="preserve"> </w:t>
+      </w:r>
+      <w:proofErr w:type="spellStart"/>
+      <w:r>
+        <w:t>đối</w:t>
+      </w:r>
+      <w:proofErr w:type="spellEnd"/>
+      <w:r>
+        <w:t xml:space="preserve"> </w:t>
+      </w:r>
+      <w:proofErr w:type="spellStart"/>
+      <w:r>
+        <w:t>với</w:t>
+      </w:r>
+      <w:proofErr w:type="spellEnd"/>
+      <w:r>
+        <w:t xml:space="preserve"> </w:t>
+      </w:r>
+      <w:proofErr w:type="spellStart"/>
+      <w:r>
+        <w:t>từng</w:t>
+      </w:r>
+      <w:proofErr w:type="spellEnd"/>
+      <w:r>
+        <w:t xml:space="preserve"> </w:t>
+      </w:r>
+      <w:proofErr w:type="spellStart"/>
+      <w:r>
+        <w:t>tiến</w:t>
+      </w:r>
+      <w:proofErr w:type="spellEnd"/>
+      <w:r>
+        <w:t xml:space="preserve"> </w:t>
+      </w:r>
+      <w:proofErr w:type="spellStart"/>
+      <w:r>
+        <w:t>trình</w:t>
+      </w:r>
+      <w:proofErr w:type="spellEnd"/>
+      <w:r>
+        <w:t xml:space="preserve"> </w:t>
+      </w:r>
+      <w:proofErr w:type="spellStart"/>
+      <w:r>
+        <w:t>quản</w:t>
+      </w:r>
+      <w:proofErr w:type="spellEnd"/>
+      <w:r>
+        <w:t xml:space="preserve"> </w:t>
+      </w:r>
+      <w:proofErr w:type="spellStart"/>
+      <w:r>
+        <w:t>lí</w:t>
+      </w:r>
+      <w:proofErr w:type="spellEnd"/>
+      <w:r>
+        <w:t xml:space="preserve"> </w:t>
+      </w:r>
+      <w:proofErr w:type="spellStart"/>
+      <w:r>
+        <w:t>khi</w:t>
+      </w:r>
+      <w:proofErr w:type="spellEnd"/>
+      <w:r>
+        <w:t xml:space="preserve"> </w:t>
+      </w:r>
+      <w:proofErr w:type="spellStart"/>
+      <w:r>
+        <w:t>đã</w:t>
+      </w:r>
+      <w:proofErr w:type="spellEnd"/>
+      <w:r>
+        <w:t xml:space="preserve"> </w:t>
+      </w:r>
+      <w:proofErr w:type="spellStart"/>
+      <w:r>
+        <w:t>gọi</w:t>
+      </w:r>
+      <w:proofErr w:type="spellEnd"/>
+      <w:r>
+        <w:t xml:space="preserve"> ở </w:t>
+      </w:r>
+      <w:proofErr w:type="spellStart"/>
+      <w:r>
+        <w:t>vị</w:t>
+      </w:r>
+      <w:proofErr w:type="spellEnd"/>
+      <w:r>
+        <w:t xml:space="preserve"> </w:t>
+      </w:r>
+      <w:proofErr w:type="spellStart"/>
+      <w:r>
+        <w:t>trí</w:t>
+      </w:r>
+      <w:proofErr w:type="spellEnd"/>
+      <w:r>
+        <w:t xml:space="preserve"> offset </w:t>
+      </w:r>
+      <w:proofErr w:type="spellStart"/>
+      <w:r>
+        <w:t>khác</w:t>
+      </w:r>
+      <w:proofErr w:type="spellEnd"/>
+      <w:r>
+        <w:t xml:space="preserve"> </w:t>
+      </w:r>
+      <w:proofErr w:type="spellStart"/>
+      <w:r>
+        <w:t>nhau</w:t>
+      </w:r>
+      <w:proofErr w:type="spellEnd"/>
     </w:p>
     <w:p>
       <w:r>
-        <w:t xml:space="preserve">Anonymous Mapping: tạo phân vùng bộ nhớ ảo trực tiếp mình cần và tự quản lí nhứ các quản lí bộ nhớ MCU thông thường lun( ở bên Dưới MMU lấy Ram chứ nào không cần quan tâm) </w:t>
+        <w:t xml:space="preserve">Anonymous Mapping: </w:t>
+      </w:r>
+      <w:proofErr w:type="spellStart"/>
+      <w:r>
+        <w:t>tạo</w:t>
+      </w:r>
+      <w:proofErr w:type="spellEnd"/>
+      <w:r>
+        <w:t xml:space="preserve"> </w:t>
+      </w:r>
+      <w:proofErr w:type="spellStart"/>
+      <w:r>
+        <w:t>phân</w:t>
+      </w:r>
+      <w:proofErr w:type="spellEnd"/>
+      <w:r>
+        <w:t xml:space="preserve"> </w:t>
+      </w:r>
+      <w:proofErr w:type="spellStart"/>
+      <w:r>
+        <w:t>vùng</w:t>
+      </w:r>
+      <w:proofErr w:type="spellEnd"/>
+      <w:r>
+        <w:t xml:space="preserve"> </w:t>
+      </w:r>
+      <w:proofErr w:type="spellStart"/>
+      <w:r>
+        <w:t>bộ</w:t>
+      </w:r>
+      <w:proofErr w:type="spellEnd"/>
+      <w:r>
+        <w:t xml:space="preserve"> </w:t>
+      </w:r>
+      <w:proofErr w:type="spellStart"/>
+      <w:r>
+        <w:t>nhớ</w:t>
+      </w:r>
+      <w:proofErr w:type="spellEnd"/>
+      <w:r>
+        <w:t xml:space="preserve"> </w:t>
+      </w:r>
+      <w:proofErr w:type="spellStart"/>
+      <w:r>
+        <w:t>ảo</w:t>
+      </w:r>
+      <w:proofErr w:type="spellEnd"/>
+      <w:r>
+        <w:t xml:space="preserve"> </w:t>
+      </w:r>
+      <w:proofErr w:type="spellStart"/>
+      <w:r>
+        <w:t>trực</w:t>
+      </w:r>
+      <w:proofErr w:type="spellEnd"/>
+      <w:r>
+        <w:t xml:space="preserve"> </w:t>
+      </w:r>
+      <w:proofErr w:type="spellStart"/>
+      <w:r>
+        <w:t>tiếp</w:t>
+      </w:r>
+      <w:proofErr w:type="spellEnd"/>
+      <w:r>
+        <w:t xml:space="preserve"> </w:t>
+      </w:r>
+      <w:proofErr w:type="spellStart"/>
+      <w:r>
+        <w:t>mình</w:t>
+      </w:r>
+      <w:proofErr w:type="spellEnd"/>
+      <w:r>
+        <w:t xml:space="preserve"> </w:t>
+      </w:r>
+      <w:proofErr w:type="spellStart"/>
+      <w:r>
+        <w:t>cần</w:t>
+      </w:r>
+      <w:proofErr w:type="spellEnd"/>
+      <w:r>
+        <w:t xml:space="preserve"> </w:t>
+      </w:r>
+      <w:proofErr w:type="spellStart"/>
+      <w:r>
+        <w:t>và</w:t>
+      </w:r>
+      <w:proofErr w:type="spellEnd"/>
+      <w:r>
+        <w:t xml:space="preserve"> </w:t>
+      </w:r>
+      <w:proofErr w:type="spellStart"/>
+      <w:r>
+        <w:t>tự</w:t>
+      </w:r>
+      <w:proofErr w:type="spellEnd"/>
+      <w:r>
+        <w:t xml:space="preserve"> </w:t>
+      </w:r>
+      <w:proofErr w:type="spellStart"/>
+      <w:r>
+        <w:t>quản</w:t>
+      </w:r>
+      <w:proofErr w:type="spellEnd"/>
+      <w:r>
+        <w:t xml:space="preserve"> </w:t>
+      </w:r>
+      <w:proofErr w:type="spellStart"/>
+      <w:r>
+        <w:t>lí</w:t>
+      </w:r>
+      <w:proofErr w:type="spellEnd"/>
+      <w:r>
+        <w:t xml:space="preserve"> </w:t>
+      </w:r>
+      <w:proofErr w:type="spellStart"/>
+      <w:r>
+        <w:t>nhứ</w:t>
+      </w:r>
+      <w:proofErr w:type="spellEnd"/>
+      <w:r>
+        <w:t xml:space="preserve"> </w:t>
+      </w:r>
+      <w:proofErr w:type="spellStart"/>
+      <w:r>
+        <w:t>các</w:t>
+      </w:r>
+      <w:proofErr w:type="spellEnd"/>
+      <w:r>
+        <w:t xml:space="preserve"> </w:t>
+      </w:r>
+      <w:proofErr w:type="spellStart"/>
+      <w:r>
+        <w:t>quản</w:t>
+      </w:r>
+      <w:proofErr w:type="spellEnd"/>
+      <w:r>
+        <w:t xml:space="preserve"> </w:t>
+      </w:r>
+      <w:proofErr w:type="spellStart"/>
+      <w:r>
+        <w:t>lí</w:t>
+      </w:r>
+      <w:proofErr w:type="spellEnd"/>
+      <w:r>
+        <w:t xml:space="preserve"> </w:t>
+      </w:r>
+      <w:proofErr w:type="spellStart"/>
+      <w:r>
+        <w:t>bộ</w:t>
+      </w:r>
+      <w:proofErr w:type="spellEnd"/>
+      <w:r>
+        <w:t xml:space="preserve"> </w:t>
+      </w:r>
+      <w:proofErr w:type="spellStart"/>
+      <w:r>
+        <w:t>nhớ</w:t>
+      </w:r>
+      <w:proofErr w:type="spellEnd"/>
+      <w:r>
+        <w:t xml:space="preserve"> MCU </w:t>
+      </w:r>
+      <w:proofErr w:type="spellStart"/>
+      <w:r>
+        <w:t>thông</w:t>
+      </w:r>
+      <w:proofErr w:type="spellEnd"/>
+      <w:r>
+        <w:t xml:space="preserve"> </w:t>
+      </w:r>
+      <w:proofErr w:type="spellStart"/>
+      <w:r>
+        <w:t>thường</w:t>
+      </w:r>
+      <w:proofErr w:type="spellEnd"/>
+      <w:r>
+        <w:t xml:space="preserve"> </w:t>
+      </w:r>
+      <w:proofErr w:type="spellStart"/>
+      <w:proofErr w:type="gramStart"/>
+      <w:r>
+        <w:t>lun</w:t>
+      </w:r>
+      <w:proofErr w:type="spellEnd"/>
+      <w:r>
+        <w:t>( ở</w:t>
+      </w:r>
+      <w:proofErr w:type="gramEnd"/>
+      <w:r>
+        <w:t xml:space="preserve"> </w:t>
+      </w:r>
+      <w:proofErr w:type="spellStart"/>
+      <w:r>
+        <w:t>bên</w:t>
+      </w:r>
+      <w:proofErr w:type="spellEnd"/>
+      <w:r>
+        <w:t xml:space="preserve"> </w:t>
+      </w:r>
+      <w:proofErr w:type="spellStart"/>
+      <w:r>
+        <w:t>Dưới</w:t>
+      </w:r>
+      <w:proofErr w:type="spellEnd"/>
+      <w:r>
+        <w:t xml:space="preserve"> MMU </w:t>
+      </w:r>
+      <w:proofErr w:type="spellStart"/>
+      <w:r>
+        <w:t>lấy</w:t>
+      </w:r>
+      <w:proofErr w:type="spellEnd"/>
+      <w:r>
+        <w:t xml:space="preserve"> Ram </w:t>
+      </w:r>
+      <w:proofErr w:type="spellStart"/>
+      <w:r>
+        <w:t>chứ</w:t>
+      </w:r>
+      <w:proofErr w:type="spellEnd"/>
+      <w:r>
+        <w:t xml:space="preserve"> </w:t>
+      </w:r>
+      <w:proofErr w:type="spellStart"/>
+      <w:r>
+        <w:t>nào</w:t>
+      </w:r>
+      <w:proofErr w:type="spellEnd"/>
+      <w:r>
+        <w:t xml:space="preserve"> </w:t>
+      </w:r>
+      <w:proofErr w:type="spellStart"/>
+      <w:r>
+        <w:t>không</w:t>
+      </w:r>
+      <w:proofErr w:type="spellEnd"/>
+      <w:r>
+        <w:t xml:space="preserve"> </w:t>
+      </w:r>
+      <w:proofErr w:type="spellStart"/>
+      <w:r>
+        <w:t>cần</w:t>
+      </w:r>
+      <w:proofErr w:type="spellEnd"/>
+      <w:r>
+        <w:t xml:space="preserve"> </w:t>
+      </w:r>
+      <w:proofErr w:type="spellStart"/>
+      <w:r>
+        <w:t>quan</w:t>
+      </w:r>
+      <w:proofErr w:type="spellEnd"/>
+      <w:r>
+        <w:t xml:space="preserve"> </w:t>
+      </w:r>
+      <w:proofErr w:type="spellStart"/>
+      <w:r>
+        <w:t>tâm</w:t>
+      </w:r>
+      <w:proofErr w:type="spellEnd"/>
+      <w:r>
+        <w:t xml:space="preserve">) </w:t>
       </w:r>
     </w:p>
     <w:p>
-      <w:r>
-        <w:t>Bài ví dụ về vị trí của từng cái trong segment:</w:t>
+      <w:proofErr w:type="spellStart"/>
+      <w:r>
+        <w:t>Bài</w:t>
+      </w:r>
+      <w:proofErr w:type="spellEnd"/>
+      <w:r>
+        <w:t xml:space="preserve"> </w:t>
+      </w:r>
+      <w:proofErr w:type="spellStart"/>
+      <w:r>
+        <w:t>ví</w:t>
+      </w:r>
+      <w:proofErr w:type="spellEnd"/>
+      <w:r>
+        <w:t xml:space="preserve"> </w:t>
+      </w:r>
+      <w:proofErr w:type="spellStart"/>
+      <w:r>
+        <w:t>dụ</w:t>
+      </w:r>
+      <w:proofErr w:type="spellEnd"/>
+      <w:r>
+        <w:t xml:space="preserve"> </w:t>
+      </w:r>
+      <w:proofErr w:type="spellStart"/>
+      <w:r>
+        <w:t>về</w:t>
+      </w:r>
+      <w:proofErr w:type="spellEnd"/>
+      <w:r>
+        <w:t xml:space="preserve"> </w:t>
+      </w:r>
+      <w:proofErr w:type="spellStart"/>
+      <w:r>
+        <w:t>vị</w:t>
+      </w:r>
+      <w:proofErr w:type="spellEnd"/>
+      <w:r>
+        <w:t xml:space="preserve"> </w:t>
+      </w:r>
+      <w:proofErr w:type="spellStart"/>
+      <w:r>
+        <w:t>trí</w:t>
+      </w:r>
+      <w:proofErr w:type="spellEnd"/>
+      <w:r>
+        <w:t xml:space="preserve"> </w:t>
+      </w:r>
+      <w:proofErr w:type="spellStart"/>
+      <w:r>
+        <w:t>của</w:t>
+      </w:r>
+      <w:proofErr w:type="spellEnd"/>
+      <w:r>
+        <w:t xml:space="preserve"> </w:t>
+      </w:r>
+      <w:proofErr w:type="spellStart"/>
+      <w:r>
+        <w:t>từng</w:t>
+      </w:r>
+      <w:proofErr w:type="spellEnd"/>
+      <w:r>
+        <w:t xml:space="preserve"> </w:t>
+      </w:r>
+      <w:proofErr w:type="spellStart"/>
+      <w:r>
+        <w:t>cái</w:t>
+      </w:r>
+      <w:proofErr w:type="spellEnd"/>
+      <w:r>
+        <w:t xml:space="preserve"> </w:t>
+      </w:r>
+      <w:proofErr w:type="spellStart"/>
+      <w:r>
+        <w:t>trong</w:t>
+      </w:r>
+      <w:proofErr w:type="spellEnd"/>
+      <w:r>
+        <w:t xml:space="preserve"> segment:</w:t>
       </w:r>
     </w:p>
     <w:p>
@@ -238,10 +2387,95 @@
         <w:pStyle w:val="NormalWeb"/>
       </w:pPr>
       <w:r>
-        <w:t xml:space="preserve">Linux sử dụng kỹ thuật quản lí bộ nhớ ảo. </w:t>
-      </w:r>
-      <w:r>
-        <w:t>Mục tiêu:</w:t>
+        <w:t xml:space="preserve">Linux </w:t>
+      </w:r>
+      <w:proofErr w:type="spellStart"/>
+      <w:r>
+        <w:t>sử</w:t>
+      </w:r>
+      <w:proofErr w:type="spellEnd"/>
+      <w:r>
+        <w:t xml:space="preserve"> </w:t>
+      </w:r>
+      <w:proofErr w:type="spellStart"/>
+      <w:r>
+        <w:t>dụng</w:t>
+      </w:r>
+      <w:proofErr w:type="spellEnd"/>
+      <w:r>
+        <w:t xml:space="preserve"> </w:t>
+      </w:r>
+      <w:proofErr w:type="spellStart"/>
+      <w:r>
+        <w:t>kỹ</w:t>
+      </w:r>
+      <w:proofErr w:type="spellEnd"/>
+      <w:r>
+        <w:t xml:space="preserve"> </w:t>
+      </w:r>
+      <w:proofErr w:type="spellStart"/>
+      <w:r>
+        <w:t>thuật</w:t>
+      </w:r>
+      <w:proofErr w:type="spellEnd"/>
+      <w:r>
+        <w:t xml:space="preserve"> </w:t>
+      </w:r>
+      <w:proofErr w:type="spellStart"/>
+      <w:r>
+        <w:t>quản</w:t>
+      </w:r>
+      <w:proofErr w:type="spellEnd"/>
+      <w:r>
+        <w:t xml:space="preserve"> </w:t>
+      </w:r>
+      <w:proofErr w:type="spellStart"/>
+      <w:r>
+        <w:t>lí</w:t>
+      </w:r>
+      <w:proofErr w:type="spellEnd"/>
+      <w:r>
+        <w:t xml:space="preserve"> </w:t>
+      </w:r>
+      <w:proofErr w:type="spellStart"/>
+      <w:r>
+        <w:t>bộ</w:t>
+      </w:r>
+      <w:proofErr w:type="spellEnd"/>
+      <w:r>
+        <w:t xml:space="preserve"> </w:t>
+      </w:r>
+      <w:proofErr w:type="spellStart"/>
+      <w:r>
+        <w:t>nhớ</w:t>
+      </w:r>
+      <w:proofErr w:type="spellEnd"/>
+      <w:r>
+        <w:t xml:space="preserve"> </w:t>
+      </w:r>
+      <w:proofErr w:type="spellStart"/>
+      <w:r>
+        <w:t>ảo</w:t>
+      </w:r>
+      <w:proofErr w:type="spellEnd"/>
+      <w:r>
+        <w:t xml:space="preserve">. </w:t>
+      </w:r>
+      <w:proofErr w:type="spellStart"/>
+      <w:r>
+        <w:t>Mục</w:t>
+      </w:r>
+      <w:proofErr w:type="spellEnd"/>
+      <w:r>
+        <w:t xml:space="preserve"> </w:t>
+      </w:r>
+      <w:proofErr w:type="spellStart"/>
+      <w:r>
+        <w:t>tiêu</w:t>
+      </w:r>
+      <w:proofErr w:type="spellEnd"/>
+      <w:r>
+        <w:t>:</w:t>
       </w:r>
     </w:p>
     <w:p>
@@ -257,13 +2491,95 @@
           <w:szCs w:val="24"/>
         </w:rPr>
       </w:pPr>
-      <w:r>
-        <w:rPr>
-          <w:rFonts w:ascii="Times New Roman" w:eastAsia="Times New Roman" w:hAnsi="Times New Roman" w:cs="Times New Roman"/>
-          <w:sz w:val="24"/>
-          <w:szCs w:val="24"/>
-        </w:rPr>
-        <w:t xml:space="preserve">Sử dụng RAM hiệu quả hơn. </w:t>
+      <w:proofErr w:type="spellStart"/>
+      <w:r>
+        <w:rPr>
+          <w:rFonts w:ascii="Times New Roman" w:eastAsia="Times New Roman" w:hAnsi="Times New Roman" w:cs="Times New Roman"/>
+          <w:sz w:val="24"/>
+          <w:szCs w:val="24"/>
+        </w:rPr>
+        <w:t>Sử</w:t>
+      </w:r>
+      <w:proofErr w:type="spellEnd"/>
+      <w:r>
+        <w:rPr>
+          <w:rFonts w:ascii="Times New Roman" w:eastAsia="Times New Roman" w:hAnsi="Times New Roman" w:cs="Times New Roman"/>
+          <w:sz w:val="24"/>
+          <w:szCs w:val="24"/>
+        </w:rPr>
+        <w:t xml:space="preserve"> </w:t>
+      </w:r>
+      <w:proofErr w:type="spellStart"/>
+      <w:r>
+        <w:rPr>
+          <w:rFonts w:ascii="Times New Roman" w:eastAsia="Times New Roman" w:hAnsi="Times New Roman" w:cs="Times New Roman"/>
+          <w:sz w:val="24"/>
+          <w:szCs w:val="24"/>
+        </w:rPr>
+        <w:t>dụng</w:t>
+      </w:r>
+      <w:proofErr w:type="spellEnd"/>
+      <w:r>
+        <w:rPr>
+          <w:rFonts w:ascii="Times New Roman" w:eastAsia="Times New Roman" w:hAnsi="Times New Roman" w:cs="Times New Roman"/>
+          <w:sz w:val="24"/>
+          <w:szCs w:val="24"/>
+        </w:rPr>
+        <w:t xml:space="preserve"> RAM </w:t>
+      </w:r>
+      <w:proofErr w:type="spellStart"/>
+      <w:r>
+        <w:rPr>
+          <w:rFonts w:ascii="Times New Roman" w:eastAsia="Times New Roman" w:hAnsi="Times New Roman" w:cs="Times New Roman"/>
+          <w:sz w:val="24"/>
+          <w:szCs w:val="24"/>
+        </w:rPr>
+        <w:t>hiệu</w:t>
+      </w:r>
+      <w:proofErr w:type="spellEnd"/>
+      <w:r>
+        <w:rPr>
+          <w:rFonts w:ascii="Times New Roman" w:eastAsia="Times New Roman" w:hAnsi="Times New Roman" w:cs="Times New Roman"/>
+          <w:sz w:val="24"/>
+          <w:szCs w:val="24"/>
+        </w:rPr>
+        <w:t xml:space="preserve"> </w:t>
+      </w:r>
+      <w:proofErr w:type="spellStart"/>
+      <w:r>
+        <w:rPr>
+          <w:rFonts w:ascii="Times New Roman" w:eastAsia="Times New Roman" w:hAnsi="Times New Roman" w:cs="Times New Roman"/>
+          <w:sz w:val="24"/>
+          <w:szCs w:val="24"/>
+        </w:rPr>
+        <w:t>quả</w:t>
+      </w:r>
+      <w:proofErr w:type="spellEnd"/>
+      <w:r>
+        <w:rPr>
+          <w:rFonts w:ascii="Times New Roman" w:eastAsia="Times New Roman" w:hAnsi="Times New Roman" w:cs="Times New Roman"/>
+          <w:sz w:val="24"/>
+          <w:szCs w:val="24"/>
+        </w:rPr>
+        <w:t xml:space="preserve"> </w:t>
+      </w:r>
+      <w:proofErr w:type="spellStart"/>
+      <w:r>
+        <w:rPr>
+          <w:rFonts w:ascii="Times New Roman" w:eastAsia="Times New Roman" w:hAnsi="Times New Roman" w:cs="Times New Roman"/>
+          <w:sz w:val="24"/>
+          <w:szCs w:val="24"/>
+        </w:rPr>
+        <w:t>hơn</w:t>
+      </w:r>
+      <w:proofErr w:type="spellEnd"/>
+      <w:r>
+        <w:rPr>
+          <w:rFonts w:ascii="Times New Roman" w:eastAsia="Times New Roman" w:hAnsi="Times New Roman" w:cs="Times New Roman"/>
+          <w:sz w:val="24"/>
+          <w:szCs w:val="24"/>
+        </w:rPr>
+        <w:t xml:space="preserve">. </w:t>
       </w:r>
     </w:p>
     <w:p>
@@ -285,7 +2601,151 @@
           <w:sz w:val="24"/>
           <w:szCs w:val="24"/>
         </w:rPr>
-        <w:t xml:space="preserve">Cho phép chạy chương trình lớn hơn RAM vật lý. </w:t>
+        <w:t xml:space="preserve">Cho </w:t>
+      </w:r>
+      <w:proofErr w:type="spellStart"/>
+      <w:r>
+        <w:rPr>
+          <w:rFonts w:ascii="Times New Roman" w:eastAsia="Times New Roman" w:hAnsi="Times New Roman" w:cs="Times New Roman"/>
+          <w:sz w:val="24"/>
+          <w:szCs w:val="24"/>
+        </w:rPr>
+        <w:t>phép</w:t>
+      </w:r>
+      <w:proofErr w:type="spellEnd"/>
+      <w:r>
+        <w:rPr>
+          <w:rFonts w:ascii="Times New Roman" w:eastAsia="Times New Roman" w:hAnsi="Times New Roman" w:cs="Times New Roman"/>
+          <w:sz w:val="24"/>
+          <w:szCs w:val="24"/>
+        </w:rPr>
+        <w:t xml:space="preserve"> </w:t>
+      </w:r>
+      <w:proofErr w:type="spellStart"/>
+      <w:r>
+        <w:rPr>
+          <w:rFonts w:ascii="Times New Roman" w:eastAsia="Times New Roman" w:hAnsi="Times New Roman" w:cs="Times New Roman"/>
+          <w:sz w:val="24"/>
+          <w:szCs w:val="24"/>
+        </w:rPr>
+        <w:t>chạy</w:t>
+      </w:r>
+      <w:proofErr w:type="spellEnd"/>
+      <w:r>
+        <w:rPr>
+          <w:rFonts w:ascii="Times New Roman" w:eastAsia="Times New Roman" w:hAnsi="Times New Roman" w:cs="Times New Roman"/>
+          <w:sz w:val="24"/>
+          <w:szCs w:val="24"/>
+        </w:rPr>
+        <w:t xml:space="preserve"> </w:t>
+      </w:r>
+      <w:proofErr w:type="spellStart"/>
+      <w:r>
+        <w:rPr>
+          <w:rFonts w:ascii="Times New Roman" w:eastAsia="Times New Roman" w:hAnsi="Times New Roman" w:cs="Times New Roman"/>
+          <w:sz w:val="24"/>
+          <w:szCs w:val="24"/>
+        </w:rPr>
+        <w:t>chương</w:t>
+      </w:r>
+      <w:proofErr w:type="spellEnd"/>
+      <w:r>
+        <w:rPr>
+          <w:rFonts w:ascii="Times New Roman" w:eastAsia="Times New Roman" w:hAnsi="Times New Roman" w:cs="Times New Roman"/>
+          <w:sz w:val="24"/>
+          <w:szCs w:val="24"/>
+        </w:rPr>
+        <w:t xml:space="preserve"> </w:t>
+      </w:r>
+      <w:proofErr w:type="spellStart"/>
+      <w:r>
+        <w:rPr>
+          <w:rFonts w:ascii="Times New Roman" w:eastAsia="Times New Roman" w:hAnsi="Times New Roman" w:cs="Times New Roman"/>
+          <w:sz w:val="24"/>
+          <w:szCs w:val="24"/>
+        </w:rPr>
+        <w:t>trình</w:t>
+      </w:r>
+      <w:proofErr w:type="spellEnd"/>
+      <w:r>
+        <w:rPr>
+          <w:rFonts w:ascii="Times New Roman" w:eastAsia="Times New Roman" w:hAnsi="Times New Roman" w:cs="Times New Roman"/>
+          <w:sz w:val="24"/>
+          <w:szCs w:val="24"/>
+        </w:rPr>
+        <w:t xml:space="preserve"> </w:t>
+      </w:r>
+      <w:proofErr w:type="spellStart"/>
+      <w:r>
+        <w:rPr>
+          <w:rFonts w:ascii="Times New Roman" w:eastAsia="Times New Roman" w:hAnsi="Times New Roman" w:cs="Times New Roman"/>
+          <w:sz w:val="24"/>
+          <w:szCs w:val="24"/>
+        </w:rPr>
+        <w:t>lớn</w:t>
+      </w:r>
+      <w:proofErr w:type="spellEnd"/>
+      <w:r>
+        <w:rPr>
+          <w:rFonts w:ascii="Times New Roman" w:eastAsia="Times New Roman" w:hAnsi="Times New Roman" w:cs="Times New Roman"/>
+          <w:sz w:val="24"/>
+          <w:szCs w:val="24"/>
+        </w:rPr>
+        <w:t xml:space="preserve"> </w:t>
+      </w:r>
+      <w:proofErr w:type="spellStart"/>
+      <w:r>
+        <w:rPr>
+          <w:rFonts w:ascii="Times New Roman" w:eastAsia="Times New Roman" w:hAnsi="Times New Roman" w:cs="Times New Roman"/>
+          <w:sz w:val="24"/>
+          <w:szCs w:val="24"/>
+        </w:rPr>
+        <w:t>hơn</w:t>
+      </w:r>
+      <w:proofErr w:type="spellEnd"/>
+      <w:r>
+        <w:rPr>
+          <w:rFonts w:ascii="Times New Roman" w:eastAsia="Times New Roman" w:hAnsi="Times New Roman" w:cs="Times New Roman"/>
+          <w:sz w:val="24"/>
+          <w:szCs w:val="24"/>
+        </w:rPr>
+        <w:t xml:space="preserve"> RAM </w:t>
+      </w:r>
+      <w:proofErr w:type="spellStart"/>
+      <w:r>
+        <w:rPr>
+          <w:rFonts w:ascii="Times New Roman" w:eastAsia="Times New Roman" w:hAnsi="Times New Roman" w:cs="Times New Roman"/>
+          <w:sz w:val="24"/>
+          <w:szCs w:val="24"/>
+        </w:rPr>
+        <w:t>vật</w:t>
+      </w:r>
+      <w:proofErr w:type="spellEnd"/>
+      <w:r>
+        <w:rPr>
+          <w:rFonts w:ascii="Times New Roman" w:eastAsia="Times New Roman" w:hAnsi="Times New Roman" w:cs="Times New Roman"/>
+          <w:sz w:val="24"/>
+          <w:szCs w:val="24"/>
+        </w:rPr>
+        <w:t xml:space="preserve"> </w:t>
+      </w:r>
+      <w:proofErr w:type="spellStart"/>
+      <w:r>
+        <w:rPr>
+          <w:rFonts w:ascii="Times New Roman" w:eastAsia="Times New Roman" w:hAnsi="Times New Roman" w:cs="Times New Roman"/>
+          <w:sz w:val="24"/>
+          <w:szCs w:val="24"/>
+        </w:rPr>
+        <w:t>lý</w:t>
+      </w:r>
+      <w:proofErr w:type="spellEnd"/>
+      <w:r>
+        <w:rPr>
+          <w:rFonts w:ascii="Times New Roman" w:eastAsia="Times New Roman" w:hAnsi="Times New Roman" w:cs="Times New Roman"/>
+          <w:sz w:val="24"/>
+          <w:szCs w:val="24"/>
+        </w:rPr>
+        <w:t xml:space="preserve">. </w:t>
       </w:r>
     </w:p>
     <w:p>
@@ -311,31 +2771,239 @@
           <w:sz w:val="24"/>
           <w:szCs w:val="24"/>
         </w:rPr>
-        <w:t>rtual Memory hoạt động thế nào?</w:t>
-      </w:r>
-      <w:r>
-        <w:rPr>
-          <w:rFonts w:ascii="Times New Roman" w:eastAsia="Times New Roman" w:hAnsi="Times New Roman" w:cs="Times New Roman"/>
-          <w:sz w:val="24"/>
-          <w:szCs w:val="24"/>
-        </w:rPr>
-        <w:t xml:space="preserve"> </w:t>
-      </w:r>
-      <w:r>
-        <w:rPr>
-          <w:rFonts w:ascii="Times New Roman" w:eastAsia="Times New Roman" w:hAnsi="Times New Roman" w:cs="Times New Roman"/>
-          <w:sz w:val="24"/>
-          <w:szCs w:val="24"/>
-        </w:rPr>
-        <w:t>Mỗi chương trìn</w:t>
-      </w:r>
-      <w:r>
-        <w:rPr>
-          <w:rFonts w:ascii="Times New Roman" w:eastAsia="Times New Roman" w:hAnsi="Times New Roman" w:cs="Times New Roman"/>
-          <w:sz w:val="24"/>
-          <w:szCs w:val="24"/>
-        </w:rPr>
-        <w:t xml:space="preserve">h được chia thành các khối nhỏ: </w:t>
+        <w:t xml:space="preserve">rtual Memory </w:t>
+      </w:r>
+      <w:proofErr w:type="spellStart"/>
+      <w:r>
+        <w:rPr>
+          <w:rFonts w:ascii="Times New Roman" w:eastAsia="Times New Roman" w:hAnsi="Times New Roman" w:cs="Times New Roman"/>
+          <w:sz w:val="24"/>
+          <w:szCs w:val="24"/>
+        </w:rPr>
+        <w:t>hoạt</w:t>
+      </w:r>
+      <w:proofErr w:type="spellEnd"/>
+      <w:r>
+        <w:rPr>
+          <w:rFonts w:ascii="Times New Roman" w:eastAsia="Times New Roman" w:hAnsi="Times New Roman" w:cs="Times New Roman"/>
+          <w:sz w:val="24"/>
+          <w:szCs w:val="24"/>
+        </w:rPr>
+        <w:t xml:space="preserve"> </w:t>
+      </w:r>
+      <w:proofErr w:type="spellStart"/>
+      <w:r>
+        <w:rPr>
+          <w:rFonts w:ascii="Times New Roman" w:eastAsia="Times New Roman" w:hAnsi="Times New Roman" w:cs="Times New Roman"/>
+          <w:sz w:val="24"/>
+          <w:szCs w:val="24"/>
+        </w:rPr>
+        <w:t>động</w:t>
+      </w:r>
+      <w:proofErr w:type="spellEnd"/>
+      <w:r>
+        <w:rPr>
+          <w:rFonts w:ascii="Times New Roman" w:eastAsia="Times New Roman" w:hAnsi="Times New Roman" w:cs="Times New Roman"/>
+          <w:sz w:val="24"/>
+          <w:szCs w:val="24"/>
+        </w:rPr>
+        <w:t xml:space="preserve"> </w:t>
+      </w:r>
+      <w:proofErr w:type="spellStart"/>
+      <w:r>
+        <w:rPr>
+          <w:rFonts w:ascii="Times New Roman" w:eastAsia="Times New Roman" w:hAnsi="Times New Roman" w:cs="Times New Roman"/>
+          <w:sz w:val="24"/>
+          <w:szCs w:val="24"/>
+        </w:rPr>
+        <w:t>thế</w:t>
+      </w:r>
+      <w:proofErr w:type="spellEnd"/>
+      <w:r>
+        <w:rPr>
+          <w:rFonts w:ascii="Times New Roman" w:eastAsia="Times New Roman" w:hAnsi="Times New Roman" w:cs="Times New Roman"/>
+          <w:sz w:val="24"/>
+          <w:szCs w:val="24"/>
+        </w:rPr>
+        <w:t xml:space="preserve"> </w:t>
+      </w:r>
+      <w:proofErr w:type="spellStart"/>
+      <w:r>
+        <w:rPr>
+          <w:rFonts w:ascii="Times New Roman" w:eastAsia="Times New Roman" w:hAnsi="Times New Roman" w:cs="Times New Roman"/>
+          <w:sz w:val="24"/>
+          <w:szCs w:val="24"/>
+        </w:rPr>
+        <w:t>nào</w:t>
+      </w:r>
+      <w:proofErr w:type="spellEnd"/>
+      <w:r>
+        <w:rPr>
+          <w:rFonts w:ascii="Times New Roman" w:eastAsia="Times New Roman" w:hAnsi="Times New Roman" w:cs="Times New Roman"/>
+          <w:sz w:val="24"/>
+          <w:szCs w:val="24"/>
+        </w:rPr>
+        <w:t>?</w:t>
+      </w:r>
+      <w:r>
+        <w:rPr>
+          <w:rFonts w:ascii="Times New Roman" w:eastAsia="Times New Roman" w:hAnsi="Times New Roman" w:cs="Times New Roman"/>
+          <w:sz w:val="24"/>
+          <w:szCs w:val="24"/>
+        </w:rPr>
+        <w:t xml:space="preserve"> </w:t>
+      </w:r>
+      <w:proofErr w:type="spellStart"/>
+      <w:r>
+        <w:rPr>
+          <w:rFonts w:ascii="Times New Roman" w:eastAsia="Times New Roman" w:hAnsi="Times New Roman" w:cs="Times New Roman"/>
+          <w:sz w:val="24"/>
+          <w:szCs w:val="24"/>
+        </w:rPr>
+        <w:t>Mỗi</w:t>
+      </w:r>
+      <w:proofErr w:type="spellEnd"/>
+      <w:r>
+        <w:rPr>
+          <w:rFonts w:ascii="Times New Roman" w:eastAsia="Times New Roman" w:hAnsi="Times New Roman" w:cs="Times New Roman"/>
+          <w:sz w:val="24"/>
+          <w:szCs w:val="24"/>
+        </w:rPr>
+        <w:t xml:space="preserve"> </w:t>
+      </w:r>
+      <w:proofErr w:type="spellStart"/>
+      <w:r>
+        <w:rPr>
+          <w:rFonts w:ascii="Times New Roman" w:eastAsia="Times New Roman" w:hAnsi="Times New Roman" w:cs="Times New Roman"/>
+          <w:sz w:val="24"/>
+          <w:szCs w:val="24"/>
+        </w:rPr>
+        <w:t>chương</w:t>
+      </w:r>
+      <w:proofErr w:type="spellEnd"/>
+      <w:r>
+        <w:rPr>
+          <w:rFonts w:ascii="Times New Roman" w:eastAsia="Times New Roman" w:hAnsi="Times New Roman" w:cs="Times New Roman"/>
+          <w:sz w:val="24"/>
+          <w:szCs w:val="24"/>
+        </w:rPr>
+        <w:t xml:space="preserve"> </w:t>
+      </w:r>
+      <w:proofErr w:type="spellStart"/>
+      <w:r>
+        <w:rPr>
+          <w:rFonts w:ascii="Times New Roman" w:eastAsia="Times New Roman" w:hAnsi="Times New Roman" w:cs="Times New Roman"/>
+          <w:sz w:val="24"/>
+          <w:szCs w:val="24"/>
+        </w:rPr>
+        <w:t>trìn</w:t>
+      </w:r>
+      <w:r>
+        <w:rPr>
+          <w:rFonts w:ascii="Times New Roman" w:eastAsia="Times New Roman" w:hAnsi="Times New Roman" w:cs="Times New Roman"/>
+          <w:sz w:val="24"/>
+          <w:szCs w:val="24"/>
+        </w:rPr>
+        <w:t>h</w:t>
+      </w:r>
+      <w:proofErr w:type="spellEnd"/>
+      <w:r>
+        <w:rPr>
+          <w:rFonts w:ascii="Times New Roman" w:eastAsia="Times New Roman" w:hAnsi="Times New Roman" w:cs="Times New Roman"/>
+          <w:sz w:val="24"/>
+          <w:szCs w:val="24"/>
+        </w:rPr>
+        <w:t xml:space="preserve"> </w:t>
+      </w:r>
+      <w:proofErr w:type="spellStart"/>
+      <w:r>
+        <w:rPr>
+          <w:rFonts w:ascii="Times New Roman" w:eastAsia="Times New Roman" w:hAnsi="Times New Roman" w:cs="Times New Roman"/>
+          <w:sz w:val="24"/>
+          <w:szCs w:val="24"/>
+        </w:rPr>
+        <w:t>được</w:t>
+      </w:r>
+      <w:proofErr w:type="spellEnd"/>
+      <w:r>
+        <w:rPr>
+          <w:rFonts w:ascii="Times New Roman" w:eastAsia="Times New Roman" w:hAnsi="Times New Roman" w:cs="Times New Roman"/>
+          <w:sz w:val="24"/>
+          <w:szCs w:val="24"/>
+        </w:rPr>
+        <w:t xml:space="preserve"> chia </w:t>
+      </w:r>
+      <w:proofErr w:type="spellStart"/>
+      <w:r>
+        <w:rPr>
+          <w:rFonts w:ascii="Times New Roman" w:eastAsia="Times New Roman" w:hAnsi="Times New Roman" w:cs="Times New Roman"/>
+          <w:sz w:val="24"/>
+          <w:szCs w:val="24"/>
+        </w:rPr>
+        <w:t>thành</w:t>
+      </w:r>
+      <w:proofErr w:type="spellEnd"/>
+      <w:r>
+        <w:rPr>
+          <w:rFonts w:ascii="Times New Roman" w:eastAsia="Times New Roman" w:hAnsi="Times New Roman" w:cs="Times New Roman"/>
+          <w:sz w:val="24"/>
+          <w:szCs w:val="24"/>
+        </w:rPr>
+        <w:t xml:space="preserve"> </w:t>
+      </w:r>
+      <w:proofErr w:type="spellStart"/>
+      <w:r>
+        <w:rPr>
+          <w:rFonts w:ascii="Times New Roman" w:eastAsia="Times New Roman" w:hAnsi="Times New Roman" w:cs="Times New Roman"/>
+          <w:sz w:val="24"/>
+          <w:szCs w:val="24"/>
+        </w:rPr>
+        <w:t>các</w:t>
+      </w:r>
+      <w:proofErr w:type="spellEnd"/>
+      <w:r>
+        <w:rPr>
+          <w:rFonts w:ascii="Times New Roman" w:eastAsia="Times New Roman" w:hAnsi="Times New Roman" w:cs="Times New Roman"/>
+          <w:sz w:val="24"/>
+          <w:szCs w:val="24"/>
+        </w:rPr>
+        <w:t xml:space="preserve"> </w:t>
+      </w:r>
+      <w:proofErr w:type="spellStart"/>
+      <w:r>
+        <w:rPr>
+          <w:rFonts w:ascii="Times New Roman" w:eastAsia="Times New Roman" w:hAnsi="Times New Roman" w:cs="Times New Roman"/>
+          <w:sz w:val="24"/>
+          <w:szCs w:val="24"/>
+        </w:rPr>
+        <w:t>khối</w:t>
+      </w:r>
+      <w:proofErr w:type="spellEnd"/>
+      <w:r>
+        <w:rPr>
+          <w:rFonts w:ascii="Times New Roman" w:eastAsia="Times New Roman" w:hAnsi="Times New Roman" w:cs="Times New Roman"/>
+          <w:sz w:val="24"/>
+          <w:szCs w:val="24"/>
+        </w:rPr>
+        <w:t xml:space="preserve"> </w:t>
+      </w:r>
+      <w:proofErr w:type="spellStart"/>
+      <w:r>
+        <w:rPr>
+          <w:rFonts w:ascii="Times New Roman" w:eastAsia="Times New Roman" w:hAnsi="Times New Roman" w:cs="Times New Roman"/>
+          <w:sz w:val="24"/>
+          <w:szCs w:val="24"/>
+        </w:rPr>
+        <w:t>nhỏ</w:t>
+      </w:r>
+      <w:proofErr w:type="spellEnd"/>
+      <w:r>
+        <w:rPr>
+          <w:rFonts w:ascii="Times New Roman" w:eastAsia="Times New Roman" w:hAnsi="Times New Roman" w:cs="Times New Roman"/>
+          <w:sz w:val="24"/>
+          <w:szCs w:val="24"/>
+        </w:rPr>
+        <w:t xml:space="preserve">: </w:t>
       </w:r>
       <w:r>
         <w:rPr>
@@ -410,13 +3078,95 @@
           <w:szCs w:val="24"/>
         </w:rPr>
       </w:pPr>
-      <w:r>
-        <w:rPr>
-          <w:rFonts w:ascii="Times New Roman" w:eastAsia="Times New Roman" w:hAnsi="Times New Roman" w:cs="Times New Roman"/>
-          <w:sz w:val="24"/>
-          <w:szCs w:val="24"/>
-        </w:rPr>
-        <w:t>Với kiến trúc x86-32( mỗi page là 4KB)</w:t>
+      <w:proofErr w:type="spellStart"/>
+      <w:r>
+        <w:rPr>
+          <w:rFonts w:ascii="Times New Roman" w:eastAsia="Times New Roman" w:hAnsi="Times New Roman" w:cs="Times New Roman"/>
+          <w:sz w:val="24"/>
+          <w:szCs w:val="24"/>
+        </w:rPr>
+        <w:t>Với</w:t>
+      </w:r>
+      <w:proofErr w:type="spellEnd"/>
+      <w:r>
+        <w:rPr>
+          <w:rFonts w:ascii="Times New Roman" w:eastAsia="Times New Roman" w:hAnsi="Times New Roman" w:cs="Times New Roman"/>
+          <w:sz w:val="24"/>
+          <w:szCs w:val="24"/>
+        </w:rPr>
+        <w:t xml:space="preserve"> </w:t>
+      </w:r>
+      <w:proofErr w:type="spellStart"/>
+      <w:r>
+        <w:rPr>
+          <w:rFonts w:ascii="Times New Roman" w:eastAsia="Times New Roman" w:hAnsi="Times New Roman" w:cs="Times New Roman"/>
+          <w:sz w:val="24"/>
+          <w:szCs w:val="24"/>
+        </w:rPr>
+        <w:t>kiến</w:t>
+      </w:r>
+      <w:proofErr w:type="spellEnd"/>
+      <w:r>
+        <w:rPr>
+          <w:rFonts w:ascii="Times New Roman" w:eastAsia="Times New Roman" w:hAnsi="Times New Roman" w:cs="Times New Roman"/>
+          <w:sz w:val="24"/>
+          <w:szCs w:val="24"/>
+        </w:rPr>
+        <w:t xml:space="preserve"> </w:t>
+      </w:r>
+      <w:proofErr w:type="spellStart"/>
+      <w:r>
+        <w:rPr>
+          <w:rFonts w:ascii="Times New Roman" w:eastAsia="Times New Roman" w:hAnsi="Times New Roman" w:cs="Times New Roman"/>
+          <w:sz w:val="24"/>
+          <w:szCs w:val="24"/>
+        </w:rPr>
+        <w:t>trúc</w:t>
+      </w:r>
+      <w:proofErr w:type="spellEnd"/>
+      <w:r>
+        <w:rPr>
+          <w:rFonts w:ascii="Times New Roman" w:eastAsia="Times New Roman" w:hAnsi="Times New Roman" w:cs="Times New Roman"/>
+          <w:sz w:val="24"/>
+          <w:szCs w:val="24"/>
+        </w:rPr>
+        <w:t xml:space="preserve"> x86-32(</w:t>
+      </w:r>
+      <w:proofErr w:type="spellStart"/>
+      <w:r>
+        <w:rPr>
+          <w:rFonts w:ascii="Times New Roman" w:eastAsia="Times New Roman" w:hAnsi="Times New Roman" w:cs="Times New Roman"/>
+          <w:sz w:val="24"/>
+          <w:szCs w:val="24"/>
+        </w:rPr>
+        <w:t>mỗi</w:t>
+      </w:r>
+      <w:proofErr w:type="spellEnd"/>
+      <w:r>
+        <w:rPr>
+          <w:rFonts w:ascii="Times New Roman" w:eastAsia="Times New Roman" w:hAnsi="Times New Roman" w:cs="Times New Roman"/>
+          <w:sz w:val="24"/>
+          <w:szCs w:val="24"/>
+        </w:rPr>
+        <w:t xml:space="preserve"> page </w:t>
+      </w:r>
+      <w:proofErr w:type="spellStart"/>
+      <w:r>
+        <w:rPr>
+          <w:rFonts w:ascii="Times New Roman" w:eastAsia="Times New Roman" w:hAnsi="Times New Roman" w:cs="Times New Roman"/>
+          <w:sz w:val="24"/>
+          <w:szCs w:val="24"/>
+        </w:rPr>
+        <w:t>là</w:t>
+      </w:r>
+      <w:proofErr w:type="spellEnd"/>
+      <w:r>
+        <w:rPr>
+          <w:rFonts w:ascii="Times New Roman" w:eastAsia="Times New Roman" w:hAnsi="Times New Roman" w:cs="Times New Roman"/>
+          <w:sz w:val="24"/>
+          <w:szCs w:val="24"/>
+        </w:rPr>
+        <w:t xml:space="preserve"> 4KB)</w:t>
       </w:r>
     </w:p>
     <w:p>
@@ -429,13 +3179,131 @@
           <w:szCs w:val="24"/>
         </w:rPr>
       </w:pPr>
-      <w:r>
-        <w:rPr>
-          <w:rFonts w:ascii="Times New Roman" w:eastAsia="Times New Roman" w:hAnsi="Times New Roman" w:cs="Times New Roman"/>
-          <w:sz w:val="24"/>
-          <w:szCs w:val="24"/>
-        </w:rPr>
-        <w:t xml:space="preserve">Kích thước stack mặc định của thread trên Linux(8MB- </w:t>
+      <w:proofErr w:type="spellStart"/>
+      <w:r>
+        <w:rPr>
+          <w:rFonts w:ascii="Times New Roman" w:eastAsia="Times New Roman" w:hAnsi="Times New Roman" w:cs="Times New Roman"/>
+          <w:sz w:val="24"/>
+          <w:szCs w:val="24"/>
+        </w:rPr>
+        <w:t>Kích</w:t>
+      </w:r>
+      <w:proofErr w:type="spellEnd"/>
+      <w:r>
+        <w:rPr>
+          <w:rFonts w:ascii="Times New Roman" w:eastAsia="Times New Roman" w:hAnsi="Times New Roman" w:cs="Times New Roman"/>
+          <w:sz w:val="24"/>
+          <w:szCs w:val="24"/>
+        </w:rPr>
+        <w:t xml:space="preserve"> </w:t>
+      </w:r>
+      <w:proofErr w:type="spellStart"/>
+      <w:r>
+        <w:rPr>
+          <w:rFonts w:ascii="Times New Roman" w:eastAsia="Times New Roman" w:hAnsi="Times New Roman" w:cs="Times New Roman"/>
+          <w:sz w:val="24"/>
+          <w:szCs w:val="24"/>
+        </w:rPr>
+        <w:t>thước</w:t>
+      </w:r>
+      <w:proofErr w:type="spellEnd"/>
+      <w:r>
+        <w:rPr>
+          <w:rFonts w:ascii="Times New Roman" w:eastAsia="Times New Roman" w:hAnsi="Times New Roman" w:cs="Times New Roman"/>
+          <w:sz w:val="24"/>
+          <w:szCs w:val="24"/>
+        </w:rPr>
+        <w:t xml:space="preserve"> stack </w:t>
+      </w:r>
+      <w:proofErr w:type="spellStart"/>
+      <w:r>
+        <w:rPr>
+          <w:rFonts w:ascii="Times New Roman" w:eastAsia="Times New Roman" w:hAnsi="Times New Roman" w:cs="Times New Roman"/>
+          <w:sz w:val="24"/>
+          <w:szCs w:val="24"/>
+        </w:rPr>
+        <w:t>mặc</w:t>
+      </w:r>
+      <w:proofErr w:type="spellEnd"/>
+      <w:r>
+        <w:rPr>
+          <w:rFonts w:ascii="Times New Roman" w:eastAsia="Times New Roman" w:hAnsi="Times New Roman" w:cs="Times New Roman"/>
+          <w:sz w:val="24"/>
+          <w:szCs w:val="24"/>
+        </w:rPr>
+        <w:t xml:space="preserve"> </w:t>
+      </w:r>
+      <w:proofErr w:type="spellStart"/>
+      <w:r>
+        <w:rPr>
+          <w:rFonts w:ascii="Times New Roman" w:eastAsia="Times New Roman" w:hAnsi="Times New Roman" w:cs="Times New Roman"/>
+          <w:sz w:val="24"/>
+          <w:szCs w:val="24"/>
+        </w:rPr>
+        <w:t>định</w:t>
+      </w:r>
+      <w:proofErr w:type="spellEnd"/>
+      <w:r>
+        <w:rPr>
+          <w:rFonts w:ascii="Times New Roman" w:eastAsia="Times New Roman" w:hAnsi="Times New Roman" w:cs="Times New Roman"/>
+          <w:sz w:val="24"/>
+          <w:szCs w:val="24"/>
+        </w:rPr>
+        <w:t xml:space="preserve"> </w:t>
+      </w:r>
+      <w:proofErr w:type="spellStart"/>
+      <w:r>
+        <w:rPr>
+          <w:rFonts w:ascii="Times New Roman" w:eastAsia="Times New Roman" w:hAnsi="Times New Roman" w:cs="Times New Roman"/>
+          <w:sz w:val="24"/>
+          <w:szCs w:val="24"/>
+        </w:rPr>
+        <w:t>của</w:t>
+      </w:r>
+      <w:proofErr w:type="spellEnd"/>
+      <w:r>
+        <w:rPr>
+          <w:rFonts w:ascii="Times New Roman" w:eastAsia="Times New Roman" w:hAnsi="Times New Roman" w:cs="Times New Roman"/>
+          <w:sz w:val="24"/>
+          <w:szCs w:val="24"/>
+        </w:rPr>
+        <w:t xml:space="preserve"> thread </w:t>
+      </w:r>
+      <w:proofErr w:type="spellStart"/>
+      <w:r>
+        <w:rPr>
+          <w:rFonts w:ascii="Times New Roman" w:eastAsia="Times New Roman" w:hAnsi="Times New Roman" w:cs="Times New Roman"/>
+          <w:sz w:val="24"/>
+          <w:szCs w:val="24"/>
+        </w:rPr>
+        <w:t>trên</w:t>
+      </w:r>
+      <w:proofErr w:type="spellEnd"/>
+      <w:r>
+        <w:rPr>
+          <w:rFonts w:ascii="Times New Roman" w:eastAsia="Times New Roman" w:hAnsi="Times New Roman" w:cs="Times New Roman"/>
+          <w:sz w:val="24"/>
+          <w:szCs w:val="24"/>
+        </w:rPr>
+        <w:t xml:space="preserve"> </w:t>
+      </w:r>
+      <w:proofErr w:type="gramStart"/>
+      <w:r>
+        <w:rPr>
+          <w:rFonts w:ascii="Times New Roman" w:eastAsia="Times New Roman" w:hAnsi="Times New Roman" w:cs="Times New Roman"/>
+          <w:sz w:val="24"/>
+          <w:szCs w:val="24"/>
+        </w:rPr>
+        <w:t>Linux(</w:t>
+      </w:r>
+      <w:proofErr w:type="gramEnd"/>
+      <w:r>
+        <w:rPr>
+          <w:rFonts w:ascii="Times New Roman" w:eastAsia="Times New Roman" w:hAnsi="Times New Roman" w:cs="Times New Roman"/>
+          <w:sz w:val="24"/>
+          <w:szCs w:val="24"/>
+        </w:rPr>
+        <w:t xml:space="preserve">8MB- </w:t>
       </w:r>
       <w:r>
         <w:t>Segmentation Fault</w:t>
@@ -446,10 +3314,152 @@
           <w:sz w:val="24"/>
           <w:szCs w:val="24"/>
         </w:rPr>
-        <w:t>), tren Window(1MB- stack overflow) và có theercaif đặt thay đổi.</w:t>
-      </w:r>
-      <w:bookmarkStart w:id="0" w:name="_GoBack"/>
-      <w:bookmarkEnd w:id="0"/>
+        <w:t xml:space="preserve">), </w:t>
+      </w:r>
+      <w:proofErr w:type="spellStart"/>
+      <w:r>
+        <w:rPr>
+          <w:rFonts w:ascii="Times New Roman" w:eastAsia="Times New Roman" w:hAnsi="Times New Roman" w:cs="Times New Roman"/>
+          <w:sz w:val="24"/>
+          <w:szCs w:val="24"/>
+        </w:rPr>
+        <w:t>tren</w:t>
+      </w:r>
+      <w:proofErr w:type="spellEnd"/>
+      <w:r>
+        <w:rPr>
+          <w:rFonts w:ascii="Times New Roman" w:eastAsia="Times New Roman" w:hAnsi="Times New Roman" w:cs="Times New Roman"/>
+          <w:sz w:val="24"/>
+          <w:szCs w:val="24"/>
+        </w:rPr>
+        <w:t xml:space="preserve"> </w:t>
+      </w:r>
+      <w:proofErr w:type="gramStart"/>
+      <w:r>
+        <w:rPr>
+          <w:rFonts w:ascii="Times New Roman" w:eastAsia="Times New Roman" w:hAnsi="Times New Roman" w:cs="Times New Roman"/>
+          <w:sz w:val="24"/>
+          <w:szCs w:val="24"/>
+        </w:rPr>
+        <w:t>Window(</w:t>
+      </w:r>
+      <w:proofErr w:type="gramEnd"/>
+      <w:r>
+        <w:rPr>
+          <w:rFonts w:ascii="Times New Roman" w:eastAsia="Times New Roman" w:hAnsi="Times New Roman" w:cs="Times New Roman"/>
+          <w:sz w:val="24"/>
+          <w:szCs w:val="24"/>
+        </w:rPr>
+        <w:t xml:space="preserve">1MB- stack overflow) </w:t>
+      </w:r>
+      <w:proofErr w:type="spellStart"/>
+      <w:r>
+        <w:rPr>
+          <w:rFonts w:ascii="Times New Roman" w:eastAsia="Times New Roman" w:hAnsi="Times New Roman" w:cs="Times New Roman"/>
+          <w:sz w:val="24"/>
+          <w:szCs w:val="24"/>
+        </w:rPr>
+        <w:t>và</w:t>
+      </w:r>
+      <w:proofErr w:type="spellEnd"/>
+      <w:r>
+        <w:rPr>
+          <w:rFonts w:ascii="Times New Roman" w:eastAsia="Times New Roman" w:hAnsi="Times New Roman" w:cs="Times New Roman"/>
+          <w:sz w:val="24"/>
+          <w:szCs w:val="24"/>
+        </w:rPr>
+        <w:t xml:space="preserve"> </w:t>
+      </w:r>
+      <w:proofErr w:type="spellStart"/>
+      <w:r>
+        <w:rPr>
+          <w:rFonts w:ascii="Times New Roman" w:eastAsia="Times New Roman" w:hAnsi="Times New Roman" w:cs="Times New Roman"/>
+          <w:sz w:val="24"/>
+          <w:szCs w:val="24"/>
+        </w:rPr>
+        <w:t>có</w:t>
+      </w:r>
+      <w:proofErr w:type="spellEnd"/>
+      <w:r>
+        <w:rPr>
+          <w:rFonts w:ascii="Times New Roman" w:eastAsia="Times New Roman" w:hAnsi="Times New Roman" w:cs="Times New Roman"/>
+          <w:sz w:val="24"/>
+          <w:szCs w:val="24"/>
+        </w:rPr>
+        <w:t xml:space="preserve"> </w:t>
+      </w:r>
+      <w:proofErr w:type="spellStart"/>
+      <w:r>
+        <w:rPr>
+          <w:rFonts w:ascii="Times New Roman" w:eastAsia="Times New Roman" w:hAnsi="Times New Roman" w:cs="Times New Roman"/>
+          <w:sz w:val="24"/>
+          <w:szCs w:val="24"/>
+        </w:rPr>
+        <w:t>theercaif</w:t>
+      </w:r>
+      <w:proofErr w:type="spellEnd"/>
+      <w:r>
+        <w:rPr>
+          <w:rFonts w:ascii="Times New Roman" w:eastAsia="Times New Roman" w:hAnsi="Times New Roman" w:cs="Times New Roman"/>
+          <w:sz w:val="24"/>
+          <w:szCs w:val="24"/>
+        </w:rPr>
+        <w:t xml:space="preserve"> </w:t>
+      </w:r>
+      <w:proofErr w:type="spellStart"/>
+      <w:r>
+        <w:rPr>
+          <w:rFonts w:ascii="Times New Roman" w:eastAsia="Times New Roman" w:hAnsi="Times New Roman" w:cs="Times New Roman"/>
+          <w:sz w:val="24"/>
+          <w:szCs w:val="24"/>
+        </w:rPr>
+        <w:t>đặt</w:t>
+      </w:r>
+      <w:proofErr w:type="spellEnd"/>
+      <w:r>
+        <w:rPr>
+          <w:rFonts w:ascii="Times New Roman" w:eastAsia="Times New Roman" w:hAnsi="Times New Roman" w:cs="Times New Roman"/>
+          <w:sz w:val="24"/>
+          <w:szCs w:val="24"/>
+        </w:rPr>
+        <w:t xml:space="preserve"> </w:t>
+      </w:r>
+      <w:proofErr w:type="spellStart"/>
+      <w:r>
+        <w:rPr>
+          <w:rFonts w:ascii="Times New Roman" w:eastAsia="Times New Roman" w:hAnsi="Times New Roman" w:cs="Times New Roman"/>
+          <w:sz w:val="24"/>
+          <w:szCs w:val="24"/>
+        </w:rPr>
+        <w:t>thay</w:t>
+      </w:r>
+      <w:proofErr w:type="spellEnd"/>
+      <w:r>
+        <w:rPr>
+          <w:rFonts w:ascii="Times New Roman" w:eastAsia="Times New Roman" w:hAnsi="Times New Roman" w:cs="Times New Roman"/>
+          <w:sz w:val="24"/>
+          <w:szCs w:val="24"/>
+        </w:rPr>
+        <w:t xml:space="preserve"> </w:t>
+      </w:r>
+      <w:proofErr w:type="spellStart"/>
+      <w:r>
+        <w:rPr>
+          <w:rFonts w:ascii="Times New Roman" w:eastAsia="Times New Roman" w:hAnsi="Times New Roman" w:cs="Times New Roman"/>
+          <w:sz w:val="24"/>
+          <w:szCs w:val="24"/>
+        </w:rPr>
+        <w:t>đổi</w:t>
+      </w:r>
+      <w:proofErr w:type="spellEnd"/>
+      <w:r>
+        <w:rPr>
+          <w:rFonts w:ascii="Times New Roman" w:eastAsia="Times New Roman" w:hAnsi="Times New Roman" w:cs="Times New Roman"/>
+          <w:sz w:val="24"/>
+          <w:szCs w:val="24"/>
+        </w:rPr>
+        <w:t>.</w:t>
+      </w:r>
     </w:p>
     <w:p>
       <w:pPr>
@@ -461,16 +3471,381 @@
         </w:rPr>
       </w:pPr>
       <w:r>
-        <w:t xml:space="preserve">RAM cũng được chia </w:t>
-      </w:r>
-      <w:r>
-        <w:t xml:space="preserve">thành các khối cùng kích thước: </w:t>
+        <w:t xml:space="preserve">RAM </w:t>
+      </w:r>
+      <w:proofErr w:type="spellStart"/>
+      <w:r>
+        <w:t>cũng</w:t>
+      </w:r>
+      <w:proofErr w:type="spellEnd"/>
+      <w:r>
+        <w:t xml:space="preserve"> </w:t>
+      </w:r>
+      <w:proofErr w:type="spellStart"/>
+      <w:r>
+        <w:t>được</w:t>
+      </w:r>
+      <w:proofErr w:type="spellEnd"/>
+      <w:r>
+        <w:t xml:space="preserve"> chia </w:t>
+      </w:r>
+      <w:proofErr w:type="spellStart"/>
+      <w:r>
+        <w:t>thành</w:t>
+      </w:r>
+      <w:proofErr w:type="spellEnd"/>
+      <w:r>
+        <w:t xml:space="preserve"> </w:t>
+      </w:r>
+      <w:proofErr w:type="spellStart"/>
+      <w:r>
+        <w:t>các</w:t>
+      </w:r>
+      <w:proofErr w:type="spellEnd"/>
+      <w:r>
+        <w:t xml:space="preserve"> </w:t>
+      </w:r>
+      <w:proofErr w:type="spellStart"/>
+      <w:r>
+        <w:t>khối</w:t>
+      </w:r>
+      <w:proofErr w:type="spellEnd"/>
+      <w:r>
+        <w:t xml:space="preserve"> </w:t>
+      </w:r>
+      <w:proofErr w:type="spellStart"/>
+      <w:r>
+        <w:t>cùng</w:t>
+      </w:r>
+      <w:proofErr w:type="spellEnd"/>
+      <w:r>
+        <w:t xml:space="preserve"> </w:t>
+      </w:r>
+      <w:proofErr w:type="spellStart"/>
+      <w:r>
+        <w:t>kích</w:t>
+      </w:r>
+      <w:proofErr w:type="spellEnd"/>
+      <w:r>
+        <w:t xml:space="preserve"> </w:t>
+      </w:r>
+      <w:proofErr w:type="spellStart"/>
+      <w:r>
+        <w:t>thước</w:t>
+      </w:r>
+      <w:proofErr w:type="spellEnd"/>
+      <w:r>
+        <w:t xml:space="preserve">: </w:t>
       </w:r>
       <w:r>
         <w:t>Page Frame</w:t>
       </w:r>
       <w:r>
-        <w:t xml:space="preserve">. Thực tế là bộc các khối page của RAM rải rác trên bộ nhớ RAM vật lí gom lại thành không gian bộ nhớ ảo. Tại 1 thời điểm chỉ có 1 số page là nằm trong RAM thực tế, các page đó được gọi là </w:t>
+        <w:t xml:space="preserve">. </w:t>
+      </w:r>
+      <w:proofErr w:type="spellStart"/>
+      <w:r>
+        <w:t>Thực</w:t>
+      </w:r>
+      <w:proofErr w:type="spellEnd"/>
+      <w:r>
+        <w:t xml:space="preserve"> </w:t>
+      </w:r>
+      <w:proofErr w:type="spellStart"/>
+      <w:r>
+        <w:t>tế</w:t>
+      </w:r>
+      <w:proofErr w:type="spellEnd"/>
+      <w:r>
+        <w:t xml:space="preserve"> </w:t>
+      </w:r>
+      <w:proofErr w:type="spellStart"/>
+      <w:r>
+        <w:t>là</w:t>
+      </w:r>
+      <w:proofErr w:type="spellEnd"/>
+      <w:r>
+        <w:t xml:space="preserve"> </w:t>
+      </w:r>
+      <w:proofErr w:type="spellStart"/>
+      <w:r>
+        <w:t>bộc</w:t>
+      </w:r>
+      <w:proofErr w:type="spellEnd"/>
+      <w:r>
+        <w:t xml:space="preserve"> </w:t>
+      </w:r>
+      <w:proofErr w:type="spellStart"/>
+      <w:r>
+        <w:t>các</w:t>
+      </w:r>
+      <w:proofErr w:type="spellEnd"/>
+      <w:r>
+        <w:t xml:space="preserve"> </w:t>
+      </w:r>
+      <w:proofErr w:type="spellStart"/>
+      <w:r>
+        <w:t>khối</w:t>
+      </w:r>
+      <w:proofErr w:type="spellEnd"/>
+      <w:r>
+        <w:t xml:space="preserve"> page </w:t>
+      </w:r>
+      <w:proofErr w:type="spellStart"/>
+      <w:r>
+        <w:t>của</w:t>
+      </w:r>
+      <w:proofErr w:type="spellEnd"/>
+      <w:r>
+        <w:t xml:space="preserve"> RAM </w:t>
+      </w:r>
+      <w:proofErr w:type="spellStart"/>
+      <w:r>
+        <w:t>rải</w:t>
+      </w:r>
+      <w:proofErr w:type="spellEnd"/>
+      <w:r>
+        <w:t xml:space="preserve"> </w:t>
+      </w:r>
+      <w:proofErr w:type="spellStart"/>
+      <w:r>
+        <w:t>rác</w:t>
+      </w:r>
+      <w:proofErr w:type="spellEnd"/>
+      <w:r>
+        <w:t xml:space="preserve"> </w:t>
+      </w:r>
+      <w:proofErr w:type="spellStart"/>
+      <w:r>
+        <w:t>trên</w:t>
+      </w:r>
+      <w:proofErr w:type="spellEnd"/>
+      <w:r>
+        <w:t xml:space="preserve"> </w:t>
+      </w:r>
+      <w:proofErr w:type="spellStart"/>
+      <w:r>
+        <w:t>bộ</w:t>
+      </w:r>
+      <w:proofErr w:type="spellEnd"/>
+      <w:r>
+        <w:t xml:space="preserve"> </w:t>
+      </w:r>
+      <w:proofErr w:type="spellStart"/>
+      <w:r>
+        <w:t>nhớ</w:t>
+      </w:r>
+      <w:proofErr w:type="spellEnd"/>
+      <w:r>
+        <w:t xml:space="preserve"> RAM </w:t>
+      </w:r>
+      <w:proofErr w:type="spellStart"/>
+      <w:r>
+        <w:t>vật</w:t>
+      </w:r>
+      <w:proofErr w:type="spellEnd"/>
+      <w:r>
+        <w:t xml:space="preserve"> </w:t>
+      </w:r>
+      <w:proofErr w:type="spellStart"/>
+      <w:r>
+        <w:t>lí</w:t>
+      </w:r>
+      <w:proofErr w:type="spellEnd"/>
+      <w:r>
+        <w:t xml:space="preserve"> </w:t>
+      </w:r>
+      <w:proofErr w:type="spellStart"/>
+      <w:r>
+        <w:t>gom</w:t>
+      </w:r>
+      <w:proofErr w:type="spellEnd"/>
+      <w:r>
+        <w:t xml:space="preserve"> </w:t>
+      </w:r>
+      <w:proofErr w:type="spellStart"/>
+      <w:r>
+        <w:t>lại</w:t>
+      </w:r>
+      <w:proofErr w:type="spellEnd"/>
+      <w:r>
+        <w:t xml:space="preserve"> </w:t>
+      </w:r>
+      <w:proofErr w:type="spellStart"/>
+      <w:r>
+        <w:t>thành</w:t>
+      </w:r>
+      <w:proofErr w:type="spellEnd"/>
+      <w:r>
+        <w:t xml:space="preserve"> </w:t>
+      </w:r>
+      <w:proofErr w:type="spellStart"/>
+      <w:r>
+        <w:t>không</w:t>
+      </w:r>
+      <w:proofErr w:type="spellEnd"/>
+      <w:r>
+        <w:t xml:space="preserve"> </w:t>
+      </w:r>
+      <w:proofErr w:type="spellStart"/>
+      <w:r>
+        <w:t>gian</w:t>
+      </w:r>
+      <w:proofErr w:type="spellEnd"/>
+      <w:r>
+        <w:t xml:space="preserve"> </w:t>
+      </w:r>
+      <w:proofErr w:type="spellStart"/>
+      <w:r>
+        <w:t>bộ</w:t>
+      </w:r>
+      <w:proofErr w:type="spellEnd"/>
+      <w:r>
+        <w:t xml:space="preserve"> </w:t>
+      </w:r>
+      <w:proofErr w:type="spellStart"/>
+      <w:r>
+        <w:t>nhớ</w:t>
+      </w:r>
+      <w:proofErr w:type="spellEnd"/>
+      <w:r>
+        <w:t xml:space="preserve"> </w:t>
+      </w:r>
+      <w:proofErr w:type="spellStart"/>
+      <w:r>
+        <w:t>ảo</w:t>
+      </w:r>
+      <w:proofErr w:type="spellEnd"/>
+      <w:r>
+        <w:t xml:space="preserve">. </w:t>
+      </w:r>
+      <w:proofErr w:type="spellStart"/>
+      <w:r>
+        <w:t>Tại</w:t>
+      </w:r>
+      <w:proofErr w:type="spellEnd"/>
+      <w:r>
+        <w:t xml:space="preserve"> 1 </w:t>
+      </w:r>
+      <w:proofErr w:type="spellStart"/>
+      <w:r>
+        <w:t>thời</w:t>
+      </w:r>
+      <w:proofErr w:type="spellEnd"/>
+      <w:r>
+        <w:t xml:space="preserve"> </w:t>
+      </w:r>
+      <w:proofErr w:type="spellStart"/>
+      <w:r>
+        <w:t>điểm</w:t>
+      </w:r>
+      <w:proofErr w:type="spellEnd"/>
+      <w:r>
+        <w:t xml:space="preserve"> </w:t>
+      </w:r>
+      <w:proofErr w:type="spellStart"/>
+      <w:r>
+        <w:t>chỉ</w:t>
+      </w:r>
+      <w:proofErr w:type="spellEnd"/>
+      <w:r>
+        <w:t xml:space="preserve"> </w:t>
+      </w:r>
+      <w:proofErr w:type="spellStart"/>
+      <w:r>
+        <w:t>có</w:t>
+      </w:r>
+      <w:proofErr w:type="spellEnd"/>
+      <w:r>
+        <w:t xml:space="preserve"> 1 </w:t>
+      </w:r>
+      <w:proofErr w:type="spellStart"/>
+      <w:r>
+        <w:t>số</w:t>
+      </w:r>
+      <w:proofErr w:type="spellEnd"/>
+      <w:r>
+        <w:t xml:space="preserve"> page </w:t>
+      </w:r>
+      <w:proofErr w:type="spellStart"/>
+      <w:r>
+        <w:t>là</w:t>
+      </w:r>
+      <w:proofErr w:type="spellEnd"/>
+      <w:r>
+        <w:t xml:space="preserve"> </w:t>
+      </w:r>
+      <w:proofErr w:type="spellStart"/>
+      <w:r>
+        <w:t>nằm</w:t>
+      </w:r>
+      <w:proofErr w:type="spellEnd"/>
+      <w:r>
+        <w:t xml:space="preserve"> </w:t>
+      </w:r>
+      <w:proofErr w:type="spellStart"/>
+      <w:r>
+        <w:t>trong</w:t>
+      </w:r>
+      <w:proofErr w:type="spellEnd"/>
+      <w:r>
+        <w:t xml:space="preserve"> RAM </w:t>
+      </w:r>
+      <w:proofErr w:type="spellStart"/>
+      <w:r>
+        <w:t>thực</w:t>
+      </w:r>
+      <w:proofErr w:type="spellEnd"/>
+      <w:r>
+        <w:t xml:space="preserve"> </w:t>
+      </w:r>
+      <w:proofErr w:type="spellStart"/>
+      <w:r>
+        <w:t>tế</w:t>
+      </w:r>
+      <w:proofErr w:type="spellEnd"/>
+      <w:r>
+        <w:t xml:space="preserve">, </w:t>
+      </w:r>
+      <w:proofErr w:type="spellStart"/>
+      <w:r>
+        <w:t>các</w:t>
+      </w:r>
+      <w:proofErr w:type="spellEnd"/>
+      <w:r>
+        <w:t xml:space="preserve"> page </w:t>
+      </w:r>
+      <w:proofErr w:type="spellStart"/>
+      <w:r>
+        <w:t>đó</w:t>
+      </w:r>
+      <w:proofErr w:type="spellEnd"/>
+      <w:r>
+        <w:t xml:space="preserve"> </w:t>
+      </w:r>
+      <w:proofErr w:type="spellStart"/>
+      <w:r>
+        <w:t>được</w:t>
+      </w:r>
+      <w:proofErr w:type="spellEnd"/>
+      <w:r>
+        <w:t xml:space="preserve"> </w:t>
+      </w:r>
+      <w:proofErr w:type="spellStart"/>
+      <w:r>
+        <w:t>gọi</w:t>
+      </w:r>
+      <w:proofErr w:type="spellEnd"/>
+      <w:r>
+        <w:t xml:space="preserve"> </w:t>
+      </w:r>
+      <w:proofErr w:type="spellStart"/>
+      <w:r>
+        <w:t>là</w:t>
+      </w:r>
+      <w:proofErr w:type="spellEnd"/>
+      <w:r>
+        <w:t xml:space="preserve"> </w:t>
       </w:r>
       <w:r>
         <w:rPr>
@@ -499,7 +3874,47 @@
         </w:rPr>
       </w:pPr>
       <w:r>
-        <w:t xml:space="preserve">Các page còn lại được lưu trên </w:t>
+        <w:t xml:space="preserve">Các page </w:t>
+      </w:r>
+      <w:proofErr w:type="spellStart"/>
+      <w:r>
+        <w:t>còn</w:t>
+      </w:r>
+      <w:proofErr w:type="spellEnd"/>
+      <w:r>
+        <w:t xml:space="preserve"> </w:t>
+      </w:r>
+      <w:proofErr w:type="spellStart"/>
+      <w:r>
+        <w:t>lại</w:t>
+      </w:r>
+      <w:proofErr w:type="spellEnd"/>
+      <w:r>
+        <w:t xml:space="preserve"> </w:t>
+      </w:r>
+      <w:proofErr w:type="spellStart"/>
+      <w:r>
+        <w:t>được</w:t>
+      </w:r>
+      <w:proofErr w:type="spellEnd"/>
+      <w:r>
+        <w:t xml:space="preserve"> </w:t>
+      </w:r>
+      <w:proofErr w:type="spellStart"/>
+      <w:r>
+        <w:t>lưu</w:t>
+      </w:r>
+      <w:proofErr w:type="spellEnd"/>
+      <w:r>
+        <w:t xml:space="preserve"> </w:t>
+      </w:r>
+      <w:proofErr w:type="spellStart"/>
+      <w:r>
+        <w:t>trên</w:t>
+      </w:r>
+      <w:proofErr w:type="spellEnd"/>
+      <w:r>
+        <w:t xml:space="preserve"> </w:t>
       </w:r>
       <w:r>
         <w:rPr>
@@ -512,21 +3927,247 @@
           <w:rStyle w:val="HTMLCode"/>
           <w:rFonts w:ascii="Times New Roman" w:hAnsi="Times New Roman" w:cs="Times New Roman"/>
         </w:rPr>
-        <w:t xml:space="preserve">Khi process cần tham chiếu đến page hiện tại không được </w:t>
-      </w:r>
+        <w:t xml:space="preserve">Khi process </w:t>
+      </w:r>
+      <w:proofErr w:type="spellStart"/>
       <w:r>
         <w:rPr>
           <w:rStyle w:val="HTMLCode"/>
           <w:rFonts w:ascii="Times New Roman" w:hAnsi="Times New Roman" w:cs="Times New Roman"/>
         </w:rPr>
-        <w:t>tồn tại trên RAM vật lí</w:t>
-      </w:r>
+        <w:t>cần</w:t>
+      </w:r>
+      <w:proofErr w:type="spellEnd"/>
       <w:r>
         <w:rPr>
           <w:rStyle w:val="HTMLCode"/>
           <w:rFonts w:ascii="Times New Roman" w:hAnsi="Times New Roman" w:cs="Times New Roman"/>
         </w:rPr>
-        <w:t xml:space="preserve"> (không phải </w:t>
+        <w:t xml:space="preserve"> </w:t>
+      </w:r>
+      <w:proofErr w:type="spellStart"/>
+      <w:r>
+        <w:rPr>
+          <w:rStyle w:val="HTMLCode"/>
+          <w:rFonts w:ascii="Times New Roman" w:hAnsi="Times New Roman" w:cs="Times New Roman"/>
+        </w:rPr>
+        <w:t>tham</w:t>
+      </w:r>
+      <w:proofErr w:type="spellEnd"/>
+      <w:r>
+        <w:rPr>
+          <w:rStyle w:val="HTMLCode"/>
+          <w:rFonts w:ascii="Times New Roman" w:hAnsi="Times New Roman" w:cs="Times New Roman"/>
+        </w:rPr>
+        <w:t xml:space="preserve"> </w:t>
+      </w:r>
+      <w:proofErr w:type="spellStart"/>
+      <w:r>
+        <w:rPr>
+          <w:rStyle w:val="HTMLCode"/>
+          <w:rFonts w:ascii="Times New Roman" w:hAnsi="Times New Roman" w:cs="Times New Roman"/>
+        </w:rPr>
+        <w:t>chiếu</w:t>
+      </w:r>
+      <w:proofErr w:type="spellEnd"/>
+      <w:r>
+        <w:rPr>
+          <w:rStyle w:val="HTMLCode"/>
+          <w:rFonts w:ascii="Times New Roman" w:hAnsi="Times New Roman" w:cs="Times New Roman"/>
+        </w:rPr>
+        <w:t xml:space="preserve"> </w:t>
+      </w:r>
+      <w:proofErr w:type="spellStart"/>
+      <w:r>
+        <w:rPr>
+          <w:rStyle w:val="HTMLCode"/>
+          <w:rFonts w:ascii="Times New Roman" w:hAnsi="Times New Roman" w:cs="Times New Roman"/>
+        </w:rPr>
+        <w:t>đến</w:t>
+      </w:r>
+      <w:proofErr w:type="spellEnd"/>
+      <w:r>
+        <w:rPr>
+          <w:rStyle w:val="HTMLCode"/>
+          <w:rFonts w:ascii="Times New Roman" w:hAnsi="Times New Roman" w:cs="Times New Roman"/>
+        </w:rPr>
+        <w:t xml:space="preserve"> page </w:t>
+      </w:r>
+      <w:proofErr w:type="spellStart"/>
+      <w:r>
+        <w:rPr>
+          <w:rStyle w:val="HTMLCode"/>
+          <w:rFonts w:ascii="Times New Roman" w:hAnsi="Times New Roman" w:cs="Times New Roman"/>
+        </w:rPr>
+        <w:t>hiện</w:t>
+      </w:r>
+      <w:proofErr w:type="spellEnd"/>
+      <w:r>
+        <w:rPr>
+          <w:rStyle w:val="HTMLCode"/>
+          <w:rFonts w:ascii="Times New Roman" w:hAnsi="Times New Roman" w:cs="Times New Roman"/>
+        </w:rPr>
+        <w:t xml:space="preserve"> </w:t>
+      </w:r>
+      <w:proofErr w:type="spellStart"/>
+      <w:r>
+        <w:rPr>
+          <w:rStyle w:val="HTMLCode"/>
+          <w:rFonts w:ascii="Times New Roman" w:hAnsi="Times New Roman" w:cs="Times New Roman"/>
+        </w:rPr>
+        <w:t>tại</w:t>
+      </w:r>
+      <w:proofErr w:type="spellEnd"/>
+      <w:r>
+        <w:rPr>
+          <w:rStyle w:val="HTMLCode"/>
+          <w:rFonts w:ascii="Times New Roman" w:hAnsi="Times New Roman" w:cs="Times New Roman"/>
+        </w:rPr>
+        <w:t xml:space="preserve"> </w:t>
+      </w:r>
+      <w:proofErr w:type="spellStart"/>
+      <w:r>
+        <w:rPr>
+          <w:rStyle w:val="HTMLCode"/>
+          <w:rFonts w:ascii="Times New Roman" w:hAnsi="Times New Roman" w:cs="Times New Roman"/>
+        </w:rPr>
+        <w:t>không</w:t>
+      </w:r>
+      <w:proofErr w:type="spellEnd"/>
+      <w:r>
+        <w:rPr>
+          <w:rStyle w:val="HTMLCode"/>
+          <w:rFonts w:ascii="Times New Roman" w:hAnsi="Times New Roman" w:cs="Times New Roman"/>
+        </w:rPr>
+        <w:t xml:space="preserve"> </w:t>
+      </w:r>
+      <w:proofErr w:type="spellStart"/>
+      <w:r>
+        <w:rPr>
+          <w:rStyle w:val="HTMLCode"/>
+          <w:rFonts w:ascii="Times New Roman" w:hAnsi="Times New Roman" w:cs="Times New Roman"/>
+        </w:rPr>
+        <w:t>được</w:t>
+      </w:r>
+      <w:proofErr w:type="spellEnd"/>
+      <w:r>
+        <w:rPr>
+          <w:rStyle w:val="HTMLCode"/>
+          <w:rFonts w:ascii="Times New Roman" w:hAnsi="Times New Roman" w:cs="Times New Roman"/>
+        </w:rPr>
+        <w:t xml:space="preserve"> </w:t>
+      </w:r>
+      <w:proofErr w:type="spellStart"/>
+      <w:r>
+        <w:rPr>
+          <w:rStyle w:val="HTMLCode"/>
+          <w:rFonts w:ascii="Times New Roman" w:hAnsi="Times New Roman" w:cs="Times New Roman"/>
+        </w:rPr>
+        <w:t>tồn</w:t>
+      </w:r>
+      <w:proofErr w:type="spellEnd"/>
+      <w:r>
+        <w:rPr>
+          <w:rStyle w:val="HTMLCode"/>
+          <w:rFonts w:ascii="Times New Roman" w:hAnsi="Times New Roman" w:cs="Times New Roman"/>
+        </w:rPr>
+        <w:t xml:space="preserve"> </w:t>
+      </w:r>
+      <w:proofErr w:type="spellStart"/>
+      <w:r>
+        <w:rPr>
+          <w:rStyle w:val="HTMLCode"/>
+          <w:rFonts w:ascii="Times New Roman" w:hAnsi="Times New Roman" w:cs="Times New Roman"/>
+        </w:rPr>
+        <w:t>tại</w:t>
+      </w:r>
+      <w:proofErr w:type="spellEnd"/>
+      <w:r>
+        <w:rPr>
+          <w:rStyle w:val="HTMLCode"/>
+          <w:rFonts w:ascii="Times New Roman" w:hAnsi="Times New Roman" w:cs="Times New Roman"/>
+        </w:rPr>
+        <w:t xml:space="preserve"> </w:t>
+      </w:r>
+      <w:proofErr w:type="spellStart"/>
+      <w:r>
+        <w:rPr>
+          <w:rStyle w:val="HTMLCode"/>
+          <w:rFonts w:ascii="Times New Roman" w:hAnsi="Times New Roman" w:cs="Times New Roman"/>
+        </w:rPr>
+        <w:t>trên</w:t>
+      </w:r>
+      <w:proofErr w:type="spellEnd"/>
+      <w:r>
+        <w:rPr>
+          <w:rStyle w:val="HTMLCode"/>
+          <w:rFonts w:ascii="Times New Roman" w:hAnsi="Times New Roman" w:cs="Times New Roman"/>
+        </w:rPr>
+        <w:t xml:space="preserve"> RAM </w:t>
+      </w:r>
+      <w:proofErr w:type="spellStart"/>
+      <w:r>
+        <w:rPr>
+          <w:rStyle w:val="HTMLCode"/>
+          <w:rFonts w:ascii="Times New Roman" w:hAnsi="Times New Roman" w:cs="Times New Roman"/>
+        </w:rPr>
+        <w:t>vật</w:t>
+      </w:r>
+      <w:proofErr w:type="spellEnd"/>
+      <w:r>
+        <w:rPr>
+          <w:rStyle w:val="HTMLCode"/>
+          <w:rFonts w:ascii="Times New Roman" w:hAnsi="Times New Roman" w:cs="Times New Roman"/>
+        </w:rPr>
+        <w:t xml:space="preserve"> </w:t>
+      </w:r>
+      <w:proofErr w:type="spellStart"/>
+      <w:r>
+        <w:rPr>
+          <w:rStyle w:val="HTMLCode"/>
+          <w:rFonts w:ascii="Times New Roman" w:hAnsi="Times New Roman" w:cs="Times New Roman"/>
+        </w:rPr>
+        <w:t>lí</w:t>
+      </w:r>
+      <w:proofErr w:type="spellEnd"/>
+      <w:r>
+        <w:rPr>
+          <w:rStyle w:val="HTMLCode"/>
+          <w:rFonts w:ascii="Times New Roman" w:hAnsi="Times New Roman" w:cs="Times New Roman"/>
+        </w:rPr>
+        <w:t xml:space="preserve"> (</w:t>
+      </w:r>
+      <w:proofErr w:type="spellStart"/>
+      <w:r>
+        <w:rPr>
+          <w:rStyle w:val="HTMLCode"/>
+          <w:rFonts w:ascii="Times New Roman" w:hAnsi="Times New Roman" w:cs="Times New Roman"/>
+        </w:rPr>
+        <w:t>không</w:t>
+      </w:r>
+      <w:proofErr w:type="spellEnd"/>
+      <w:r>
+        <w:rPr>
+          <w:rStyle w:val="HTMLCode"/>
+          <w:rFonts w:ascii="Times New Roman" w:hAnsi="Times New Roman" w:cs="Times New Roman"/>
+        </w:rPr>
+        <w:t xml:space="preserve"> </w:t>
+      </w:r>
+      <w:proofErr w:type="spellStart"/>
+      <w:r>
+        <w:rPr>
+          <w:rStyle w:val="HTMLCode"/>
+          <w:rFonts w:ascii="Times New Roman" w:hAnsi="Times New Roman" w:cs="Times New Roman"/>
+        </w:rPr>
+        <w:t>phải</w:t>
+      </w:r>
+      <w:proofErr w:type="spellEnd"/>
+      <w:r>
+        <w:rPr>
+          <w:rStyle w:val="HTMLCode"/>
+          <w:rFonts w:ascii="Times New Roman" w:hAnsi="Times New Roman" w:cs="Times New Roman"/>
+        </w:rPr>
+        <w:t xml:space="preserve"> </w:t>
       </w:r>
       <w:r>
         <w:rPr>
@@ -548,7 +4189,39 @@
         <w:t>Page Fault</w:t>
       </w:r>
       <w:r>
-        <w:t xml:space="preserve"> xảy ra, sau đó </w:t>
+        <w:t xml:space="preserve"> </w:t>
+      </w:r>
+      <w:proofErr w:type="spellStart"/>
+      <w:r>
+        <w:t>xảy</w:t>
+      </w:r>
+      <w:proofErr w:type="spellEnd"/>
+      <w:r>
+        <w:t xml:space="preserve"> </w:t>
+      </w:r>
+      <w:proofErr w:type="spellStart"/>
+      <w:r>
+        <w:t>ra</w:t>
+      </w:r>
+      <w:proofErr w:type="spellEnd"/>
+      <w:r>
+        <w:t xml:space="preserve">, </w:t>
+      </w:r>
+      <w:proofErr w:type="spellStart"/>
+      <w:r>
+        <w:t>sau</w:t>
+      </w:r>
+      <w:proofErr w:type="spellEnd"/>
+      <w:r>
+        <w:t xml:space="preserve"> </w:t>
+      </w:r>
+      <w:proofErr w:type="spellStart"/>
+      <w:r>
+        <w:t>đó</w:t>
+      </w:r>
+      <w:proofErr w:type="spellEnd"/>
+      <w:r>
+        <w:t xml:space="preserve"> </w:t>
       </w:r>
       <w:r>
         <w:rPr>
@@ -556,23 +4229,203 @@
           <w:sz w:val="20"/>
           <w:szCs w:val="20"/>
         </w:rPr>
-        <w:t>CPU truy cập page chưa có trong RAM.</w:t>
-      </w:r>
+        <w:t xml:space="preserve">CPU </w:t>
+      </w:r>
+      <w:proofErr w:type="spellStart"/>
       <w:r>
         <w:rPr>
           <w:rFonts w:ascii="Courier New" w:hAnsi="Courier New" w:cs="Courier New"/>
           <w:sz w:val="20"/>
           <w:szCs w:val="20"/>
         </w:rPr>
-        <w:t xml:space="preserve"> </w:t>
-      </w:r>
+        <w:t>truy</w:t>
+      </w:r>
+      <w:proofErr w:type="spellEnd"/>
       <w:r>
         <w:rPr>
           <w:rFonts w:ascii="Courier New" w:hAnsi="Courier New" w:cs="Courier New"/>
           <w:sz w:val="20"/>
           <w:szCs w:val="20"/>
         </w:rPr>
-        <w:t>Kernel phải nạp page từ đĩa vào.</w:t>
+        <w:t xml:space="preserve"> </w:t>
+      </w:r>
+      <w:proofErr w:type="spellStart"/>
+      <w:r>
+        <w:rPr>
+          <w:rFonts w:ascii="Courier New" w:hAnsi="Courier New" w:cs="Courier New"/>
+          <w:sz w:val="20"/>
+          <w:szCs w:val="20"/>
+        </w:rPr>
+        <w:t>cập</w:t>
+      </w:r>
+      <w:proofErr w:type="spellEnd"/>
+      <w:r>
+        <w:rPr>
+          <w:rFonts w:ascii="Courier New" w:hAnsi="Courier New" w:cs="Courier New"/>
+          <w:sz w:val="20"/>
+          <w:szCs w:val="20"/>
+        </w:rPr>
+        <w:t xml:space="preserve"> page </w:t>
+      </w:r>
+      <w:proofErr w:type="spellStart"/>
+      <w:r>
+        <w:rPr>
+          <w:rFonts w:ascii="Courier New" w:hAnsi="Courier New" w:cs="Courier New"/>
+          <w:sz w:val="20"/>
+          <w:szCs w:val="20"/>
+        </w:rPr>
+        <w:t>chưa</w:t>
+      </w:r>
+      <w:proofErr w:type="spellEnd"/>
+      <w:r>
+        <w:rPr>
+          <w:rFonts w:ascii="Courier New" w:hAnsi="Courier New" w:cs="Courier New"/>
+          <w:sz w:val="20"/>
+          <w:szCs w:val="20"/>
+        </w:rPr>
+        <w:t xml:space="preserve"> </w:t>
+      </w:r>
+      <w:proofErr w:type="spellStart"/>
+      <w:r>
+        <w:rPr>
+          <w:rFonts w:ascii="Courier New" w:hAnsi="Courier New" w:cs="Courier New"/>
+          <w:sz w:val="20"/>
+          <w:szCs w:val="20"/>
+        </w:rPr>
+        <w:t>có</w:t>
+      </w:r>
+      <w:proofErr w:type="spellEnd"/>
+      <w:r>
+        <w:rPr>
+          <w:rFonts w:ascii="Courier New" w:hAnsi="Courier New" w:cs="Courier New"/>
+          <w:sz w:val="20"/>
+          <w:szCs w:val="20"/>
+        </w:rPr>
+        <w:t xml:space="preserve"> </w:t>
+      </w:r>
+      <w:proofErr w:type="spellStart"/>
+      <w:r>
+        <w:rPr>
+          <w:rFonts w:ascii="Courier New" w:hAnsi="Courier New" w:cs="Courier New"/>
+          <w:sz w:val="20"/>
+          <w:szCs w:val="20"/>
+        </w:rPr>
+        <w:t>trong</w:t>
+      </w:r>
+      <w:proofErr w:type="spellEnd"/>
+      <w:r>
+        <w:rPr>
+          <w:rFonts w:ascii="Courier New" w:hAnsi="Courier New" w:cs="Courier New"/>
+          <w:sz w:val="20"/>
+          <w:szCs w:val="20"/>
+        </w:rPr>
+        <w:t xml:space="preserve"> RAM.</w:t>
+      </w:r>
+      <w:r>
+        <w:rPr>
+          <w:rFonts w:ascii="Courier New" w:hAnsi="Courier New" w:cs="Courier New"/>
+          <w:sz w:val="20"/>
+          <w:szCs w:val="20"/>
+        </w:rPr>
+        <w:t xml:space="preserve"> </w:t>
+      </w:r>
+      <w:r>
+        <w:rPr>
+          <w:rFonts w:ascii="Courier New" w:hAnsi="Courier New" w:cs="Courier New"/>
+          <w:sz w:val="20"/>
+          <w:szCs w:val="20"/>
+        </w:rPr>
+        <w:t xml:space="preserve">Kernel </w:t>
+      </w:r>
+      <w:proofErr w:type="spellStart"/>
+      <w:r>
+        <w:rPr>
+          <w:rFonts w:ascii="Courier New" w:hAnsi="Courier New" w:cs="Courier New"/>
+          <w:sz w:val="20"/>
+          <w:szCs w:val="20"/>
+        </w:rPr>
+        <w:t>phải</w:t>
+      </w:r>
+      <w:proofErr w:type="spellEnd"/>
+      <w:r>
+        <w:rPr>
+          <w:rFonts w:ascii="Courier New" w:hAnsi="Courier New" w:cs="Courier New"/>
+          <w:sz w:val="20"/>
+          <w:szCs w:val="20"/>
+        </w:rPr>
+        <w:t xml:space="preserve"> </w:t>
+      </w:r>
+      <w:proofErr w:type="spellStart"/>
+      <w:r>
+        <w:rPr>
+          <w:rFonts w:ascii="Courier New" w:hAnsi="Courier New" w:cs="Courier New"/>
+          <w:sz w:val="20"/>
+          <w:szCs w:val="20"/>
+        </w:rPr>
+        <w:t>nạp</w:t>
+      </w:r>
+      <w:proofErr w:type="spellEnd"/>
+      <w:r>
+        <w:rPr>
+          <w:rFonts w:ascii="Courier New" w:hAnsi="Courier New" w:cs="Courier New"/>
+          <w:sz w:val="20"/>
+          <w:szCs w:val="20"/>
+        </w:rPr>
+        <w:t xml:space="preserve"> page </w:t>
+      </w:r>
+      <w:proofErr w:type="spellStart"/>
+      <w:r>
+        <w:rPr>
+          <w:rFonts w:ascii="Courier New" w:hAnsi="Courier New" w:cs="Courier New"/>
+          <w:sz w:val="20"/>
+          <w:szCs w:val="20"/>
+        </w:rPr>
+        <w:t>từ</w:t>
+      </w:r>
+      <w:proofErr w:type="spellEnd"/>
+      <w:r>
+        <w:rPr>
+          <w:rFonts w:ascii="Courier New" w:hAnsi="Courier New" w:cs="Courier New"/>
+          <w:sz w:val="20"/>
+          <w:szCs w:val="20"/>
+        </w:rPr>
+        <w:t xml:space="preserve"> </w:t>
+      </w:r>
+      <w:proofErr w:type="spellStart"/>
+      <w:r>
+        <w:rPr>
+          <w:rFonts w:ascii="Courier New" w:hAnsi="Courier New" w:cs="Courier New"/>
+          <w:sz w:val="20"/>
+          <w:szCs w:val="20"/>
+        </w:rPr>
+        <w:t>đĩa</w:t>
+      </w:r>
+      <w:proofErr w:type="spellEnd"/>
+      <w:r>
+        <w:rPr>
+          <w:rFonts w:ascii="Courier New" w:hAnsi="Courier New" w:cs="Courier New"/>
+          <w:sz w:val="20"/>
+          <w:szCs w:val="20"/>
+        </w:rPr>
+        <w:t xml:space="preserve"> </w:t>
+      </w:r>
+      <w:proofErr w:type="spellStart"/>
+      <w:r>
+        <w:rPr>
+          <w:rFonts w:ascii="Courier New" w:hAnsi="Courier New" w:cs="Courier New"/>
+          <w:sz w:val="20"/>
+          <w:szCs w:val="20"/>
+        </w:rPr>
+        <w:t>vào</w:t>
+      </w:r>
+      <w:proofErr w:type="spellEnd"/>
+      <w:r>
+        <w:rPr>
+          <w:rFonts w:ascii="Courier New" w:hAnsi="Courier New" w:cs="Courier New"/>
+          <w:sz w:val="20"/>
+          <w:szCs w:val="20"/>
+        </w:rPr>
+        <w:t>.</w:t>
       </w:r>
     </w:p>
     <w:p>
@@ -582,23 +4435,495 @@
           <w:b w:val="0"/>
         </w:rPr>
       </w:pPr>
+      <w:proofErr w:type="spellStart"/>
       <w:r>
         <w:rPr>
           <w:b w:val="0"/>
         </w:rPr>
         <w:t>Vì</w:t>
       </w:r>
-      <w:r>
-        <w:rPr>
-          <w:b w:val="0"/>
-        </w:rPr>
-        <w:t xml:space="preserve"> thế, các địa chỉ hợp lệ của prcess không cố đi, và nó được thay đổi trong quá trình process thực thi</w:t>
-      </w:r>
-      <w:r>
-        <w:rPr>
-          <w:b w:val="0"/>
-        </w:rPr>
-        <w:t>. Kernel có thể cấp phát hoặc thu hồi page và page-table entry trong các trường hợp sau:</w:t>
+      <w:proofErr w:type="spellEnd"/>
+      <w:r>
+        <w:rPr>
+          <w:b w:val="0"/>
+        </w:rPr>
+        <w:t xml:space="preserve"> </w:t>
+      </w:r>
+      <w:proofErr w:type="spellStart"/>
+      <w:r>
+        <w:rPr>
+          <w:b w:val="0"/>
+        </w:rPr>
+        <w:t>thế</w:t>
+      </w:r>
+      <w:proofErr w:type="spellEnd"/>
+      <w:r>
+        <w:rPr>
+          <w:b w:val="0"/>
+        </w:rPr>
+        <w:t xml:space="preserve">, </w:t>
+      </w:r>
+      <w:proofErr w:type="spellStart"/>
+      <w:r>
+        <w:rPr>
+          <w:b w:val="0"/>
+        </w:rPr>
+        <w:t>các</w:t>
+      </w:r>
+      <w:proofErr w:type="spellEnd"/>
+      <w:r>
+        <w:rPr>
+          <w:b w:val="0"/>
+        </w:rPr>
+        <w:t xml:space="preserve"> </w:t>
+      </w:r>
+      <w:proofErr w:type="spellStart"/>
+      <w:r>
+        <w:rPr>
+          <w:b w:val="0"/>
+        </w:rPr>
+        <w:t>địa</w:t>
+      </w:r>
+      <w:proofErr w:type="spellEnd"/>
+      <w:r>
+        <w:rPr>
+          <w:b w:val="0"/>
+        </w:rPr>
+        <w:t xml:space="preserve"> </w:t>
+      </w:r>
+      <w:proofErr w:type="spellStart"/>
+      <w:r>
+        <w:rPr>
+          <w:b w:val="0"/>
+        </w:rPr>
+        <w:t>chỉ</w:t>
+      </w:r>
+      <w:proofErr w:type="spellEnd"/>
+      <w:r>
+        <w:rPr>
+          <w:b w:val="0"/>
+        </w:rPr>
+        <w:t xml:space="preserve"> </w:t>
+      </w:r>
+      <w:proofErr w:type="spellStart"/>
+      <w:r>
+        <w:rPr>
+          <w:b w:val="0"/>
+        </w:rPr>
+        <w:t>hợp</w:t>
+      </w:r>
+      <w:proofErr w:type="spellEnd"/>
+      <w:r>
+        <w:rPr>
+          <w:b w:val="0"/>
+        </w:rPr>
+        <w:t xml:space="preserve"> </w:t>
+      </w:r>
+      <w:proofErr w:type="spellStart"/>
+      <w:r>
+        <w:rPr>
+          <w:b w:val="0"/>
+        </w:rPr>
+        <w:t>lệ</w:t>
+      </w:r>
+      <w:proofErr w:type="spellEnd"/>
+      <w:r>
+        <w:rPr>
+          <w:b w:val="0"/>
+        </w:rPr>
+        <w:t xml:space="preserve"> </w:t>
+      </w:r>
+      <w:proofErr w:type="spellStart"/>
+      <w:r>
+        <w:rPr>
+          <w:b w:val="0"/>
+        </w:rPr>
+        <w:t>của</w:t>
+      </w:r>
+      <w:proofErr w:type="spellEnd"/>
+      <w:r>
+        <w:rPr>
+          <w:b w:val="0"/>
+        </w:rPr>
+        <w:t xml:space="preserve"> </w:t>
+      </w:r>
+      <w:proofErr w:type="spellStart"/>
+      <w:r>
+        <w:rPr>
+          <w:b w:val="0"/>
+        </w:rPr>
+        <w:t>prcess</w:t>
+      </w:r>
+      <w:proofErr w:type="spellEnd"/>
+      <w:r>
+        <w:rPr>
+          <w:b w:val="0"/>
+        </w:rPr>
+        <w:t xml:space="preserve"> </w:t>
+      </w:r>
+      <w:proofErr w:type="spellStart"/>
+      <w:r>
+        <w:rPr>
+          <w:b w:val="0"/>
+        </w:rPr>
+        <w:t>không</w:t>
+      </w:r>
+      <w:proofErr w:type="spellEnd"/>
+      <w:r>
+        <w:rPr>
+          <w:b w:val="0"/>
+        </w:rPr>
+        <w:t xml:space="preserve"> </w:t>
+      </w:r>
+      <w:proofErr w:type="spellStart"/>
+      <w:r>
+        <w:rPr>
+          <w:b w:val="0"/>
+        </w:rPr>
+        <w:t>cố</w:t>
+      </w:r>
+      <w:proofErr w:type="spellEnd"/>
+      <w:r>
+        <w:rPr>
+          <w:b w:val="0"/>
+        </w:rPr>
+        <w:t xml:space="preserve"> </w:t>
+      </w:r>
+      <w:proofErr w:type="spellStart"/>
+      <w:r>
+        <w:rPr>
+          <w:b w:val="0"/>
+        </w:rPr>
+        <w:t>đi</w:t>
+      </w:r>
+      <w:proofErr w:type="spellEnd"/>
+      <w:r>
+        <w:rPr>
+          <w:b w:val="0"/>
+        </w:rPr>
+        <w:t xml:space="preserve">, </w:t>
+      </w:r>
+      <w:proofErr w:type="spellStart"/>
+      <w:r>
+        <w:rPr>
+          <w:b w:val="0"/>
+        </w:rPr>
+        <w:t>và</w:t>
+      </w:r>
+      <w:proofErr w:type="spellEnd"/>
+      <w:r>
+        <w:rPr>
+          <w:b w:val="0"/>
+        </w:rPr>
+        <w:t xml:space="preserve"> </w:t>
+      </w:r>
+      <w:proofErr w:type="spellStart"/>
+      <w:r>
+        <w:rPr>
+          <w:b w:val="0"/>
+        </w:rPr>
+        <w:t>nó</w:t>
+      </w:r>
+      <w:proofErr w:type="spellEnd"/>
+      <w:r>
+        <w:rPr>
+          <w:b w:val="0"/>
+        </w:rPr>
+        <w:t xml:space="preserve"> </w:t>
+      </w:r>
+      <w:proofErr w:type="spellStart"/>
+      <w:r>
+        <w:rPr>
+          <w:b w:val="0"/>
+        </w:rPr>
+        <w:t>được</w:t>
+      </w:r>
+      <w:proofErr w:type="spellEnd"/>
+      <w:r>
+        <w:rPr>
+          <w:b w:val="0"/>
+        </w:rPr>
+        <w:t xml:space="preserve"> </w:t>
+      </w:r>
+      <w:proofErr w:type="spellStart"/>
+      <w:r>
+        <w:rPr>
+          <w:b w:val="0"/>
+        </w:rPr>
+        <w:t>thay</w:t>
+      </w:r>
+      <w:proofErr w:type="spellEnd"/>
+      <w:r>
+        <w:rPr>
+          <w:b w:val="0"/>
+        </w:rPr>
+        <w:t xml:space="preserve"> </w:t>
+      </w:r>
+      <w:proofErr w:type="spellStart"/>
+      <w:r>
+        <w:rPr>
+          <w:b w:val="0"/>
+        </w:rPr>
+        <w:t>đổi</w:t>
+      </w:r>
+      <w:proofErr w:type="spellEnd"/>
+      <w:r>
+        <w:rPr>
+          <w:b w:val="0"/>
+        </w:rPr>
+        <w:t xml:space="preserve"> </w:t>
+      </w:r>
+      <w:proofErr w:type="spellStart"/>
+      <w:r>
+        <w:rPr>
+          <w:b w:val="0"/>
+        </w:rPr>
+        <w:t>trong</w:t>
+      </w:r>
+      <w:proofErr w:type="spellEnd"/>
+      <w:r>
+        <w:rPr>
+          <w:b w:val="0"/>
+        </w:rPr>
+        <w:t xml:space="preserve"> </w:t>
+      </w:r>
+      <w:proofErr w:type="spellStart"/>
+      <w:r>
+        <w:rPr>
+          <w:b w:val="0"/>
+        </w:rPr>
+        <w:t>quá</w:t>
+      </w:r>
+      <w:proofErr w:type="spellEnd"/>
+      <w:r>
+        <w:rPr>
+          <w:b w:val="0"/>
+        </w:rPr>
+        <w:t xml:space="preserve"> </w:t>
+      </w:r>
+      <w:proofErr w:type="spellStart"/>
+      <w:r>
+        <w:rPr>
+          <w:b w:val="0"/>
+        </w:rPr>
+        <w:t>trình</w:t>
+      </w:r>
+      <w:proofErr w:type="spellEnd"/>
+      <w:r>
+        <w:rPr>
+          <w:b w:val="0"/>
+        </w:rPr>
+        <w:t xml:space="preserve"> process </w:t>
+      </w:r>
+      <w:proofErr w:type="spellStart"/>
+      <w:r>
+        <w:rPr>
+          <w:b w:val="0"/>
+        </w:rPr>
+        <w:t>thực</w:t>
+      </w:r>
+      <w:proofErr w:type="spellEnd"/>
+      <w:r>
+        <w:rPr>
+          <w:b w:val="0"/>
+        </w:rPr>
+        <w:t xml:space="preserve"> </w:t>
+      </w:r>
+      <w:proofErr w:type="spellStart"/>
+      <w:r>
+        <w:rPr>
+          <w:b w:val="0"/>
+        </w:rPr>
+        <w:t>thi</w:t>
+      </w:r>
+      <w:proofErr w:type="spellEnd"/>
+      <w:r>
+        <w:rPr>
+          <w:b w:val="0"/>
+        </w:rPr>
+        <w:t xml:space="preserve">. Kernel </w:t>
+      </w:r>
+      <w:proofErr w:type="spellStart"/>
+      <w:r>
+        <w:rPr>
+          <w:b w:val="0"/>
+        </w:rPr>
+        <w:t>có</w:t>
+      </w:r>
+      <w:proofErr w:type="spellEnd"/>
+      <w:r>
+        <w:rPr>
+          <w:b w:val="0"/>
+        </w:rPr>
+        <w:t xml:space="preserve"> </w:t>
+      </w:r>
+      <w:proofErr w:type="spellStart"/>
+      <w:r>
+        <w:rPr>
+          <w:b w:val="0"/>
+        </w:rPr>
+        <w:t>thể</w:t>
+      </w:r>
+      <w:proofErr w:type="spellEnd"/>
+      <w:r>
+        <w:rPr>
+          <w:b w:val="0"/>
+        </w:rPr>
+        <w:t xml:space="preserve"> </w:t>
+      </w:r>
+      <w:proofErr w:type="spellStart"/>
+      <w:r>
+        <w:rPr>
+          <w:b w:val="0"/>
+        </w:rPr>
+        <w:t>cấp</w:t>
+      </w:r>
+      <w:proofErr w:type="spellEnd"/>
+      <w:r>
+        <w:rPr>
+          <w:b w:val="0"/>
+        </w:rPr>
+        <w:t xml:space="preserve"> </w:t>
+      </w:r>
+      <w:proofErr w:type="spellStart"/>
+      <w:r>
+        <w:rPr>
+          <w:b w:val="0"/>
+        </w:rPr>
+        <w:t>phát</w:t>
+      </w:r>
+      <w:proofErr w:type="spellEnd"/>
+      <w:r>
+        <w:rPr>
+          <w:b w:val="0"/>
+        </w:rPr>
+        <w:t xml:space="preserve"> </w:t>
+      </w:r>
+      <w:proofErr w:type="spellStart"/>
+      <w:r>
+        <w:rPr>
+          <w:b w:val="0"/>
+        </w:rPr>
+        <w:t>hoặc</w:t>
+      </w:r>
+      <w:proofErr w:type="spellEnd"/>
+      <w:r>
+        <w:rPr>
+          <w:b w:val="0"/>
+        </w:rPr>
+        <w:t xml:space="preserve"> </w:t>
+      </w:r>
+      <w:proofErr w:type="spellStart"/>
+      <w:r>
+        <w:rPr>
+          <w:b w:val="0"/>
+        </w:rPr>
+        <w:t>thu</w:t>
+      </w:r>
+      <w:proofErr w:type="spellEnd"/>
+      <w:r>
+        <w:rPr>
+          <w:b w:val="0"/>
+        </w:rPr>
+        <w:t xml:space="preserve"> </w:t>
+      </w:r>
+      <w:proofErr w:type="spellStart"/>
+      <w:r>
+        <w:rPr>
+          <w:b w:val="0"/>
+        </w:rPr>
+        <w:t>hồi</w:t>
+      </w:r>
+      <w:proofErr w:type="spellEnd"/>
+      <w:r>
+        <w:rPr>
+          <w:b w:val="0"/>
+        </w:rPr>
+        <w:t xml:space="preserve"> page </w:t>
+      </w:r>
+      <w:proofErr w:type="spellStart"/>
+      <w:r>
+        <w:rPr>
+          <w:b w:val="0"/>
+        </w:rPr>
+        <w:t>và</w:t>
+      </w:r>
+      <w:proofErr w:type="spellEnd"/>
+      <w:r>
+        <w:rPr>
+          <w:b w:val="0"/>
+        </w:rPr>
+        <w:t xml:space="preserve"> page-table entry </w:t>
+      </w:r>
+      <w:proofErr w:type="spellStart"/>
+      <w:r>
+        <w:rPr>
+          <w:b w:val="0"/>
+        </w:rPr>
+        <w:t>trong</w:t>
+      </w:r>
+      <w:proofErr w:type="spellEnd"/>
+      <w:r>
+        <w:rPr>
+          <w:b w:val="0"/>
+        </w:rPr>
+        <w:t xml:space="preserve"> </w:t>
+      </w:r>
+      <w:proofErr w:type="spellStart"/>
+      <w:r>
+        <w:rPr>
+          <w:b w:val="0"/>
+        </w:rPr>
+        <w:t>các</w:t>
+      </w:r>
+      <w:proofErr w:type="spellEnd"/>
+      <w:r>
+        <w:rPr>
+          <w:b w:val="0"/>
+        </w:rPr>
+        <w:t xml:space="preserve"> </w:t>
+      </w:r>
+      <w:proofErr w:type="spellStart"/>
+      <w:r>
+        <w:rPr>
+          <w:b w:val="0"/>
+        </w:rPr>
+        <w:t>trường</w:t>
+      </w:r>
+      <w:proofErr w:type="spellEnd"/>
+      <w:r>
+        <w:rPr>
+          <w:b w:val="0"/>
+        </w:rPr>
+        <w:t xml:space="preserve"> </w:t>
+      </w:r>
+      <w:proofErr w:type="spellStart"/>
+      <w:r>
+        <w:rPr>
+          <w:b w:val="0"/>
+        </w:rPr>
+        <w:t>hợp</w:t>
+      </w:r>
+      <w:proofErr w:type="spellEnd"/>
+      <w:r>
+        <w:rPr>
+          <w:b w:val="0"/>
+        </w:rPr>
+        <w:t xml:space="preserve"> </w:t>
+      </w:r>
+      <w:proofErr w:type="spellStart"/>
+      <w:r>
+        <w:rPr>
+          <w:b w:val="0"/>
+        </w:rPr>
+        <w:t>sau</w:t>
+      </w:r>
+      <w:proofErr w:type="spellEnd"/>
+      <w:r>
+        <w:rPr>
+          <w:b w:val="0"/>
+        </w:rPr>
+        <w:t>:</w:t>
       </w:r>
     </w:p>
     <w:p>
@@ -616,7 +4941,161 @@
         <w:rPr>
           <w:b w:val="0"/>
         </w:rPr>
-        <w:t xml:space="preserve"> stack phát triển xuống dưới vượt quá mức giới hạn trước đó.</w:t>
+        <w:t xml:space="preserve"> stack </w:t>
+      </w:r>
+      <w:proofErr w:type="spellStart"/>
+      <w:r>
+        <w:rPr>
+          <w:b w:val="0"/>
+        </w:rPr>
+        <w:t>phát</w:t>
+      </w:r>
+      <w:proofErr w:type="spellEnd"/>
+      <w:r>
+        <w:rPr>
+          <w:b w:val="0"/>
+        </w:rPr>
+        <w:t xml:space="preserve"> </w:t>
+      </w:r>
+      <w:proofErr w:type="spellStart"/>
+      <w:r>
+        <w:rPr>
+          <w:b w:val="0"/>
+        </w:rPr>
+        <w:t>triển</w:t>
+      </w:r>
+      <w:proofErr w:type="spellEnd"/>
+      <w:r>
+        <w:rPr>
+          <w:b w:val="0"/>
+        </w:rPr>
+        <w:t xml:space="preserve"> </w:t>
+      </w:r>
+      <w:proofErr w:type="spellStart"/>
+      <w:r>
+        <w:rPr>
+          <w:b w:val="0"/>
+        </w:rPr>
+        <w:t>xuống</w:t>
+      </w:r>
+      <w:proofErr w:type="spellEnd"/>
+      <w:r>
+        <w:rPr>
+          <w:b w:val="0"/>
+        </w:rPr>
+        <w:t xml:space="preserve"> </w:t>
+      </w:r>
+      <w:proofErr w:type="spellStart"/>
+      <w:r>
+        <w:rPr>
+          <w:b w:val="0"/>
+        </w:rPr>
+        <w:t>dưới</w:t>
+      </w:r>
+      <w:proofErr w:type="spellEnd"/>
+      <w:r>
+        <w:rPr>
+          <w:b w:val="0"/>
+        </w:rPr>
+        <w:t xml:space="preserve"> </w:t>
+      </w:r>
+      <w:proofErr w:type="spellStart"/>
+      <w:r>
+        <w:rPr>
+          <w:b w:val="0"/>
+        </w:rPr>
+        <w:t>vượt</w:t>
+      </w:r>
+      <w:proofErr w:type="spellEnd"/>
+      <w:r>
+        <w:rPr>
+          <w:b w:val="0"/>
+        </w:rPr>
+        <w:t xml:space="preserve"> </w:t>
+      </w:r>
+      <w:proofErr w:type="spellStart"/>
+      <w:r>
+        <w:rPr>
+          <w:b w:val="0"/>
+        </w:rPr>
+        <w:t>quá</w:t>
+      </w:r>
+      <w:proofErr w:type="spellEnd"/>
+      <w:r>
+        <w:rPr>
+          <w:b w:val="0"/>
+        </w:rPr>
+        <w:t xml:space="preserve"> </w:t>
+      </w:r>
+      <w:proofErr w:type="spellStart"/>
+      <w:r>
+        <w:rPr>
+          <w:b w:val="0"/>
+        </w:rPr>
+        <w:t>mức</w:t>
+      </w:r>
+      <w:proofErr w:type="spellEnd"/>
+      <w:r>
+        <w:rPr>
+          <w:b w:val="0"/>
+        </w:rPr>
+        <w:t xml:space="preserve"> </w:t>
+      </w:r>
+      <w:proofErr w:type="spellStart"/>
+      <w:r>
+        <w:rPr>
+          <w:b w:val="0"/>
+        </w:rPr>
+        <w:t>giới</w:t>
+      </w:r>
+      <w:proofErr w:type="spellEnd"/>
+      <w:r>
+        <w:rPr>
+          <w:b w:val="0"/>
+        </w:rPr>
+        <w:t xml:space="preserve"> </w:t>
+      </w:r>
+      <w:proofErr w:type="spellStart"/>
+      <w:r>
+        <w:rPr>
+          <w:b w:val="0"/>
+        </w:rPr>
+        <w:t>hạn</w:t>
+      </w:r>
+      <w:proofErr w:type="spellEnd"/>
+      <w:r>
+        <w:rPr>
+          <w:b w:val="0"/>
+        </w:rPr>
+        <w:t xml:space="preserve"> </w:t>
+      </w:r>
+      <w:proofErr w:type="spellStart"/>
+      <w:r>
+        <w:rPr>
+          <w:b w:val="0"/>
+        </w:rPr>
+        <w:t>trước</w:t>
+      </w:r>
+      <w:proofErr w:type="spellEnd"/>
+      <w:r>
+        <w:rPr>
+          <w:b w:val="0"/>
+        </w:rPr>
+        <w:t xml:space="preserve"> </w:t>
+      </w:r>
+      <w:proofErr w:type="spellStart"/>
+      <w:r>
+        <w:rPr>
+          <w:b w:val="0"/>
+        </w:rPr>
+        <w:t>đó</w:t>
+      </w:r>
+      <w:proofErr w:type="spellEnd"/>
+      <w:r>
+        <w:rPr>
+          <w:b w:val="0"/>
+        </w:rPr>
+        <w:t>.</w:t>
       </w:r>
     </w:p>
     <w:p>
@@ -634,7 +5113,93 @@
         <w:rPr>
           <w:b w:val="0"/>
         </w:rPr>
-        <w:t>Heap tang giảm thông qua malloc, calloc, brk(), sbrk()</w:t>
+        <w:t xml:space="preserve">Heap tang </w:t>
+      </w:r>
+      <w:proofErr w:type="spellStart"/>
+      <w:r>
+        <w:rPr>
+          <w:b w:val="0"/>
+        </w:rPr>
+        <w:t>giảm</w:t>
+      </w:r>
+      <w:proofErr w:type="spellEnd"/>
+      <w:r>
+        <w:rPr>
+          <w:b w:val="0"/>
+        </w:rPr>
+        <w:t xml:space="preserve"> </w:t>
+      </w:r>
+      <w:proofErr w:type="spellStart"/>
+      <w:r>
+        <w:rPr>
+          <w:b w:val="0"/>
+        </w:rPr>
+        <w:t>thông</w:t>
+      </w:r>
+      <w:proofErr w:type="spellEnd"/>
+      <w:r>
+        <w:rPr>
+          <w:b w:val="0"/>
+        </w:rPr>
+        <w:t xml:space="preserve"> qua malloc, </w:t>
+      </w:r>
+      <w:proofErr w:type="spellStart"/>
+      <w:r>
+        <w:rPr>
+          <w:b w:val="0"/>
+        </w:rPr>
+        <w:t>calloc</w:t>
+      </w:r>
+      <w:proofErr w:type="spellEnd"/>
+      <w:r>
+        <w:rPr>
+          <w:b w:val="0"/>
+        </w:rPr>
+        <w:t xml:space="preserve">, </w:t>
+      </w:r>
+      <w:proofErr w:type="spellStart"/>
+      <w:proofErr w:type="gramStart"/>
+      <w:r>
+        <w:rPr>
+          <w:b w:val="0"/>
+        </w:rPr>
+        <w:t>brk</w:t>
+      </w:r>
+      <w:proofErr w:type="spellEnd"/>
+      <w:r>
+        <w:rPr>
+          <w:b w:val="0"/>
+        </w:rPr>
+        <w:t>(</w:t>
+      </w:r>
+      <w:proofErr w:type="gramEnd"/>
+      <w:r>
+        <w:rPr>
+          <w:b w:val="0"/>
+        </w:rPr>
+        <w:t xml:space="preserve">), </w:t>
+      </w:r>
+      <w:proofErr w:type="spellStart"/>
+      <w:proofErr w:type="gramStart"/>
+      <w:r>
+        <w:rPr>
+          <w:b w:val="0"/>
+        </w:rPr>
+        <w:t>sbrk</w:t>
+      </w:r>
+      <w:proofErr w:type="spellEnd"/>
+      <w:r>
+        <w:rPr>
+          <w:b w:val="0"/>
+        </w:rPr>
+        <w:t>(</w:t>
+      </w:r>
+      <w:proofErr w:type="gramEnd"/>
+      <w:r>
+        <w:rPr>
+          <w:b w:val="0"/>
+        </w:rPr>
+        <w:t>)</w:t>
       </w:r>
     </w:p>
     <w:p>
@@ -648,11 +5213,99 @@
           <w:b w:val="0"/>
         </w:rPr>
       </w:pPr>
-      <w:r>
-        <w:rPr>
-          <w:b w:val="0"/>
-        </w:rPr>
-        <w:t>Gắn hoặc tháo vùng memory:shmat(), shmdt()</w:t>
+      <w:proofErr w:type="spellStart"/>
+      <w:r>
+        <w:rPr>
+          <w:b w:val="0"/>
+        </w:rPr>
+        <w:t>Gắn</w:t>
+      </w:r>
+      <w:proofErr w:type="spellEnd"/>
+      <w:r>
+        <w:rPr>
+          <w:b w:val="0"/>
+        </w:rPr>
+        <w:t xml:space="preserve"> </w:t>
+      </w:r>
+      <w:proofErr w:type="spellStart"/>
+      <w:r>
+        <w:rPr>
+          <w:b w:val="0"/>
+        </w:rPr>
+        <w:t>hoặc</w:t>
+      </w:r>
+      <w:proofErr w:type="spellEnd"/>
+      <w:r>
+        <w:rPr>
+          <w:b w:val="0"/>
+        </w:rPr>
+        <w:t xml:space="preserve"> </w:t>
+      </w:r>
+      <w:proofErr w:type="spellStart"/>
+      <w:r>
+        <w:rPr>
+          <w:b w:val="0"/>
+        </w:rPr>
+        <w:t>tháo</w:t>
+      </w:r>
+      <w:proofErr w:type="spellEnd"/>
+      <w:r>
+        <w:rPr>
+          <w:b w:val="0"/>
+        </w:rPr>
+        <w:t xml:space="preserve"> </w:t>
+      </w:r>
+      <w:proofErr w:type="spellStart"/>
+      <w:r>
+        <w:rPr>
+          <w:b w:val="0"/>
+        </w:rPr>
+        <w:t>vùng</w:t>
+      </w:r>
+      <w:proofErr w:type="spellEnd"/>
+      <w:r>
+        <w:rPr>
+          <w:b w:val="0"/>
+        </w:rPr>
+        <w:t xml:space="preserve"> </w:t>
+      </w:r>
+      <w:proofErr w:type="spellStart"/>
+      <w:proofErr w:type="gramStart"/>
+      <w:r>
+        <w:rPr>
+          <w:b w:val="0"/>
+        </w:rPr>
+        <w:t>memory:shmat</w:t>
+      </w:r>
+      <w:proofErr w:type="spellEnd"/>
+      <w:proofErr w:type="gramEnd"/>
+      <w:r>
+        <w:rPr>
+          <w:b w:val="0"/>
+        </w:rPr>
+        <w:t xml:space="preserve">(), </w:t>
+      </w:r>
+      <w:proofErr w:type="spellStart"/>
+      <w:proofErr w:type="gramStart"/>
+      <w:r>
+        <w:rPr>
+          <w:b w:val="0"/>
+        </w:rPr>
+        <w:t>shmdt</w:t>
+      </w:r>
+      <w:proofErr w:type="spellEnd"/>
+      <w:r>
+        <w:rPr>
+          <w:b w:val="0"/>
+        </w:rPr>
+        <w:t>(</w:t>
+      </w:r>
+      <w:proofErr w:type="gramEnd"/>
+      <w:r>
+        <w:rPr>
+          <w:b w:val="0"/>
+        </w:rPr>
+        <w:t>)</w:t>
       </w:r>
     </w:p>
     <w:p>
@@ -666,11 +5319,91 @@
           <w:b w:val="0"/>
         </w:rPr>
       </w:pPr>
-      <w:r>
-        <w:rPr>
-          <w:b w:val="0"/>
-        </w:rPr>
-        <w:t>Tạo hoặc hủy memory mapping bang mmap(), munmap()</w:t>
+      <w:proofErr w:type="spellStart"/>
+      <w:r>
+        <w:rPr>
+          <w:b w:val="0"/>
+        </w:rPr>
+        <w:t>Tạo</w:t>
+      </w:r>
+      <w:proofErr w:type="spellEnd"/>
+      <w:r>
+        <w:rPr>
+          <w:b w:val="0"/>
+        </w:rPr>
+        <w:t xml:space="preserve"> </w:t>
+      </w:r>
+      <w:proofErr w:type="spellStart"/>
+      <w:r>
+        <w:rPr>
+          <w:b w:val="0"/>
+        </w:rPr>
+        <w:t>hoặc</w:t>
+      </w:r>
+      <w:proofErr w:type="spellEnd"/>
+      <w:r>
+        <w:rPr>
+          <w:b w:val="0"/>
+        </w:rPr>
+        <w:t xml:space="preserve"> </w:t>
+      </w:r>
+      <w:proofErr w:type="spellStart"/>
+      <w:r>
+        <w:rPr>
+          <w:b w:val="0"/>
+        </w:rPr>
+        <w:t>hủy</w:t>
+      </w:r>
+      <w:proofErr w:type="spellEnd"/>
+      <w:r>
+        <w:rPr>
+          <w:b w:val="0"/>
+        </w:rPr>
+        <w:t xml:space="preserve"> memory mapping bang </w:t>
+      </w:r>
+      <w:proofErr w:type="spellStart"/>
+      <w:proofErr w:type="gramStart"/>
+      <w:r>
+        <w:rPr>
+          <w:b w:val="0"/>
+        </w:rPr>
+        <w:t>mmap</w:t>
+      </w:r>
+      <w:proofErr w:type="spellEnd"/>
+      <w:r>
+        <w:rPr>
+          <w:b w:val="0"/>
+        </w:rPr>
+        <w:t>(</w:t>
+      </w:r>
+      <w:proofErr w:type="gramEnd"/>
+      <w:r>
+        <w:rPr>
+          <w:b w:val="0"/>
+        </w:rPr>
+        <w:t xml:space="preserve">), </w:t>
+      </w:r>
+      <w:proofErr w:type="spellStart"/>
+      <w:proofErr w:type="gramStart"/>
+      <w:r>
+        <w:rPr>
+          <w:b w:val="0"/>
+        </w:rPr>
+        <w:t>munmap</w:t>
+      </w:r>
+      <w:proofErr w:type="spellEnd"/>
+      <w:r>
+        <w:rPr>
+          <w:b w:val="0"/>
+        </w:rPr>
+        <w:t>(</w:t>
+      </w:r>
+      <w:proofErr w:type="gramEnd"/>
+      <w:r>
+        <w:rPr>
+          <w:b w:val="0"/>
+        </w:rPr>
+        <w:t>)</w:t>
       </w:r>
     </w:p>
     <w:p>
@@ -684,7 +5417,217 @@
         <w:rPr>
           <w:b w:val="0"/>
         </w:rPr>
-        <w:t>Virtual memory không chỉ là phàn mềm mà còn có sự kết hợp với phàn cứng là MMU.</w:t>
+        <w:t xml:space="preserve">Virtual memory </w:t>
+      </w:r>
+      <w:proofErr w:type="spellStart"/>
+      <w:r>
+        <w:rPr>
+          <w:b w:val="0"/>
+        </w:rPr>
+        <w:t>không</w:t>
+      </w:r>
+      <w:proofErr w:type="spellEnd"/>
+      <w:r>
+        <w:rPr>
+          <w:b w:val="0"/>
+        </w:rPr>
+        <w:t xml:space="preserve"> </w:t>
+      </w:r>
+      <w:proofErr w:type="spellStart"/>
+      <w:r>
+        <w:rPr>
+          <w:b w:val="0"/>
+        </w:rPr>
+        <w:t>chỉ</w:t>
+      </w:r>
+      <w:proofErr w:type="spellEnd"/>
+      <w:r>
+        <w:rPr>
+          <w:b w:val="0"/>
+        </w:rPr>
+        <w:t xml:space="preserve"> </w:t>
+      </w:r>
+      <w:proofErr w:type="spellStart"/>
+      <w:r>
+        <w:rPr>
+          <w:b w:val="0"/>
+        </w:rPr>
+        <w:t>là</w:t>
+      </w:r>
+      <w:proofErr w:type="spellEnd"/>
+      <w:r>
+        <w:rPr>
+          <w:b w:val="0"/>
+        </w:rPr>
+        <w:t xml:space="preserve"> </w:t>
+      </w:r>
+      <w:proofErr w:type="spellStart"/>
+      <w:r>
+        <w:rPr>
+          <w:b w:val="0"/>
+        </w:rPr>
+        <w:t>phàn</w:t>
+      </w:r>
+      <w:proofErr w:type="spellEnd"/>
+      <w:r>
+        <w:rPr>
+          <w:b w:val="0"/>
+        </w:rPr>
+        <w:t xml:space="preserve"> </w:t>
+      </w:r>
+      <w:proofErr w:type="spellStart"/>
+      <w:r>
+        <w:rPr>
+          <w:b w:val="0"/>
+        </w:rPr>
+        <w:t>mềm</w:t>
+      </w:r>
+      <w:proofErr w:type="spellEnd"/>
+      <w:r>
+        <w:rPr>
+          <w:b w:val="0"/>
+        </w:rPr>
+        <w:t xml:space="preserve"> </w:t>
+      </w:r>
+      <w:proofErr w:type="spellStart"/>
+      <w:r>
+        <w:rPr>
+          <w:b w:val="0"/>
+        </w:rPr>
+        <w:t>mà</w:t>
+      </w:r>
+      <w:proofErr w:type="spellEnd"/>
+      <w:r>
+        <w:rPr>
+          <w:b w:val="0"/>
+        </w:rPr>
+        <w:t xml:space="preserve"> </w:t>
+      </w:r>
+      <w:proofErr w:type="spellStart"/>
+      <w:r>
+        <w:rPr>
+          <w:b w:val="0"/>
+        </w:rPr>
+        <w:t>còn</w:t>
+      </w:r>
+      <w:proofErr w:type="spellEnd"/>
+      <w:r>
+        <w:rPr>
+          <w:b w:val="0"/>
+        </w:rPr>
+        <w:t xml:space="preserve"> </w:t>
+      </w:r>
+      <w:proofErr w:type="spellStart"/>
+      <w:r>
+        <w:rPr>
+          <w:b w:val="0"/>
+        </w:rPr>
+        <w:t>có</w:t>
+      </w:r>
+      <w:proofErr w:type="spellEnd"/>
+      <w:r>
+        <w:rPr>
+          <w:b w:val="0"/>
+        </w:rPr>
+        <w:t xml:space="preserve"> </w:t>
+      </w:r>
+      <w:proofErr w:type="spellStart"/>
+      <w:r>
+        <w:rPr>
+          <w:b w:val="0"/>
+        </w:rPr>
+        <w:t>sự</w:t>
+      </w:r>
+      <w:proofErr w:type="spellEnd"/>
+      <w:r>
+        <w:rPr>
+          <w:b w:val="0"/>
+        </w:rPr>
+        <w:t xml:space="preserve"> </w:t>
+      </w:r>
+      <w:proofErr w:type="spellStart"/>
+      <w:r>
+        <w:rPr>
+          <w:b w:val="0"/>
+        </w:rPr>
+        <w:t>kết</w:t>
+      </w:r>
+      <w:proofErr w:type="spellEnd"/>
+      <w:r>
+        <w:rPr>
+          <w:b w:val="0"/>
+        </w:rPr>
+        <w:t xml:space="preserve"> </w:t>
+      </w:r>
+      <w:proofErr w:type="spellStart"/>
+      <w:r>
+        <w:rPr>
+          <w:b w:val="0"/>
+        </w:rPr>
+        <w:t>hợp</w:t>
+      </w:r>
+      <w:proofErr w:type="spellEnd"/>
+      <w:r>
+        <w:rPr>
+          <w:b w:val="0"/>
+        </w:rPr>
+        <w:t xml:space="preserve"> </w:t>
+      </w:r>
+      <w:proofErr w:type="spellStart"/>
+      <w:r>
+        <w:rPr>
+          <w:b w:val="0"/>
+        </w:rPr>
+        <w:t>với</w:t>
+      </w:r>
+      <w:proofErr w:type="spellEnd"/>
+      <w:r>
+        <w:rPr>
+          <w:b w:val="0"/>
+        </w:rPr>
+        <w:t xml:space="preserve"> </w:t>
+      </w:r>
+      <w:proofErr w:type="spellStart"/>
+      <w:r>
+        <w:rPr>
+          <w:b w:val="0"/>
+        </w:rPr>
+        <w:t>phàn</w:t>
+      </w:r>
+      <w:proofErr w:type="spellEnd"/>
+      <w:r>
+        <w:rPr>
+          <w:b w:val="0"/>
+        </w:rPr>
+        <w:t xml:space="preserve"> </w:t>
+      </w:r>
+      <w:proofErr w:type="spellStart"/>
+      <w:r>
+        <w:rPr>
+          <w:b w:val="0"/>
+        </w:rPr>
+        <w:t>cứng</w:t>
+      </w:r>
+      <w:proofErr w:type="spellEnd"/>
+      <w:r>
+        <w:rPr>
+          <w:b w:val="0"/>
+        </w:rPr>
+        <w:t xml:space="preserve"> </w:t>
+      </w:r>
+      <w:proofErr w:type="spellStart"/>
+      <w:r>
+        <w:rPr>
+          <w:b w:val="0"/>
+        </w:rPr>
+        <w:t>là</w:t>
+      </w:r>
+      <w:proofErr w:type="spellEnd"/>
+      <w:r>
+        <w:rPr>
+          <w:b w:val="0"/>
+        </w:rPr>
+        <w:t xml:space="preserve"> MMU.</w:t>
       </w:r>
     </w:p>
     <w:p>
@@ -703,19 +5646,413 @@
           <w:b w:val="0"/>
         </w:rPr>
         <w:lastRenderedPageBreak/>
-        <w:t>MMU có vai trò</w:t>
-      </w:r>
-      <w:r>
-        <w:rPr>
-          <w:b w:val="0"/>
-        </w:rPr>
-        <w:t xml:space="preserve"> chuyển đổi </w:t>
-      </w:r>
-      <w:r>
-        <w:rPr>
-          <w:b w:val="0"/>
-        </w:rPr>
-        <w:t>địa chỉ ảo thành địa chỉ vật lí. (gips tách biệt giữa không gian địa chỉ ảo và không gian địa chỉ phần cứng).</w:t>
+        <w:t xml:space="preserve">MMU </w:t>
+      </w:r>
+      <w:proofErr w:type="spellStart"/>
+      <w:r>
+        <w:rPr>
+          <w:b w:val="0"/>
+        </w:rPr>
+        <w:t>có</w:t>
+      </w:r>
+      <w:proofErr w:type="spellEnd"/>
+      <w:r>
+        <w:rPr>
+          <w:b w:val="0"/>
+        </w:rPr>
+        <w:t xml:space="preserve"> </w:t>
+      </w:r>
+      <w:proofErr w:type="spellStart"/>
+      <w:r>
+        <w:rPr>
+          <w:b w:val="0"/>
+        </w:rPr>
+        <w:t>vai</w:t>
+      </w:r>
+      <w:proofErr w:type="spellEnd"/>
+      <w:r>
+        <w:rPr>
+          <w:b w:val="0"/>
+        </w:rPr>
+        <w:t xml:space="preserve"> </w:t>
+      </w:r>
+      <w:proofErr w:type="spellStart"/>
+      <w:r>
+        <w:rPr>
+          <w:b w:val="0"/>
+        </w:rPr>
+        <w:t>trò</w:t>
+      </w:r>
+      <w:proofErr w:type="spellEnd"/>
+      <w:r>
+        <w:rPr>
+          <w:b w:val="0"/>
+        </w:rPr>
+        <w:t xml:space="preserve"> </w:t>
+      </w:r>
+      <w:proofErr w:type="spellStart"/>
+      <w:r>
+        <w:rPr>
+          <w:b w:val="0"/>
+        </w:rPr>
+        <w:t>chuyển</w:t>
+      </w:r>
+      <w:proofErr w:type="spellEnd"/>
+      <w:r>
+        <w:rPr>
+          <w:b w:val="0"/>
+        </w:rPr>
+        <w:t xml:space="preserve"> </w:t>
+      </w:r>
+      <w:proofErr w:type="spellStart"/>
+      <w:r>
+        <w:rPr>
+          <w:b w:val="0"/>
+        </w:rPr>
+        <w:t>đổi</w:t>
+      </w:r>
+      <w:proofErr w:type="spellEnd"/>
+      <w:r>
+        <w:rPr>
+          <w:b w:val="0"/>
+        </w:rPr>
+        <w:t xml:space="preserve"> </w:t>
+      </w:r>
+      <w:proofErr w:type="spellStart"/>
+      <w:r>
+        <w:rPr>
+          <w:b w:val="0"/>
+        </w:rPr>
+        <w:t>địa</w:t>
+      </w:r>
+      <w:proofErr w:type="spellEnd"/>
+      <w:r>
+        <w:rPr>
+          <w:b w:val="0"/>
+        </w:rPr>
+        <w:t xml:space="preserve"> </w:t>
+      </w:r>
+      <w:proofErr w:type="spellStart"/>
+      <w:r>
+        <w:rPr>
+          <w:b w:val="0"/>
+        </w:rPr>
+        <w:t>chỉ</w:t>
+      </w:r>
+      <w:proofErr w:type="spellEnd"/>
+      <w:r>
+        <w:rPr>
+          <w:b w:val="0"/>
+        </w:rPr>
+        <w:t xml:space="preserve"> </w:t>
+      </w:r>
+      <w:proofErr w:type="spellStart"/>
+      <w:r>
+        <w:rPr>
+          <w:b w:val="0"/>
+        </w:rPr>
+        <w:t>ảo</w:t>
+      </w:r>
+      <w:proofErr w:type="spellEnd"/>
+      <w:r>
+        <w:rPr>
+          <w:b w:val="0"/>
+        </w:rPr>
+        <w:t xml:space="preserve"> </w:t>
+      </w:r>
+      <w:proofErr w:type="spellStart"/>
+      <w:r>
+        <w:rPr>
+          <w:b w:val="0"/>
+        </w:rPr>
+        <w:t>thành</w:t>
+      </w:r>
+      <w:proofErr w:type="spellEnd"/>
+      <w:r>
+        <w:rPr>
+          <w:b w:val="0"/>
+        </w:rPr>
+        <w:t xml:space="preserve"> </w:t>
+      </w:r>
+      <w:proofErr w:type="spellStart"/>
+      <w:r>
+        <w:rPr>
+          <w:b w:val="0"/>
+        </w:rPr>
+        <w:t>địa</w:t>
+      </w:r>
+      <w:proofErr w:type="spellEnd"/>
+      <w:r>
+        <w:rPr>
+          <w:b w:val="0"/>
+        </w:rPr>
+        <w:t xml:space="preserve"> </w:t>
+      </w:r>
+      <w:proofErr w:type="spellStart"/>
+      <w:r>
+        <w:rPr>
+          <w:b w:val="0"/>
+        </w:rPr>
+        <w:t>chỉ</w:t>
+      </w:r>
+      <w:proofErr w:type="spellEnd"/>
+      <w:r>
+        <w:rPr>
+          <w:b w:val="0"/>
+        </w:rPr>
+        <w:t xml:space="preserve"> </w:t>
+      </w:r>
+      <w:proofErr w:type="spellStart"/>
+      <w:r>
+        <w:rPr>
+          <w:b w:val="0"/>
+        </w:rPr>
+        <w:t>vật</w:t>
+      </w:r>
+      <w:proofErr w:type="spellEnd"/>
+      <w:r>
+        <w:rPr>
+          <w:b w:val="0"/>
+        </w:rPr>
+        <w:t xml:space="preserve"> </w:t>
+      </w:r>
+      <w:proofErr w:type="spellStart"/>
+      <w:r>
+        <w:rPr>
+          <w:b w:val="0"/>
+        </w:rPr>
+        <w:t>lí</w:t>
+      </w:r>
+      <w:proofErr w:type="spellEnd"/>
+      <w:r>
+        <w:rPr>
+          <w:b w:val="0"/>
+        </w:rPr>
+        <w:t>. (</w:t>
+      </w:r>
+      <w:proofErr w:type="spellStart"/>
+      <w:r>
+        <w:rPr>
+          <w:b w:val="0"/>
+        </w:rPr>
+        <w:t>gips</w:t>
+      </w:r>
+      <w:proofErr w:type="spellEnd"/>
+      <w:r>
+        <w:rPr>
+          <w:b w:val="0"/>
+        </w:rPr>
+        <w:t xml:space="preserve"> </w:t>
+      </w:r>
+      <w:proofErr w:type="spellStart"/>
+      <w:r>
+        <w:rPr>
+          <w:b w:val="0"/>
+        </w:rPr>
+        <w:t>tách</w:t>
+      </w:r>
+      <w:proofErr w:type="spellEnd"/>
+      <w:r>
+        <w:rPr>
+          <w:b w:val="0"/>
+        </w:rPr>
+        <w:t xml:space="preserve"> </w:t>
+      </w:r>
+      <w:proofErr w:type="spellStart"/>
+      <w:r>
+        <w:rPr>
+          <w:b w:val="0"/>
+        </w:rPr>
+        <w:t>biệt</w:t>
+      </w:r>
+      <w:proofErr w:type="spellEnd"/>
+      <w:r>
+        <w:rPr>
+          <w:b w:val="0"/>
+        </w:rPr>
+        <w:t xml:space="preserve"> </w:t>
+      </w:r>
+      <w:proofErr w:type="spellStart"/>
+      <w:r>
+        <w:rPr>
+          <w:b w:val="0"/>
+        </w:rPr>
+        <w:t>giữa</w:t>
+      </w:r>
+      <w:proofErr w:type="spellEnd"/>
+      <w:r>
+        <w:rPr>
+          <w:b w:val="0"/>
+        </w:rPr>
+        <w:t xml:space="preserve"> </w:t>
+      </w:r>
+      <w:proofErr w:type="spellStart"/>
+      <w:r>
+        <w:rPr>
+          <w:b w:val="0"/>
+        </w:rPr>
+        <w:t>không</w:t>
+      </w:r>
+      <w:proofErr w:type="spellEnd"/>
+      <w:r>
+        <w:rPr>
+          <w:b w:val="0"/>
+        </w:rPr>
+        <w:t xml:space="preserve"> </w:t>
+      </w:r>
+      <w:proofErr w:type="spellStart"/>
+      <w:r>
+        <w:rPr>
+          <w:b w:val="0"/>
+        </w:rPr>
+        <w:t>gian</w:t>
+      </w:r>
+      <w:proofErr w:type="spellEnd"/>
+      <w:r>
+        <w:rPr>
+          <w:b w:val="0"/>
+        </w:rPr>
+        <w:t xml:space="preserve"> </w:t>
+      </w:r>
+      <w:proofErr w:type="spellStart"/>
+      <w:r>
+        <w:rPr>
+          <w:b w:val="0"/>
+        </w:rPr>
+        <w:t>địa</w:t>
+      </w:r>
+      <w:proofErr w:type="spellEnd"/>
+      <w:r>
+        <w:rPr>
+          <w:b w:val="0"/>
+        </w:rPr>
+        <w:t xml:space="preserve"> </w:t>
+      </w:r>
+      <w:proofErr w:type="spellStart"/>
+      <w:r>
+        <w:rPr>
+          <w:b w:val="0"/>
+        </w:rPr>
+        <w:t>chỉ</w:t>
+      </w:r>
+      <w:proofErr w:type="spellEnd"/>
+      <w:r>
+        <w:rPr>
+          <w:b w:val="0"/>
+        </w:rPr>
+        <w:t xml:space="preserve"> </w:t>
+      </w:r>
+      <w:proofErr w:type="spellStart"/>
+      <w:r>
+        <w:rPr>
+          <w:b w:val="0"/>
+        </w:rPr>
+        <w:t>ảo</w:t>
+      </w:r>
+      <w:proofErr w:type="spellEnd"/>
+      <w:r>
+        <w:rPr>
+          <w:b w:val="0"/>
+        </w:rPr>
+        <w:t xml:space="preserve"> </w:t>
+      </w:r>
+      <w:proofErr w:type="spellStart"/>
+      <w:r>
+        <w:rPr>
+          <w:b w:val="0"/>
+        </w:rPr>
+        <w:t>và</w:t>
+      </w:r>
+      <w:proofErr w:type="spellEnd"/>
+      <w:r>
+        <w:rPr>
+          <w:b w:val="0"/>
+        </w:rPr>
+        <w:t xml:space="preserve"> </w:t>
+      </w:r>
+      <w:proofErr w:type="spellStart"/>
+      <w:r>
+        <w:rPr>
+          <w:b w:val="0"/>
+        </w:rPr>
+        <w:t>không</w:t>
+      </w:r>
+      <w:proofErr w:type="spellEnd"/>
+      <w:r>
+        <w:rPr>
+          <w:b w:val="0"/>
+        </w:rPr>
+        <w:t xml:space="preserve"> </w:t>
+      </w:r>
+      <w:proofErr w:type="spellStart"/>
+      <w:r>
+        <w:rPr>
+          <w:b w:val="0"/>
+        </w:rPr>
+        <w:t>gian</w:t>
+      </w:r>
+      <w:proofErr w:type="spellEnd"/>
+      <w:r>
+        <w:rPr>
+          <w:b w:val="0"/>
+        </w:rPr>
+        <w:t xml:space="preserve"> </w:t>
+      </w:r>
+      <w:proofErr w:type="spellStart"/>
+      <w:r>
+        <w:rPr>
+          <w:b w:val="0"/>
+        </w:rPr>
+        <w:t>địa</w:t>
+      </w:r>
+      <w:proofErr w:type="spellEnd"/>
+      <w:r>
+        <w:rPr>
+          <w:b w:val="0"/>
+        </w:rPr>
+        <w:t xml:space="preserve"> </w:t>
+      </w:r>
+      <w:proofErr w:type="spellStart"/>
+      <w:r>
+        <w:rPr>
+          <w:b w:val="0"/>
+        </w:rPr>
+        <w:t>chỉ</w:t>
+      </w:r>
+      <w:proofErr w:type="spellEnd"/>
+      <w:r>
+        <w:rPr>
+          <w:b w:val="0"/>
+        </w:rPr>
+        <w:t xml:space="preserve"> </w:t>
+      </w:r>
+      <w:proofErr w:type="spellStart"/>
+      <w:r>
+        <w:rPr>
+          <w:b w:val="0"/>
+        </w:rPr>
+        <w:t>phần</w:t>
+      </w:r>
+      <w:proofErr w:type="spellEnd"/>
+      <w:r>
+        <w:rPr>
+          <w:b w:val="0"/>
+        </w:rPr>
+        <w:t xml:space="preserve"> </w:t>
+      </w:r>
+      <w:proofErr w:type="spellStart"/>
+      <w:r>
+        <w:rPr>
+          <w:b w:val="0"/>
+        </w:rPr>
+        <w:t>cứng</w:t>
+      </w:r>
+      <w:proofErr w:type="spellEnd"/>
+      <w:r>
+        <w:rPr>
+          <w:b w:val="0"/>
+        </w:rPr>
+        <w:t>).</w:t>
       </w:r>
     </w:p>
     <w:p>
@@ -733,7 +6070,91 @@
         <w:rPr>
           <w:b w:val="0"/>
         </w:rPr>
-        <w:t>Báo cho kernel biết khi có lỗi hardfault.</w:t>
+        <w:t xml:space="preserve">Báo </w:t>
+      </w:r>
+      <w:proofErr w:type="spellStart"/>
+      <w:r>
+        <w:rPr>
+          <w:b w:val="0"/>
+        </w:rPr>
+        <w:t>cho</w:t>
+      </w:r>
+      <w:proofErr w:type="spellEnd"/>
+      <w:r>
+        <w:rPr>
+          <w:b w:val="0"/>
+        </w:rPr>
+        <w:t xml:space="preserve"> kernel </w:t>
+      </w:r>
+      <w:proofErr w:type="spellStart"/>
+      <w:r>
+        <w:rPr>
+          <w:b w:val="0"/>
+        </w:rPr>
+        <w:t>biết</w:t>
+      </w:r>
+      <w:proofErr w:type="spellEnd"/>
+      <w:r>
+        <w:rPr>
+          <w:b w:val="0"/>
+        </w:rPr>
+        <w:t xml:space="preserve"> </w:t>
+      </w:r>
+      <w:proofErr w:type="spellStart"/>
+      <w:r>
+        <w:rPr>
+          <w:b w:val="0"/>
+        </w:rPr>
+        <w:t>khi</w:t>
+      </w:r>
+      <w:proofErr w:type="spellEnd"/>
+      <w:r>
+        <w:rPr>
+          <w:b w:val="0"/>
+        </w:rPr>
+        <w:t xml:space="preserve"> </w:t>
+      </w:r>
+      <w:proofErr w:type="spellStart"/>
+      <w:r>
+        <w:rPr>
+          <w:b w:val="0"/>
+        </w:rPr>
+        <w:t>có</w:t>
+      </w:r>
+      <w:proofErr w:type="spellEnd"/>
+      <w:r>
+        <w:rPr>
+          <w:b w:val="0"/>
+        </w:rPr>
+        <w:t xml:space="preserve"> </w:t>
+      </w:r>
+      <w:proofErr w:type="spellStart"/>
+      <w:r>
+        <w:rPr>
+          <w:b w:val="0"/>
+        </w:rPr>
+        <w:t>lỗi</w:t>
+      </w:r>
+      <w:proofErr w:type="spellEnd"/>
+      <w:r>
+        <w:rPr>
+          <w:b w:val="0"/>
+        </w:rPr>
+        <w:t xml:space="preserve"> </w:t>
+      </w:r>
+      <w:proofErr w:type="spellStart"/>
+      <w:r>
+        <w:rPr>
+          <w:b w:val="0"/>
+        </w:rPr>
+        <w:t>hardfault</w:t>
+      </w:r>
+      <w:proofErr w:type="spellEnd"/>
+      <w:r>
+        <w:rPr>
+          <w:b w:val="0"/>
+        </w:rPr>
+        <w:t>.</w:t>
       </w:r>
     </w:p>
     <w:p>
@@ -787,7 +6208,7 @@
 </file>
 
 <file path=word/numbering.xml><?xml version="1.0" encoding="utf-8"?>
-<w:numbering xmlns:wpc="http://schemas.microsoft.com/office/word/2010/wordprocessingCanvas" xmlns:mc="http://schemas.openxmlformats.org/markup-compatibility/2006" xmlns:o="urn:schemas-microsoft-com:office:office" xmlns:r="http://schemas.openxmlformats.org/officeDocument/2006/relationships" xmlns:m="http://schemas.openxmlformats.org/officeDocument/2006/math" xmlns:v="urn:schemas-microsoft-com:vml" xmlns:wp14="http://schemas.microsoft.com/office/word/2010/wordprocessingDrawing" xmlns:wp="http://schemas.openxmlformats.org/drawingml/2006/wordprocessingDrawing" xmlns:w10="urn:schemas-microsoft-com:office:word" xmlns:w="http://schemas.openxmlformats.org/wordprocessingml/2006/main" xmlns:w14="http://schemas.microsoft.com/office/word/2010/wordml" xmlns:w15="http://schemas.microsoft.com/office/word/2012/wordml" xmlns:wpg="http://schemas.microsoft.com/office/word/2010/wordprocessingGroup" xmlns:wpi="http://schemas.microsoft.com/office/word/2010/wordprocessingInk" xmlns:wne="http://schemas.microsoft.com/office/word/2006/wordml" xmlns:wps="http://schemas.microsoft.com/office/word/2010/wordprocessingShape" mc:Ignorable="w14 w15 wp14">
+<w:numbering xmlns:wpc="http://schemas.microsoft.com/office/word/2010/wordprocessingCanvas" xmlns:cx="http://schemas.microsoft.com/office/drawing/2014/chartex" xmlns:cx1="http://schemas.microsoft.com/office/drawing/2015/9/8/chartex" xmlns:cx2="http://schemas.microsoft.com/office/drawing/2015/10/21/chartex" xmlns:cx3="http://schemas.microsoft.com/office/drawing/2016/5/9/chartex" xmlns:cx4="http://schemas.microsoft.com/office/drawing/2016/5/10/chartex" xmlns:cx5="http://schemas.microsoft.com/office/drawing/2016/5/11/chartex" xmlns:cx6="http://schemas.microsoft.com/office/drawing/2016/5/12/chartex" xmlns:cx7="http://schemas.microsoft.com/office/drawing/2016/5/13/chartex" xmlns:cx8="http://schemas.microsoft.com/office/drawing/2016/5/14/chartex" xmlns:mc="http://schemas.openxmlformats.org/markup-compatibility/2006" xmlns:aink="http://schemas.microsoft.com/office/drawing/2016/ink" xmlns:am3d="http://schemas.microsoft.com/office/drawing/2017/model3d" xmlns:o="urn:schemas-microsoft-com:office:office" xmlns:oel="http://schemas.microsoft.com/office/2019/extlst" xmlns:r="http://schemas.openxmlformats.org/officeDocument/2006/relationships" xmlns:m="http://schemas.openxmlformats.org/officeDocument/2006/math" xmlns:v="urn:schemas-microsoft-com:vml" xmlns:wp14="http://schemas.microsoft.com/office/word/2010/wordprocessingDrawing" xmlns:wp="http://schemas.openxmlformats.org/drawingml/2006/wordprocessingDrawing" xmlns:w10="urn:schemas-microsoft-com:office:word" xmlns:w="http://schemas.openxmlformats.org/wordprocessingml/2006/main" xmlns:w14="http://schemas.microsoft.com/office/word/2010/wordml" xmlns:w15="http://schemas.microsoft.com/office/word/2012/wordml" xmlns:w16cex="http://schemas.microsoft.com/office/word/2018/wordml/cex" xmlns:w16cid="http://schemas.microsoft.com/office/word/2016/wordml/cid" xmlns:w16="http://schemas.microsoft.com/office/word/2018/wordml" xmlns:w16du="http://schemas.microsoft.com/office/word/2023/wordml/word16du" xmlns:w16sdtdh="http://schemas.microsoft.com/office/word/2020/wordml/sdtdatahash" xmlns:w16sdtfl="http://schemas.microsoft.com/office/word/2024/wordml/sdtformatlock" xmlns:w16se="http://schemas.microsoft.com/office/word/2015/wordml/symex" xmlns:wpg="http://schemas.microsoft.com/office/word/2010/wordprocessingGroup" xmlns:wpi="http://schemas.microsoft.com/office/word/2010/wordprocessingInk" xmlns:wne="http://schemas.microsoft.com/office/word/2006/wordml" xmlns:wps="http://schemas.microsoft.com/office/word/2010/wordprocessingShape" mc:Ignorable="w14 w15 w16se w16cid w16 w16cex w16sdtdh w16sdtfl w16du wp14">
   <w:abstractNum w:abstractNumId="0" w15:restartNumberingAfterBreak="0">
     <w:nsid w:val="185948BF"/>
     <w:multiLevelType w:val="multilevel"/>
@@ -1053,17 +6474,17 @@
       </w:rPr>
     </w:lvl>
   </w:abstractNum>
-  <w:num w:numId="1">
+  <w:num w:numId="1" w16cid:durableId="1577545199">
     <w:abstractNumId w:val="1"/>
   </w:num>
-  <w:num w:numId="2">
+  <w:num w:numId="2" w16cid:durableId="1791119459">
     <w:abstractNumId w:val="0"/>
   </w:num>
 </w:numbering>
 </file>
 
 <file path=word/styles.xml><?xml version="1.0" encoding="utf-8"?>
-<w:styles xmlns:mc="http://schemas.openxmlformats.org/markup-compatibility/2006" xmlns:r="http://schemas.openxmlformats.org/officeDocument/2006/relationships" xmlns:w="http://schemas.openxmlformats.org/wordprocessingml/2006/main" xmlns:w14="http://schemas.microsoft.com/office/word/2010/wordml" xmlns:w15="http://schemas.microsoft.com/office/word/2012/wordml" mc:Ignorable="w14 w15">
+<w:styles xmlns:mc="http://schemas.openxmlformats.org/markup-compatibility/2006" xmlns:r="http://schemas.openxmlformats.org/officeDocument/2006/relationships" xmlns:w="http://schemas.openxmlformats.org/wordprocessingml/2006/main" xmlns:w14="http://schemas.microsoft.com/office/word/2010/wordml" xmlns:w15="http://schemas.microsoft.com/office/word/2012/wordml" xmlns:w16cex="http://schemas.microsoft.com/office/word/2018/wordml/cex" xmlns:w16cid="http://schemas.microsoft.com/office/word/2016/wordml/cid" xmlns:w16="http://schemas.microsoft.com/office/word/2018/wordml" xmlns:w16du="http://schemas.microsoft.com/office/word/2023/wordml/word16du" xmlns:w16sdtdh="http://schemas.microsoft.com/office/word/2020/wordml/sdtdatahash" xmlns:w16sdtfl="http://schemas.microsoft.com/office/word/2024/wordml/sdtformatlock" xmlns:w16se="http://schemas.microsoft.com/office/word/2015/wordml/symex" mc:Ignorable="w14 w15 w16se w16cid w16 w16cex w16sdtdh w16sdtfl w16du">
   <w:docDefaults>
     <w:rPrDefault>
       <w:rPr>
@@ -1079,7 +6500,7 @@
       </w:pPr>
     </w:pPrDefault>
   </w:docDefaults>
-  <w:latentStyles w:defLockedState="0" w:defUIPriority="99" w:defSemiHidden="0" w:defUnhideWhenUsed="0" w:defQFormat="0" w:count="371">
+  <w:latentStyles w:defLockedState="0" w:defUIPriority="99" w:defSemiHidden="0" w:defUnhideWhenUsed="0" w:defQFormat="0" w:count="376">
     <w:lsdException w:name="Normal" w:uiPriority="0" w:qFormat="1"/>
     <w:lsdException w:name="heading 1" w:uiPriority="9" w:qFormat="1"/>
     <w:lsdException w:name="heading 2" w:semiHidden="1" w:uiPriority="9" w:unhideWhenUsed="1" w:qFormat="1"/>
@@ -1451,6 +6872,11 @@
     <w:lsdException w:name="List Table 5 Dark Accent 6" w:uiPriority="50"/>
     <w:lsdException w:name="List Table 6 Colorful Accent 6" w:uiPriority="51"/>
     <w:lsdException w:name="List Table 7 Colorful Accent 6" w:uiPriority="52"/>
+    <w:lsdException w:name="Mention" w:semiHidden="1" w:unhideWhenUsed="1"/>
+    <w:lsdException w:name="Smart Hyperlink" w:semiHidden="1" w:unhideWhenUsed="1"/>
+    <w:lsdException w:name="Hashtag" w:semiHidden="1" w:unhideWhenUsed="1"/>
+    <w:lsdException w:name="Unresolved Mention" w:semiHidden="1" w:unhideWhenUsed="1"/>
+    <w:lsdException w:name="Smart Link" w:semiHidden="1" w:unhideWhenUsed="1"/>
   </w:latentStyles>
   <w:style w:type="paragraph" w:default="1" w:styleId="Normal">
     <w:name w:val="Normal"/>
